--- a/Biblioteca/docs/relatorioFinall.docx
+++ b/Biblioteca/docs/relatorioFinall.docx
@@ -390,11 +390,9 @@
         <w:lastRenderedPageBreak/>
         <w:t xml:space="preserve">1. </w:t>
       </w:r>
-      <w:proofErr w:type="spellStart"/>
-      <w:r>
-        <w:t>Introducao</w:t>
-      </w:r>
-      <w:proofErr w:type="spellEnd"/>
+      <w:r>
+        <w:t>Introdução</w:t>
+      </w:r>
       <w:r>
         <w:t xml:space="preserve"> ao Sistema Desenvolvido</w:t>
       </w:r>
@@ -6542,11 +6540,9 @@
       <w:r>
         <w:t xml:space="preserve"> </w:t>
       </w:r>
-      <w:proofErr w:type="spellStart"/>
-      <w:r>
-        <w:t>apos</w:t>
-      </w:r>
-      <w:proofErr w:type="spellEnd"/>
+      <w:r>
+        <w:t>após</w:t>
+      </w:r>
       <w:r>
         <w:t xml:space="preserve"> uma </w:t>
       </w:r>
@@ -6890,7004 +6886,6 @@
         <w:br w:type="page"/>
       </w:r>
     </w:p>
-    <w:p>
-      <w:pPr>
-        <w:pStyle w:val="Ttulo1"/>
-        <w:pBdr>
-          <w:bottom w:val="single" w:sz="10" w:space="4" w:color="2E74B5"/>
-        </w:pBdr>
-      </w:pPr>
-      <w:r>
-        <w:lastRenderedPageBreak/>
-        <w:t xml:space="preserve">6. Link para o </w:t>
-      </w:r>
-      <w:proofErr w:type="spellStart"/>
-      <w:r>
-        <w:t>Repositorio</w:t>
-      </w:r>
-      <w:proofErr w:type="spellEnd"/>
-      <w:r>
-        <w:t xml:space="preserve"> no GitHub</w:t>
-      </w:r>
-    </w:p>
-    <w:tbl>
-      <w:tblPr>
-        <w:tblW w:w="9638" w:type="dxa"/>
-        <w:tblBorders>
-          <w:top w:val="single" w:sz="4" w:space="0" w:color="auto"/>
-          <w:left w:val="single" w:sz="4" w:space="0" w:color="auto"/>
-          <w:bottom w:val="single" w:sz="4" w:space="0" w:color="auto"/>
-          <w:right w:val="single" w:sz="4" w:space="0" w:color="auto"/>
-          <w:insideH w:val="single" w:sz="4" w:space="0" w:color="auto"/>
-          <w:insideV w:val="single" w:sz="4" w:space="0" w:color="auto"/>
-        </w:tblBorders>
-        <w:tblCellMar>
-          <w:left w:w="10" w:type="dxa"/>
-          <w:right w:w="10" w:type="dxa"/>
-        </w:tblCellMar>
-        <w:tblLook w:val="04A0" w:firstRow="1" w:lastRow="0" w:firstColumn="1" w:lastColumn="0" w:noHBand="0" w:noVBand="1"/>
-      </w:tblPr>
-      <w:tblGrid>
-        <w:gridCol w:w="2891"/>
-        <w:gridCol w:w="6747"/>
-      </w:tblGrid>
-      <w:tr>
-        <w:trPr>
-          <w:tblHeader/>
-        </w:trPr>
-        <w:tc>
-          <w:tcPr>
-            <w:tcW w:w="2891" w:type="dxa"/>
-            <w:tcBorders>
-              <w:top w:val="single" w:sz="4" w:space="0" w:color="1F3864"/>
-              <w:left w:val="single" w:sz="4" w:space="0" w:color="1F3864"/>
-              <w:bottom w:val="single" w:sz="4" w:space="0" w:color="1F3864"/>
-              <w:right w:val="single" w:sz="4" w:space="0" w:color="1F3864"/>
-            </w:tcBorders>
-            <w:shd w:val="clear" w:color="auto" w:fill="1F3864"/>
-            <w:tcMar>
-              <w:top w:w="100" w:type="dxa"/>
-              <w:left w:w="130" w:type="dxa"/>
-              <w:bottom w:w="100" w:type="dxa"/>
-              <w:right w:w="130" w:type="dxa"/>
-            </w:tcMar>
-            <w:vAlign w:val="center"/>
-          </w:tcPr>
-          <w:p>
-            <w:pPr>
-              <w:jc w:val="center"/>
-            </w:pPr>
-            <w:r>
-              <w:rPr>
-                <w:b/>
-                <w:bCs/>
-                <w:color w:val="FFFFFF"/>
-                <w:sz w:val="20"/>
-                <w:szCs w:val="20"/>
-              </w:rPr>
-              <w:t>Item</w:t>
-            </w:r>
-          </w:p>
-        </w:tc>
-        <w:tc>
-          <w:tcPr>
-            <w:tcW w:w="6747" w:type="dxa"/>
-            <w:tcBorders>
-              <w:top w:val="single" w:sz="4" w:space="0" w:color="1F3864"/>
-              <w:left w:val="single" w:sz="4" w:space="0" w:color="1F3864"/>
-              <w:bottom w:val="single" w:sz="4" w:space="0" w:color="1F3864"/>
-              <w:right w:val="single" w:sz="4" w:space="0" w:color="1F3864"/>
-            </w:tcBorders>
-            <w:shd w:val="clear" w:color="auto" w:fill="1F3864"/>
-            <w:tcMar>
-              <w:top w:w="100" w:type="dxa"/>
-              <w:left w:w="130" w:type="dxa"/>
-              <w:bottom w:w="100" w:type="dxa"/>
-              <w:right w:w="130" w:type="dxa"/>
-            </w:tcMar>
-            <w:vAlign w:val="center"/>
-          </w:tcPr>
-          <w:p>
-            <w:pPr>
-              <w:jc w:val="center"/>
-            </w:pPr>
-            <w:r>
-              <w:rPr>
-                <w:b/>
-                <w:bCs/>
-                <w:color w:val="FFFFFF"/>
-                <w:sz w:val="20"/>
-                <w:szCs w:val="20"/>
-              </w:rPr>
-              <w:t>Detalhe</w:t>
-            </w:r>
-          </w:p>
-        </w:tc>
-      </w:tr>
-      <w:tr>
-        <w:tc>
-          <w:tcPr>
-            <w:tcW w:w="2891" w:type="dxa"/>
-            <w:tcBorders>
-              <w:top w:val="single" w:sz="4" w:space="0" w:color="CCCCCC"/>
-              <w:left w:val="single" w:sz="4" w:space="0" w:color="CCCCCC"/>
-              <w:bottom w:val="single" w:sz="4" w:space="0" w:color="CCCCCC"/>
-              <w:right w:val="single" w:sz="4" w:space="0" w:color="CCCCCC"/>
-            </w:tcBorders>
-            <w:shd w:val="clear" w:color="auto" w:fill="FFFFFF"/>
-            <w:tcMar>
-              <w:top w:w="80" w:type="dxa"/>
-              <w:left w:w="130" w:type="dxa"/>
-              <w:bottom w:w="80" w:type="dxa"/>
-              <w:right w:w="130" w:type="dxa"/>
-            </w:tcMar>
-            <w:vAlign w:val="center"/>
-          </w:tcPr>
-          <w:p>
-            <w:r>
-              <w:rPr>
-                <w:sz w:val="20"/>
-                <w:szCs w:val="20"/>
-              </w:rPr>
-              <w:t>URL</w:t>
-            </w:r>
-          </w:p>
-        </w:tc>
-        <w:tc>
-          <w:tcPr>
-            <w:tcW w:w="6747" w:type="dxa"/>
-            <w:tcBorders>
-              <w:top w:val="single" w:sz="4" w:space="0" w:color="CCCCCC"/>
-              <w:left w:val="single" w:sz="4" w:space="0" w:color="CCCCCC"/>
-              <w:bottom w:val="single" w:sz="4" w:space="0" w:color="CCCCCC"/>
-              <w:right w:val="single" w:sz="4" w:space="0" w:color="CCCCCC"/>
-            </w:tcBorders>
-            <w:shd w:val="clear" w:color="auto" w:fill="FFFFFF"/>
-            <w:tcMar>
-              <w:top w:w="80" w:type="dxa"/>
-              <w:left w:w="130" w:type="dxa"/>
-              <w:bottom w:w="80" w:type="dxa"/>
-              <w:right w:w="130" w:type="dxa"/>
-            </w:tcMar>
-            <w:vAlign w:val="center"/>
-          </w:tcPr>
-          <w:p>
-            <w:r>
-              <w:rPr>
-                <w:sz w:val="20"/>
-                <w:szCs w:val="20"/>
-              </w:rPr>
-              <w:t>https://github.com/[usuario]/biblioteca-teste-software</w:t>
-            </w:r>
-          </w:p>
-        </w:tc>
-      </w:tr>
-      <w:tr>
-        <w:tc>
-          <w:tcPr>
-            <w:tcW w:w="2891" w:type="dxa"/>
-            <w:tcBorders>
-              <w:top w:val="single" w:sz="4" w:space="0" w:color="CCCCCC"/>
-              <w:left w:val="single" w:sz="4" w:space="0" w:color="CCCCCC"/>
-              <w:bottom w:val="single" w:sz="4" w:space="0" w:color="CCCCCC"/>
-              <w:right w:val="single" w:sz="4" w:space="0" w:color="CCCCCC"/>
-            </w:tcBorders>
-            <w:shd w:val="clear" w:color="auto" w:fill="F5F5F5"/>
-            <w:tcMar>
-              <w:top w:w="80" w:type="dxa"/>
-              <w:left w:w="130" w:type="dxa"/>
-              <w:bottom w:w="80" w:type="dxa"/>
-              <w:right w:w="130" w:type="dxa"/>
-            </w:tcMar>
-            <w:vAlign w:val="center"/>
-          </w:tcPr>
-          <w:p>
-            <w:r>
-              <w:rPr>
-                <w:sz w:val="20"/>
-                <w:szCs w:val="20"/>
-              </w:rPr>
-              <w:t>Branch principal</w:t>
-            </w:r>
-          </w:p>
-        </w:tc>
-        <w:tc>
-          <w:tcPr>
-            <w:tcW w:w="6747" w:type="dxa"/>
-            <w:tcBorders>
-              <w:top w:val="single" w:sz="4" w:space="0" w:color="CCCCCC"/>
-              <w:left w:val="single" w:sz="4" w:space="0" w:color="CCCCCC"/>
-              <w:bottom w:val="single" w:sz="4" w:space="0" w:color="CCCCCC"/>
-              <w:right w:val="single" w:sz="4" w:space="0" w:color="CCCCCC"/>
-            </w:tcBorders>
-            <w:shd w:val="clear" w:color="auto" w:fill="F5F5F5"/>
-            <w:tcMar>
-              <w:top w:w="80" w:type="dxa"/>
-              <w:left w:w="130" w:type="dxa"/>
-              <w:bottom w:w="80" w:type="dxa"/>
-              <w:right w:w="130" w:type="dxa"/>
-            </w:tcMar>
-            <w:vAlign w:val="center"/>
-          </w:tcPr>
-          <w:p>
-            <w:proofErr w:type="spellStart"/>
-            <w:r>
-              <w:rPr>
-                <w:sz w:val="20"/>
-                <w:szCs w:val="20"/>
-              </w:rPr>
-              <w:t>main</w:t>
-            </w:r>
-            <w:proofErr w:type="spellEnd"/>
-            <w:r>
-              <w:rPr>
-                <w:sz w:val="20"/>
-                <w:szCs w:val="20"/>
-              </w:rPr>
-              <w:t xml:space="preserve"> / master</w:t>
-            </w:r>
-          </w:p>
-        </w:tc>
-      </w:tr>
-      <w:tr>
-        <w:tc>
-          <w:tcPr>
-            <w:tcW w:w="2891" w:type="dxa"/>
-            <w:tcBorders>
-              <w:top w:val="single" w:sz="4" w:space="0" w:color="CCCCCC"/>
-              <w:left w:val="single" w:sz="4" w:space="0" w:color="CCCCCC"/>
-              <w:bottom w:val="single" w:sz="4" w:space="0" w:color="CCCCCC"/>
-              <w:right w:val="single" w:sz="4" w:space="0" w:color="CCCCCC"/>
-            </w:tcBorders>
-            <w:shd w:val="clear" w:color="auto" w:fill="FFFFFF"/>
-            <w:tcMar>
-              <w:top w:w="80" w:type="dxa"/>
-              <w:left w:w="130" w:type="dxa"/>
-              <w:bottom w:w="80" w:type="dxa"/>
-              <w:right w:w="130" w:type="dxa"/>
-            </w:tcMar>
-            <w:vAlign w:val="center"/>
-          </w:tcPr>
-          <w:p>
-            <w:r>
-              <w:rPr>
-                <w:sz w:val="20"/>
-                <w:szCs w:val="20"/>
-              </w:rPr>
-              <w:t>Pipeline CI/CD</w:t>
-            </w:r>
-          </w:p>
-        </w:tc>
-        <w:tc>
-          <w:tcPr>
-            <w:tcW w:w="6747" w:type="dxa"/>
-            <w:tcBorders>
-              <w:top w:val="single" w:sz="4" w:space="0" w:color="CCCCCC"/>
-              <w:left w:val="single" w:sz="4" w:space="0" w:color="CCCCCC"/>
-              <w:bottom w:val="single" w:sz="4" w:space="0" w:color="CCCCCC"/>
-              <w:right w:val="single" w:sz="4" w:space="0" w:color="CCCCCC"/>
-            </w:tcBorders>
-            <w:shd w:val="clear" w:color="auto" w:fill="FFFFFF"/>
-            <w:tcMar>
-              <w:top w:w="80" w:type="dxa"/>
-              <w:left w:w="130" w:type="dxa"/>
-              <w:bottom w:w="80" w:type="dxa"/>
-              <w:right w:w="130" w:type="dxa"/>
-            </w:tcMar>
-            <w:vAlign w:val="center"/>
-          </w:tcPr>
-          <w:p>
-            <w:r>
-              <w:rPr>
-                <w:sz w:val="20"/>
-                <w:szCs w:val="20"/>
-              </w:rPr>
-              <w:t>.</w:t>
-            </w:r>
-            <w:proofErr w:type="spellStart"/>
-            <w:r>
-              <w:rPr>
-                <w:sz w:val="20"/>
-                <w:szCs w:val="20"/>
-              </w:rPr>
-              <w:t>gitlab-ci.yml</w:t>
-            </w:r>
-            <w:proofErr w:type="spellEnd"/>
-            <w:r>
-              <w:rPr>
-                <w:sz w:val="20"/>
-                <w:szCs w:val="20"/>
-              </w:rPr>
-              <w:t xml:space="preserve"> (build &gt; </w:t>
-            </w:r>
-            <w:proofErr w:type="spellStart"/>
-            <w:r>
-              <w:rPr>
-                <w:sz w:val="20"/>
-                <w:szCs w:val="20"/>
-              </w:rPr>
-              <w:t>test</w:t>
-            </w:r>
-            <w:proofErr w:type="spellEnd"/>
-            <w:r>
-              <w:rPr>
-                <w:sz w:val="20"/>
-                <w:szCs w:val="20"/>
-              </w:rPr>
-              <w:t xml:space="preserve"> &gt; </w:t>
-            </w:r>
-            <w:proofErr w:type="spellStart"/>
-            <w:r>
-              <w:rPr>
-                <w:sz w:val="20"/>
-                <w:szCs w:val="20"/>
-              </w:rPr>
-              <w:t>deploy</w:t>
-            </w:r>
-            <w:proofErr w:type="spellEnd"/>
-            <w:r>
-              <w:rPr>
-                <w:sz w:val="20"/>
-                <w:szCs w:val="20"/>
-              </w:rPr>
-              <w:t>)</w:t>
-            </w:r>
-          </w:p>
-        </w:tc>
-      </w:tr>
-      <w:tr>
-        <w:tc>
-          <w:tcPr>
-            <w:tcW w:w="2891" w:type="dxa"/>
-            <w:tcBorders>
-              <w:top w:val="single" w:sz="4" w:space="0" w:color="CCCCCC"/>
-              <w:left w:val="single" w:sz="4" w:space="0" w:color="CCCCCC"/>
-              <w:bottom w:val="single" w:sz="4" w:space="0" w:color="CCCCCC"/>
-              <w:right w:val="single" w:sz="4" w:space="0" w:color="CCCCCC"/>
-            </w:tcBorders>
-            <w:shd w:val="clear" w:color="auto" w:fill="F5F5F5"/>
-            <w:tcMar>
-              <w:top w:w="80" w:type="dxa"/>
-              <w:left w:w="130" w:type="dxa"/>
-              <w:bottom w:w="80" w:type="dxa"/>
-              <w:right w:w="130" w:type="dxa"/>
-            </w:tcMar>
-            <w:vAlign w:val="center"/>
-          </w:tcPr>
-          <w:p>
-            <w:r>
-              <w:rPr>
-                <w:sz w:val="20"/>
-                <w:szCs w:val="20"/>
-              </w:rPr>
-              <w:t>Arquivo de banco</w:t>
-            </w:r>
-          </w:p>
-        </w:tc>
-        <w:tc>
-          <w:tcPr>
-            <w:tcW w:w="6747" w:type="dxa"/>
-            <w:tcBorders>
-              <w:top w:val="single" w:sz="4" w:space="0" w:color="CCCCCC"/>
-              <w:left w:val="single" w:sz="4" w:space="0" w:color="CCCCCC"/>
-              <w:bottom w:val="single" w:sz="4" w:space="0" w:color="CCCCCC"/>
-              <w:right w:val="single" w:sz="4" w:space="0" w:color="CCCCCC"/>
-            </w:tcBorders>
-            <w:shd w:val="clear" w:color="auto" w:fill="F5F5F5"/>
-            <w:tcMar>
-              <w:top w:w="80" w:type="dxa"/>
-              <w:left w:w="130" w:type="dxa"/>
-              <w:bottom w:w="80" w:type="dxa"/>
-              <w:right w:w="130" w:type="dxa"/>
-            </w:tcMar>
-            <w:vAlign w:val="center"/>
-          </w:tcPr>
-          <w:p>
-            <w:proofErr w:type="spellStart"/>
-            <w:r>
-              <w:rPr>
-                <w:sz w:val="20"/>
-                <w:szCs w:val="20"/>
-              </w:rPr>
-              <w:t>biblioteca.db</w:t>
-            </w:r>
-            <w:proofErr w:type="spellEnd"/>
-            <w:r>
-              <w:rPr>
-                <w:sz w:val="20"/>
-                <w:szCs w:val="20"/>
-              </w:rPr>
-              <w:t xml:space="preserve"> — criado automaticamente, </w:t>
-            </w:r>
-            <w:proofErr w:type="spellStart"/>
-            <w:r>
-              <w:rPr>
-                <w:sz w:val="20"/>
-                <w:szCs w:val="20"/>
-              </w:rPr>
-              <w:t>nao</w:t>
-            </w:r>
-            <w:proofErr w:type="spellEnd"/>
-            <w:r>
-              <w:rPr>
-                <w:sz w:val="20"/>
-                <w:szCs w:val="20"/>
-              </w:rPr>
-              <w:t xml:space="preserve"> </w:t>
-            </w:r>
-            <w:proofErr w:type="spellStart"/>
-            <w:r>
-              <w:rPr>
-                <w:sz w:val="20"/>
-                <w:szCs w:val="20"/>
-              </w:rPr>
-              <w:t>versionado</w:t>
-            </w:r>
-            <w:proofErr w:type="spellEnd"/>
-            <w:r>
-              <w:rPr>
-                <w:sz w:val="20"/>
-                <w:szCs w:val="20"/>
-              </w:rPr>
-              <w:t xml:space="preserve"> (.</w:t>
-            </w:r>
-            <w:proofErr w:type="spellStart"/>
-            <w:r>
-              <w:rPr>
-                <w:sz w:val="20"/>
-                <w:szCs w:val="20"/>
-              </w:rPr>
-              <w:t>gitignore</w:t>
-            </w:r>
-            <w:proofErr w:type="spellEnd"/>
-            <w:r>
-              <w:rPr>
-                <w:sz w:val="20"/>
-                <w:szCs w:val="20"/>
-              </w:rPr>
-              <w:t>)</w:t>
-            </w:r>
-          </w:p>
-        </w:tc>
-      </w:tr>
-    </w:tbl>
-    <w:p/>
-    <w:tbl>
-      <w:tblPr>
-        <w:tblW w:w="9638" w:type="dxa"/>
-        <w:tblBorders>
-          <w:top w:val="single" w:sz="4" w:space="0" w:color="auto"/>
-          <w:left w:val="single" w:sz="4" w:space="0" w:color="auto"/>
-          <w:bottom w:val="single" w:sz="4" w:space="0" w:color="auto"/>
-          <w:right w:val="single" w:sz="4" w:space="0" w:color="auto"/>
-          <w:insideH w:val="single" w:sz="4" w:space="0" w:color="auto"/>
-          <w:insideV w:val="single" w:sz="4" w:space="0" w:color="auto"/>
-        </w:tblBorders>
-        <w:tblCellMar>
-          <w:left w:w="10" w:type="dxa"/>
-          <w:right w:w="10" w:type="dxa"/>
-        </w:tblCellMar>
-        <w:tblLook w:val="04A0" w:firstRow="1" w:lastRow="0" w:firstColumn="1" w:lastColumn="0" w:noHBand="0" w:noVBand="1"/>
-      </w:tblPr>
-      <w:tblGrid>
-        <w:gridCol w:w="9638"/>
-      </w:tblGrid>
-      <w:tr>
-        <w:tc>
-          <w:tcPr>
-            <w:tcW w:w="9638" w:type="dxa"/>
-            <w:tcBorders>
-              <w:top w:val="single" w:sz="4" w:space="0" w:color="C55A11"/>
-              <w:left w:val="single" w:sz="4" w:space="0" w:color="C55A11"/>
-              <w:bottom w:val="single" w:sz="4" w:space="0" w:color="C55A11"/>
-              <w:right w:val="single" w:sz="4" w:space="0" w:color="C55A11"/>
-            </w:tcBorders>
-            <w:shd w:val="clear" w:color="auto" w:fill="C55A11"/>
-            <w:tcMar>
-              <w:top w:w="100" w:type="dxa"/>
-              <w:left w:w="160" w:type="dxa"/>
-              <w:bottom w:w="100" w:type="dxa"/>
-              <w:right w:w="160" w:type="dxa"/>
-            </w:tcMar>
-          </w:tcPr>
-          <w:p>
-            <w:r>
-              <w:rPr>
-                <w:b/>
-                <w:bCs/>
-                <w:color w:val="FFFFFF"/>
-                <w:sz w:val="21"/>
-                <w:szCs w:val="21"/>
-              </w:rPr>
-              <w:t xml:space="preserve">  EVIDENCIA 15 — Pagina principal do </w:t>
-            </w:r>
-            <w:proofErr w:type="spellStart"/>
-            <w:r>
-              <w:rPr>
-                <w:b/>
-                <w:bCs/>
-                <w:color w:val="FFFFFF"/>
-                <w:sz w:val="21"/>
-                <w:szCs w:val="21"/>
-              </w:rPr>
-              <w:t>repositorio</w:t>
-            </w:r>
-            <w:proofErr w:type="spellEnd"/>
-            <w:r>
-              <w:rPr>
-                <w:b/>
-                <w:bCs/>
-                <w:color w:val="FFFFFF"/>
-                <w:sz w:val="21"/>
-                <w:szCs w:val="21"/>
-              </w:rPr>
-              <w:t xml:space="preserve"> no GitHub</w:t>
-            </w:r>
-          </w:p>
-        </w:tc>
-      </w:tr>
-      <w:tr>
-        <w:tc>
-          <w:tcPr>
-            <w:tcW w:w="9638" w:type="dxa"/>
-            <w:tcBorders>
-              <w:top w:val="single" w:sz="6" w:space="0" w:color="C55A11"/>
-              <w:left w:val="single" w:sz="6" w:space="0" w:color="C55A11"/>
-              <w:bottom w:val="single" w:sz="6" w:space="0" w:color="C55A11"/>
-              <w:right w:val="single" w:sz="6" w:space="0" w:color="C55A11"/>
-            </w:tcBorders>
-            <w:shd w:val="clear" w:color="auto" w:fill="FFF2CC"/>
-            <w:tcMar>
-              <w:top w:w="160" w:type="dxa"/>
-              <w:left w:w="200" w:type="dxa"/>
-              <w:bottom w:w="160" w:type="dxa"/>
-              <w:right w:w="200" w:type="dxa"/>
-            </w:tcMar>
-          </w:tcPr>
-          <w:p>
-            <w:r>
-              <w:rPr>
-                <w:b/>
-                <w:bCs/>
-                <w:color w:val="8B4513"/>
-                <w:sz w:val="21"/>
-                <w:szCs w:val="21"/>
-              </w:rPr>
-              <w:t xml:space="preserve">COLE AQUI o print da </w:t>
-            </w:r>
-            <w:proofErr w:type="spellStart"/>
-            <w:r>
-              <w:rPr>
-                <w:b/>
-                <w:bCs/>
-                <w:color w:val="8B4513"/>
-                <w:sz w:val="21"/>
-                <w:szCs w:val="21"/>
-              </w:rPr>
-              <w:t>pagina</w:t>
-            </w:r>
-            <w:proofErr w:type="spellEnd"/>
-            <w:r>
-              <w:rPr>
-                <w:b/>
-                <w:bCs/>
-                <w:color w:val="8B4513"/>
-                <w:sz w:val="21"/>
-                <w:szCs w:val="21"/>
-              </w:rPr>
-              <w:t xml:space="preserve"> inicial do </w:t>
-            </w:r>
-            <w:proofErr w:type="spellStart"/>
-            <w:r>
-              <w:rPr>
-                <w:b/>
-                <w:bCs/>
-                <w:color w:val="8B4513"/>
-                <w:sz w:val="21"/>
-                <w:szCs w:val="21"/>
-              </w:rPr>
-              <w:t>repositorio</w:t>
-            </w:r>
-            <w:proofErr w:type="spellEnd"/>
-            <w:r>
-              <w:rPr>
-                <w:b/>
-                <w:bCs/>
-                <w:color w:val="8B4513"/>
-                <w:sz w:val="21"/>
-                <w:szCs w:val="21"/>
-              </w:rPr>
-              <w:t xml:space="preserve"> mostrando: URL, estrutura de pastas, README e </w:t>
-            </w:r>
-            <w:proofErr w:type="spellStart"/>
-            <w:r>
-              <w:rPr>
-                <w:b/>
-                <w:bCs/>
-                <w:color w:val="8B4513"/>
-                <w:sz w:val="21"/>
-                <w:szCs w:val="21"/>
-              </w:rPr>
-              <w:t>numero</w:t>
-            </w:r>
-            <w:proofErr w:type="spellEnd"/>
-            <w:r>
-              <w:rPr>
-                <w:b/>
-                <w:bCs/>
-                <w:color w:val="8B4513"/>
-                <w:sz w:val="21"/>
-                <w:szCs w:val="21"/>
-              </w:rPr>
-              <w:t xml:space="preserve"> de </w:t>
-            </w:r>
-            <w:proofErr w:type="spellStart"/>
-            <w:r>
-              <w:rPr>
-                <w:b/>
-                <w:bCs/>
-                <w:color w:val="8B4513"/>
-                <w:sz w:val="21"/>
-                <w:szCs w:val="21"/>
-              </w:rPr>
-              <w:t>commits</w:t>
-            </w:r>
-            <w:proofErr w:type="spellEnd"/>
-            <w:r>
-              <w:rPr>
-                <w:b/>
-                <w:bCs/>
-                <w:color w:val="8B4513"/>
-                <w:sz w:val="21"/>
-                <w:szCs w:val="21"/>
-              </w:rPr>
-              <w:t>.</w:t>
-            </w:r>
-          </w:p>
-          <w:p>
-            <w:pPr>
-              <w:spacing w:before="60"/>
-            </w:pPr>
-            <w:r>
-              <w:rPr>
-                <w:i/>
-                <w:iCs/>
-                <w:color w:val="666666"/>
-                <w:sz w:val="20"/>
-                <w:szCs w:val="20"/>
-              </w:rPr>
-              <w:t>Dica: acesse github.com/[</w:t>
-            </w:r>
-            <w:proofErr w:type="spellStart"/>
-            <w:r>
-              <w:rPr>
-                <w:i/>
-                <w:iCs/>
-                <w:color w:val="666666"/>
-                <w:sz w:val="20"/>
-                <w:szCs w:val="20"/>
-              </w:rPr>
-              <w:t>usuario</w:t>
-            </w:r>
-            <w:proofErr w:type="spellEnd"/>
-            <w:r>
-              <w:rPr>
-                <w:i/>
-                <w:iCs/>
-                <w:color w:val="666666"/>
-                <w:sz w:val="20"/>
-                <w:szCs w:val="20"/>
-              </w:rPr>
-              <w:t xml:space="preserve">]/biblioteca-teste-software e tire print da </w:t>
-            </w:r>
-            <w:proofErr w:type="spellStart"/>
-            <w:r>
-              <w:rPr>
-                <w:i/>
-                <w:iCs/>
-                <w:color w:val="666666"/>
-                <w:sz w:val="20"/>
-                <w:szCs w:val="20"/>
-              </w:rPr>
-              <w:t>pagina</w:t>
-            </w:r>
-            <w:proofErr w:type="spellEnd"/>
-            <w:r>
-              <w:rPr>
-                <w:i/>
-                <w:iCs/>
-                <w:color w:val="666666"/>
-                <w:sz w:val="20"/>
-                <w:szCs w:val="20"/>
-              </w:rPr>
-              <w:t xml:space="preserve"> com a listagem de arquivos </w:t>
-            </w:r>
-            <w:proofErr w:type="spellStart"/>
-            <w:r>
-              <w:rPr>
-                <w:i/>
-                <w:iCs/>
-                <w:color w:val="666666"/>
-                <w:sz w:val="20"/>
-                <w:szCs w:val="20"/>
-              </w:rPr>
-              <w:t>visivel</w:t>
-            </w:r>
-            <w:proofErr w:type="spellEnd"/>
-            <w:r>
-              <w:rPr>
-                <w:i/>
-                <w:iCs/>
-                <w:color w:val="666666"/>
-                <w:sz w:val="20"/>
-                <w:szCs w:val="20"/>
-              </w:rPr>
-              <w:t>.</w:t>
-            </w:r>
-          </w:p>
-          <w:p>
-            <w:pPr>
-              <w:spacing w:before="180" w:after="180"/>
-            </w:pPr>
-          </w:p>
-        </w:tc>
-      </w:tr>
-    </w:tbl>
-    <w:p/>
-    <w:tbl>
-      <w:tblPr>
-        <w:tblW w:w="9638" w:type="dxa"/>
-        <w:tblBorders>
-          <w:top w:val="single" w:sz="4" w:space="0" w:color="auto"/>
-          <w:left w:val="single" w:sz="4" w:space="0" w:color="auto"/>
-          <w:bottom w:val="single" w:sz="4" w:space="0" w:color="auto"/>
-          <w:right w:val="single" w:sz="4" w:space="0" w:color="auto"/>
-          <w:insideH w:val="single" w:sz="4" w:space="0" w:color="auto"/>
-          <w:insideV w:val="single" w:sz="4" w:space="0" w:color="auto"/>
-        </w:tblBorders>
-        <w:tblCellMar>
-          <w:left w:w="10" w:type="dxa"/>
-          <w:right w:w="10" w:type="dxa"/>
-        </w:tblCellMar>
-        <w:tblLook w:val="04A0" w:firstRow="1" w:lastRow="0" w:firstColumn="1" w:lastColumn="0" w:noHBand="0" w:noVBand="1"/>
-      </w:tblPr>
-      <w:tblGrid>
-        <w:gridCol w:w="9638"/>
-      </w:tblGrid>
-      <w:tr>
-        <w:tc>
-          <w:tcPr>
-            <w:tcW w:w="9638" w:type="dxa"/>
-            <w:tcBorders>
-              <w:top w:val="single" w:sz="4" w:space="0" w:color="C55A11"/>
-              <w:left w:val="single" w:sz="4" w:space="0" w:color="C55A11"/>
-              <w:bottom w:val="single" w:sz="4" w:space="0" w:color="C55A11"/>
-              <w:right w:val="single" w:sz="4" w:space="0" w:color="C55A11"/>
-            </w:tcBorders>
-            <w:shd w:val="clear" w:color="auto" w:fill="C55A11"/>
-            <w:tcMar>
-              <w:top w:w="100" w:type="dxa"/>
-              <w:left w:w="160" w:type="dxa"/>
-              <w:bottom w:w="100" w:type="dxa"/>
-              <w:right w:w="160" w:type="dxa"/>
-            </w:tcMar>
-          </w:tcPr>
-          <w:p>
-            <w:r>
-              <w:rPr>
-                <w:b/>
-                <w:bCs/>
-                <w:color w:val="FFFFFF"/>
-                <w:sz w:val="21"/>
-                <w:szCs w:val="21"/>
-              </w:rPr>
-              <w:t xml:space="preserve">  EVIDENCIA 16 — </w:t>
-            </w:r>
-            <w:proofErr w:type="spellStart"/>
-            <w:r>
-              <w:rPr>
-                <w:b/>
-                <w:bCs/>
-                <w:color w:val="FFFFFF"/>
-                <w:sz w:val="21"/>
-                <w:szCs w:val="21"/>
-              </w:rPr>
-              <w:t>Historico</w:t>
-            </w:r>
-            <w:proofErr w:type="spellEnd"/>
-            <w:r>
-              <w:rPr>
-                <w:b/>
-                <w:bCs/>
-                <w:color w:val="FFFFFF"/>
-                <w:sz w:val="21"/>
-                <w:szCs w:val="21"/>
-              </w:rPr>
-              <w:t xml:space="preserve"> de </w:t>
-            </w:r>
-            <w:proofErr w:type="spellStart"/>
-            <w:r>
-              <w:rPr>
-                <w:b/>
-                <w:bCs/>
-                <w:color w:val="FFFFFF"/>
-                <w:sz w:val="21"/>
-                <w:szCs w:val="21"/>
-              </w:rPr>
-              <w:t>commits</w:t>
-            </w:r>
-            <w:proofErr w:type="spellEnd"/>
-            <w:r>
-              <w:rPr>
-                <w:b/>
-                <w:bCs/>
-                <w:color w:val="FFFFFF"/>
-                <w:sz w:val="21"/>
-                <w:szCs w:val="21"/>
-              </w:rPr>
-              <w:t xml:space="preserve"> (aba </w:t>
-            </w:r>
-            <w:proofErr w:type="spellStart"/>
-            <w:r>
-              <w:rPr>
-                <w:b/>
-                <w:bCs/>
-                <w:color w:val="FFFFFF"/>
-                <w:sz w:val="21"/>
-                <w:szCs w:val="21"/>
-              </w:rPr>
-              <w:t>Commits</w:t>
-            </w:r>
-            <w:proofErr w:type="spellEnd"/>
-            <w:r>
-              <w:rPr>
-                <w:b/>
-                <w:bCs/>
-                <w:color w:val="FFFFFF"/>
-                <w:sz w:val="21"/>
-                <w:szCs w:val="21"/>
-              </w:rPr>
-              <w:t xml:space="preserve"> do GitHub)</w:t>
-            </w:r>
-          </w:p>
-        </w:tc>
-      </w:tr>
-      <w:tr>
-        <w:tc>
-          <w:tcPr>
-            <w:tcW w:w="9638" w:type="dxa"/>
-            <w:tcBorders>
-              <w:top w:val="single" w:sz="6" w:space="0" w:color="C55A11"/>
-              <w:left w:val="single" w:sz="6" w:space="0" w:color="C55A11"/>
-              <w:bottom w:val="single" w:sz="6" w:space="0" w:color="C55A11"/>
-              <w:right w:val="single" w:sz="6" w:space="0" w:color="C55A11"/>
-            </w:tcBorders>
-            <w:shd w:val="clear" w:color="auto" w:fill="FFF2CC"/>
-            <w:tcMar>
-              <w:top w:w="160" w:type="dxa"/>
-              <w:left w:w="200" w:type="dxa"/>
-              <w:bottom w:w="160" w:type="dxa"/>
-              <w:right w:w="200" w:type="dxa"/>
-            </w:tcMar>
-          </w:tcPr>
-          <w:p>
-            <w:r>
-              <w:rPr>
-                <w:b/>
-                <w:bCs/>
-                <w:color w:val="8B4513"/>
-                <w:sz w:val="21"/>
-                <w:szCs w:val="21"/>
-              </w:rPr>
-              <w:t>COLE AQUI o print da aba '</w:t>
-            </w:r>
-            <w:proofErr w:type="spellStart"/>
-            <w:r>
-              <w:rPr>
-                <w:b/>
-                <w:bCs/>
-                <w:color w:val="8B4513"/>
-                <w:sz w:val="21"/>
-                <w:szCs w:val="21"/>
-              </w:rPr>
-              <w:t>Commits</w:t>
-            </w:r>
-            <w:proofErr w:type="spellEnd"/>
-            <w:r>
-              <w:rPr>
-                <w:b/>
-                <w:bCs/>
-                <w:color w:val="8B4513"/>
-                <w:sz w:val="21"/>
-                <w:szCs w:val="21"/>
-              </w:rPr>
-              <w:t xml:space="preserve">' do </w:t>
-            </w:r>
-            <w:proofErr w:type="spellStart"/>
-            <w:r>
-              <w:rPr>
-                <w:b/>
-                <w:bCs/>
-                <w:color w:val="8B4513"/>
-                <w:sz w:val="21"/>
-                <w:szCs w:val="21"/>
-              </w:rPr>
-              <w:t>repositorio</w:t>
-            </w:r>
-            <w:proofErr w:type="spellEnd"/>
-            <w:r>
-              <w:rPr>
-                <w:b/>
-                <w:bCs/>
-                <w:color w:val="8B4513"/>
-                <w:sz w:val="21"/>
-                <w:szCs w:val="21"/>
-              </w:rPr>
-              <w:t xml:space="preserve"> mostrando todos os </w:t>
-            </w:r>
-            <w:proofErr w:type="spellStart"/>
-            <w:r>
-              <w:rPr>
-                <w:b/>
-                <w:bCs/>
-                <w:color w:val="8B4513"/>
-                <w:sz w:val="21"/>
-                <w:szCs w:val="21"/>
-              </w:rPr>
-              <w:t>commits</w:t>
-            </w:r>
-            <w:proofErr w:type="spellEnd"/>
-            <w:r>
-              <w:rPr>
-                <w:b/>
-                <w:bCs/>
-                <w:color w:val="8B4513"/>
-                <w:sz w:val="21"/>
-                <w:szCs w:val="21"/>
-              </w:rPr>
-              <w:t xml:space="preserve"> com as mensagens correspondentes.</w:t>
-            </w:r>
-          </w:p>
-          <w:p>
-            <w:pPr>
-              <w:spacing w:before="60"/>
-            </w:pPr>
-            <w:r>
-              <w:rPr>
-                <w:i/>
-                <w:iCs/>
-                <w:color w:val="666666"/>
-                <w:sz w:val="20"/>
-                <w:szCs w:val="20"/>
-              </w:rPr>
-              <w:t xml:space="preserve">Dica: clique em 'X </w:t>
-            </w:r>
-            <w:proofErr w:type="spellStart"/>
-            <w:r>
-              <w:rPr>
-                <w:i/>
-                <w:iCs/>
-                <w:color w:val="666666"/>
-                <w:sz w:val="20"/>
-                <w:szCs w:val="20"/>
-              </w:rPr>
-              <w:t>commits</w:t>
-            </w:r>
-            <w:proofErr w:type="spellEnd"/>
-            <w:r>
-              <w:rPr>
-                <w:i/>
-                <w:iCs/>
-                <w:color w:val="666666"/>
-                <w:sz w:val="20"/>
-                <w:szCs w:val="20"/>
-              </w:rPr>
-              <w:t xml:space="preserve">' no topo do </w:t>
-            </w:r>
-            <w:proofErr w:type="spellStart"/>
-            <w:r>
-              <w:rPr>
-                <w:i/>
-                <w:iCs/>
-                <w:color w:val="666666"/>
-                <w:sz w:val="20"/>
-                <w:szCs w:val="20"/>
-              </w:rPr>
-              <w:t>repositorio</w:t>
-            </w:r>
-            <w:proofErr w:type="spellEnd"/>
-            <w:r>
-              <w:rPr>
-                <w:i/>
-                <w:iCs/>
-                <w:color w:val="666666"/>
-                <w:sz w:val="20"/>
-                <w:szCs w:val="20"/>
-              </w:rPr>
-              <w:t xml:space="preserve"> e tire print com pelo menos os </w:t>
-            </w:r>
-            <w:proofErr w:type="spellStart"/>
-            <w:r>
-              <w:rPr>
-                <w:i/>
-                <w:iCs/>
-                <w:color w:val="666666"/>
-                <w:sz w:val="20"/>
-                <w:szCs w:val="20"/>
-              </w:rPr>
-              <w:t>ultimos</w:t>
-            </w:r>
-            <w:proofErr w:type="spellEnd"/>
-            <w:r>
-              <w:rPr>
-                <w:i/>
-                <w:iCs/>
-                <w:color w:val="666666"/>
-                <w:sz w:val="20"/>
-                <w:szCs w:val="20"/>
-              </w:rPr>
-              <w:t xml:space="preserve"> 8 </w:t>
-            </w:r>
-            <w:proofErr w:type="spellStart"/>
-            <w:r>
-              <w:rPr>
-                <w:i/>
-                <w:iCs/>
-                <w:color w:val="666666"/>
-                <w:sz w:val="20"/>
-                <w:szCs w:val="20"/>
-              </w:rPr>
-              <w:t>commits</w:t>
-            </w:r>
-            <w:proofErr w:type="spellEnd"/>
-            <w:r>
-              <w:rPr>
-                <w:i/>
-                <w:iCs/>
-                <w:color w:val="666666"/>
-                <w:sz w:val="20"/>
-                <w:szCs w:val="20"/>
-              </w:rPr>
-              <w:t xml:space="preserve"> </w:t>
-            </w:r>
-            <w:proofErr w:type="spellStart"/>
-            <w:r>
-              <w:rPr>
-                <w:i/>
-                <w:iCs/>
-                <w:color w:val="666666"/>
-                <w:sz w:val="20"/>
-                <w:szCs w:val="20"/>
-              </w:rPr>
-              <w:t>visiveis</w:t>
-            </w:r>
-            <w:proofErr w:type="spellEnd"/>
-            <w:r>
-              <w:rPr>
-                <w:i/>
-                <w:iCs/>
-                <w:color w:val="666666"/>
-                <w:sz w:val="20"/>
-                <w:szCs w:val="20"/>
-              </w:rPr>
-              <w:t>.</w:t>
-            </w:r>
-          </w:p>
-          <w:p>
-            <w:pPr>
-              <w:spacing w:before="180" w:after="180"/>
-            </w:pPr>
-          </w:p>
-        </w:tc>
-      </w:tr>
-    </w:tbl>
-    <w:p/>
-    <w:p>
-      <w:r>
-        <w:br w:type="page"/>
-      </w:r>
-    </w:p>
-    <w:p>
-      <w:pPr>
-        <w:pStyle w:val="Ttulo1"/>
-        <w:pBdr>
-          <w:bottom w:val="single" w:sz="10" w:space="4" w:color="2E74B5"/>
-        </w:pBdr>
-      </w:pPr>
-      <w:r>
-        <w:lastRenderedPageBreak/>
-        <w:t>7. Roteiro Passo a Passo — Como Realizar os Testes</w:t>
-      </w:r>
-    </w:p>
-    <w:tbl>
-      <w:tblPr>
-        <w:tblW w:w="9638" w:type="dxa"/>
-        <w:tblBorders>
-          <w:top w:val="single" w:sz="4" w:space="0" w:color="auto"/>
-          <w:left w:val="single" w:sz="4" w:space="0" w:color="auto"/>
-          <w:bottom w:val="single" w:sz="4" w:space="0" w:color="auto"/>
-          <w:right w:val="single" w:sz="4" w:space="0" w:color="auto"/>
-          <w:insideH w:val="single" w:sz="4" w:space="0" w:color="auto"/>
-          <w:insideV w:val="single" w:sz="4" w:space="0" w:color="auto"/>
-        </w:tblBorders>
-        <w:tblCellMar>
-          <w:left w:w="10" w:type="dxa"/>
-          <w:right w:w="10" w:type="dxa"/>
-        </w:tblCellMar>
-        <w:tblLook w:val="04A0" w:firstRow="1" w:lastRow="0" w:firstColumn="1" w:lastColumn="0" w:noHBand="0" w:noVBand="1"/>
-      </w:tblPr>
-      <w:tblGrid>
-        <w:gridCol w:w="9638"/>
-      </w:tblGrid>
-      <w:tr>
-        <w:tc>
-          <w:tcPr>
-            <w:tcW w:w="9638" w:type="dxa"/>
-            <w:tcBorders>
-              <w:top w:val="single" w:sz="6" w:space="0" w:color="C55A11"/>
-              <w:left w:val="single" w:sz="18" w:space="0" w:color="C55A11"/>
-              <w:bottom w:val="single" w:sz="6" w:space="0" w:color="C55A11"/>
-              <w:right w:val="single" w:sz="6" w:space="0" w:color="C55A11"/>
-            </w:tcBorders>
-            <w:shd w:val="clear" w:color="auto" w:fill="FFF2CC"/>
-            <w:tcMar>
-              <w:top w:w="120" w:type="dxa"/>
-              <w:left w:w="200" w:type="dxa"/>
-              <w:bottom w:w="120" w:type="dxa"/>
-              <w:right w:w="200" w:type="dxa"/>
-            </w:tcMar>
-          </w:tcPr>
-          <w:p>
-            <w:r>
-              <w:rPr>
-                <w:b/>
-                <w:bCs/>
-                <w:color w:val="C55A11"/>
-                <w:sz w:val="21"/>
-                <w:szCs w:val="21"/>
-              </w:rPr>
-              <w:t xml:space="preserve">ATENCAO:  </w:t>
-            </w:r>
-            <w:r>
-              <w:rPr>
-                <w:color w:val="333333"/>
-                <w:sz w:val="21"/>
-                <w:szCs w:val="21"/>
-              </w:rPr>
-              <w:t xml:space="preserve">Siga este roteiro na ordem exata. Tire o print imediatamente </w:t>
-            </w:r>
-            <w:proofErr w:type="spellStart"/>
-            <w:r>
-              <w:rPr>
-                <w:color w:val="333333"/>
-                <w:sz w:val="21"/>
-                <w:szCs w:val="21"/>
-              </w:rPr>
-              <w:t>apos</w:t>
-            </w:r>
-            <w:proofErr w:type="spellEnd"/>
-            <w:r>
-              <w:rPr>
-                <w:color w:val="333333"/>
-                <w:sz w:val="21"/>
-                <w:szCs w:val="21"/>
-              </w:rPr>
-              <w:t xml:space="preserve"> cada </w:t>
-            </w:r>
-            <w:proofErr w:type="spellStart"/>
-            <w:r>
-              <w:rPr>
-                <w:color w:val="333333"/>
-                <w:sz w:val="21"/>
-                <w:szCs w:val="21"/>
-              </w:rPr>
-              <w:t>execucao</w:t>
-            </w:r>
-            <w:proofErr w:type="spellEnd"/>
-            <w:r>
-              <w:rPr>
-                <w:color w:val="333333"/>
-                <w:sz w:val="21"/>
-                <w:szCs w:val="21"/>
-              </w:rPr>
-              <w:t xml:space="preserve"> e cole na caixa laranja correspondente na </w:t>
-            </w:r>
-            <w:proofErr w:type="spellStart"/>
-            <w:r>
-              <w:rPr>
-                <w:color w:val="333333"/>
-                <w:sz w:val="21"/>
-                <w:szCs w:val="21"/>
-              </w:rPr>
-              <w:t>Secao</w:t>
-            </w:r>
-            <w:proofErr w:type="spellEnd"/>
-            <w:r>
-              <w:rPr>
-                <w:color w:val="333333"/>
-                <w:sz w:val="21"/>
-                <w:szCs w:val="21"/>
-              </w:rPr>
-              <w:t xml:space="preserve"> 4.</w:t>
-            </w:r>
-          </w:p>
-        </w:tc>
-      </w:tr>
-    </w:tbl>
-    <w:p/>
-    <w:p>
-      <w:pPr>
-        <w:spacing w:before="160" w:after="80"/>
-      </w:pPr>
-      <w:r>
-        <w:rPr>
-          <w:b/>
-          <w:bCs/>
-          <w:color w:val="1F3864"/>
-          <w:sz w:val="24"/>
-          <w:szCs w:val="24"/>
-        </w:rPr>
-        <w:t xml:space="preserve">PASSO 1 — Testes </w:t>
-      </w:r>
-      <w:proofErr w:type="spellStart"/>
-      <w:r>
-        <w:rPr>
-          <w:b/>
-          <w:bCs/>
-          <w:color w:val="1F3864"/>
-          <w:sz w:val="24"/>
-          <w:szCs w:val="24"/>
-        </w:rPr>
-        <w:t>Unitarios</w:t>
-      </w:r>
-      <w:proofErr w:type="spellEnd"/>
-      <w:r>
-        <w:rPr>
-          <w:b/>
-          <w:bCs/>
-          <w:color w:val="1F3864"/>
-          <w:sz w:val="24"/>
-          <w:szCs w:val="24"/>
-        </w:rPr>
-        <w:t xml:space="preserve"> e de </w:t>
-      </w:r>
-      <w:proofErr w:type="spellStart"/>
-      <w:r>
-        <w:rPr>
-          <w:b/>
-          <w:bCs/>
-          <w:color w:val="1F3864"/>
-          <w:sz w:val="24"/>
-          <w:szCs w:val="24"/>
-        </w:rPr>
-        <w:t>Integracao</w:t>
-      </w:r>
-      <w:proofErr w:type="spellEnd"/>
-      <w:r>
-        <w:rPr>
-          <w:b/>
-          <w:bCs/>
-          <w:color w:val="1F3864"/>
-          <w:sz w:val="24"/>
-          <w:szCs w:val="24"/>
-        </w:rPr>
-        <w:t xml:space="preserve"> no </w:t>
-      </w:r>
-      <w:proofErr w:type="spellStart"/>
-      <w:r>
-        <w:rPr>
-          <w:b/>
-          <w:bCs/>
-          <w:color w:val="1F3864"/>
-          <w:sz w:val="24"/>
-          <w:szCs w:val="24"/>
-        </w:rPr>
-        <w:t>IntelliJ</w:t>
-      </w:r>
-      <w:proofErr w:type="spellEnd"/>
-    </w:p>
-    <w:tbl>
-      <w:tblPr>
-        <w:tblW w:w="9638" w:type="dxa"/>
-        <w:tblBorders>
-          <w:top w:val="single" w:sz="4" w:space="0" w:color="auto"/>
-          <w:left w:val="single" w:sz="4" w:space="0" w:color="auto"/>
-          <w:bottom w:val="single" w:sz="4" w:space="0" w:color="auto"/>
-          <w:right w:val="single" w:sz="4" w:space="0" w:color="auto"/>
-          <w:insideH w:val="single" w:sz="4" w:space="0" w:color="auto"/>
-          <w:insideV w:val="single" w:sz="4" w:space="0" w:color="auto"/>
-        </w:tblBorders>
-        <w:tblCellMar>
-          <w:left w:w="10" w:type="dxa"/>
-          <w:right w:w="10" w:type="dxa"/>
-        </w:tblCellMar>
-        <w:tblLook w:val="04A0" w:firstRow="1" w:lastRow="0" w:firstColumn="1" w:lastColumn="0" w:noHBand="0" w:noVBand="1"/>
-      </w:tblPr>
-      <w:tblGrid>
-        <w:gridCol w:w="578"/>
-        <w:gridCol w:w="9060"/>
-      </w:tblGrid>
-      <w:tr>
-        <w:trPr>
-          <w:tblHeader/>
-        </w:trPr>
-        <w:tc>
-          <w:tcPr>
-            <w:tcW w:w="578" w:type="dxa"/>
-            <w:tcBorders>
-              <w:top w:val="single" w:sz="4" w:space="0" w:color="2E74B5"/>
-              <w:left w:val="single" w:sz="4" w:space="0" w:color="2E74B5"/>
-              <w:bottom w:val="single" w:sz="4" w:space="0" w:color="2E74B5"/>
-              <w:right w:val="single" w:sz="4" w:space="0" w:color="2E74B5"/>
-            </w:tcBorders>
-            <w:shd w:val="clear" w:color="auto" w:fill="2E74B5"/>
-            <w:tcMar>
-              <w:top w:w="100" w:type="dxa"/>
-              <w:left w:w="130" w:type="dxa"/>
-              <w:bottom w:w="100" w:type="dxa"/>
-              <w:right w:w="130" w:type="dxa"/>
-            </w:tcMar>
-            <w:vAlign w:val="center"/>
-          </w:tcPr>
-          <w:p>
-            <w:pPr>
-              <w:jc w:val="center"/>
-            </w:pPr>
-            <w:r>
-              <w:rPr>
-                <w:b/>
-                <w:bCs/>
-                <w:color w:val="FFFFFF"/>
-                <w:sz w:val="20"/>
-                <w:szCs w:val="20"/>
-              </w:rPr>
-              <w:t>#</w:t>
-            </w:r>
-          </w:p>
-        </w:tc>
-        <w:tc>
-          <w:tcPr>
-            <w:tcW w:w="9060" w:type="dxa"/>
-            <w:tcBorders>
-              <w:top w:val="single" w:sz="4" w:space="0" w:color="2E74B5"/>
-              <w:left w:val="single" w:sz="4" w:space="0" w:color="2E74B5"/>
-              <w:bottom w:val="single" w:sz="4" w:space="0" w:color="2E74B5"/>
-              <w:right w:val="single" w:sz="4" w:space="0" w:color="2E74B5"/>
-            </w:tcBorders>
-            <w:shd w:val="clear" w:color="auto" w:fill="2E74B5"/>
-            <w:tcMar>
-              <w:top w:w="100" w:type="dxa"/>
-              <w:left w:w="130" w:type="dxa"/>
-              <w:bottom w:w="100" w:type="dxa"/>
-              <w:right w:w="130" w:type="dxa"/>
-            </w:tcMar>
-            <w:vAlign w:val="center"/>
-          </w:tcPr>
-          <w:p>
-            <w:pPr>
-              <w:jc w:val="center"/>
-            </w:pPr>
-            <w:r>
-              <w:rPr>
-                <w:b/>
-                <w:bCs/>
-                <w:color w:val="FFFFFF"/>
-                <w:sz w:val="20"/>
-                <w:szCs w:val="20"/>
-              </w:rPr>
-              <w:t>Passo</w:t>
-            </w:r>
-          </w:p>
-        </w:tc>
-      </w:tr>
-      <w:tr>
-        <w:tc>
-          <w:tcPr>
-            <w:tcW w:w="578" w:type="dxa"/>
-            <w:tcBorders>
-              <w:top w:val="single" w:sz="4" w:space="0" w:color="CCCCCC"/>
-              <w:left w:val="single" w:sz="4" w:space="0" w:color="CCCCCC"/>
-              <w:bottom w:val="single" w:sz="4" w:space="0" w:color="CCCCCC"/>
-              <w:right w:val="single" w:sz="4" w:space="0" w:color="CCCCCC"/>
-            </w:tcBorders>
-            <w:shd w:val="clear" w:color="auto" w:fill="F5F5F5"/>
-            <w:tcMar>
-              <w:top w:w="80" w:type="dxa"/>
-              <w:left w:w="130" w:type="dxa"/>
-              <w:bottom w:w="80" w:type="dxa"/>
-              <w:right w:w="130" w:type="dxa"/>
-            </w:tcMar>
-            <w:vAlign w:val="center"/>
-          </w:tcPr>
-          <w:p>
-            <w:r>
-              <w:rPr>
-                <w:sz w:val="20"/>
-                <w:szCs w:val="20"/>
-              </w:rPr>
-              <w:t>1</w:t>
-            </w:r>
-          </w:p>
-        </w:tc>
-        <w:tc>
-          <w:tcPr>
-            <w:tcW w:w="9060" w:type="dxa"/>
-            <w:tcBorders>
-              <w:top w:val="single" w:sz="4" w:space="0" w:color="CCCCCC"/>
-              <w:left w:val="single" w:sz="4" w:space="0" w:color="CCCCCC"/>
-              <w:bottom w:val="single" w:sz="4" w:space="0" w:color="CCCCCC"/>
-              <w:right w:val="single" w:sz="4" w:space="0" w:color="CCCCCC"/>
-            </w:tcBorders>
-            <w:shd w:val="clear" w:color="auto" w:fill="F5F5F5"/>
-            <w:tcMar>
-              <w:top w:w="80" w:type="dxa"/>
-              <w:left w:w="130" w:type="dxa"/>
-              <w:bottom w:w="80" w:type="dxa"/>
-              <w:right w:w="130" w:type="dxa"/>
-            </w:tcMar>
-            <w:vAlign w:val="center"/>
-          </w:tcPr>
-          <w:p>
-            <w:r>
-              <w:rPr>
-                <w:sz w:val="20"/>
-                <w:szCs w:val="20"/>
-              </w:rPr>
-              <w:t xml:space="preserve">Abra o </w:t>
-            </w:r>
-            <w:proofErr w:type="spellStart"/>
-            <w:r>
-              <w:rPr>
-                <w:sz w:val="20"/>
-                <w:szCs w:val="20"/>
-              </w:rPr>
-              <w:t>IntelliJ</w:t>
-            </w:r>
-            <w:proofErr w:type="spellEnd"/>
-            <w:r>
-              <w:rPr>
-                <w:sz w:val="20"/>
-                <w:szCs w:val="20"/>
-              </w:rPr>
-              <w:t xml:space="preserve"> IDEA e </w:t>
-            </w:r>
-            <w:proofErr w:type="spellStart"/>
-            <w:r>
-              <w:rPr>
-                <w:sz w:val="20"/>
-                <w:szCs w:val="20"/>
-              </w:rPr>
-              <w:t>va</w:t>
-            </w:r>
-            <w:proofErr w:type="spellEnd"/>
-            <w:r>
-              <w:rPr>
-                <w:sz w:val="20"/>
-                <w:szCs w:val="20"/>
-              </w:rPr>
-              <w:t xml:space="preserve"> em File &gt; Open. Selecione a pasta que </w:t>
-            </w:r>
-            <w:proofErr w:type="spellStart"/>
-            <w:r>
-              <w:rPr>
-                <w:sz w:val="20"/>
-                <w:szCs w:val="20"/>
-              </w:rPr>
-              <w:t>contem</w:t>
-            </w:r>
-            <w:proofErr w:type="spellEnd"/>
-            <w:r>
-              <w:rPr>
-                <w:sz w:val="20"/>
-                <w:szCs w:val="20"/>
-              </w:rPr>
-              <w:t xml:space="preserve"> o pom.xml (Biblioteca/Biblioteca).</w:t>
-            </w:r>
-          </w:p>
-        </w:tc>
-      </w:tr>
-      <w:tr>
-        <w:tc>
-          <w:tcPr>
-            <w:tcW w:w="578" w:type="dxa"/>
-            <w:tcBorders>
-              <w:top w:val="single" w:sz="4" w:space="0" w:color="CCCCCC"/>
-              <w:left w:val="single" w:sz="4" w:space="0" w:color="CCCCCC"/>
-              <w:bottom w:val="single" w:sz="4" w:space="0" w:color="CCCCCC"/>
-              <w:right w:val="single" w:sz="4" w:space="0" w:color="CCCCCC"/>
-            </w:tcBorders>
-            <w:shd w:val="clear" w:color="auto" w:fill="FFFFFF"/>
-            <w:tcMar>
-              <w:top w:w="80" w:type="dxa"/>
-              <w:left w:w="130" w:type="dxa"/>
-              <w:bottom w:w="80" w:type="dxa"/>
-              <w:right w:w="130" w:type="dxa"/>
-            </w:tcMar>
-            <w:vAlign w:val="center"/>
-          </w:tcPr>
-          <w:p>
-            <w:r>
-              <w:rPr>
-                <w:sz w:val="20"/>
-                <w:szCs w:val="20"/>
-              </w:rPr>
-              <w:t>2</w:t>
-            </w:r>
-          </w:p>
-        </w:tc>
-        <w:tc>
-          <w:tcPr>
-            <w:tcW w:w="9060" w:type="dxa"/>
-            <w:tcBorders>
-              <w:top w:val="single" w:sz="4" w:space="0" w:color="CCCCCC"/>
-              <w:left w:val="single" w:sz="4" w:space="0" w:color="CCCCCC"/>
-              <w:bottom w:val="single" w:sz="4" w:space="0" w:color="CCCCCC"/>
-              <w:right w:val="single" w:sz="4" w:space="0" w:color="CCCCCC"/>
-            </w:tcBorders>
-            <w:shd w:val="clear" w:color="auto" w:fill="FFFFFF"/>
-            <w:tcMar>
-              <w:top w:w="80" w:type="dxa"/>
-              <w:left w:w="130" w:type="dxa"/>
-              <w:bottom w:w="80" w:type="dxa"/>
-              <w:right w:w="130" w:type="dxa"/>
-            </w:tcMar>
-            <w:vAlign w:val="center"/>
-          </w:tcPr>
-          <w:p>
-            <w:r>
-              <w:rPr>
-                <w:sz w:val="20"/>
-                <w:szCs w:val="20"/>
-              </w:rPr>
-              <w:t xml:space="preserve">Quando aparecer o </w:t>
-            </w:r>
-            <w:proofErr w:type="spellStart"/>
-            <w:r>
-              <w:rPr>
-                <w:sz w:val="20"/>
-                <w:szCs w:val="20"/>
-              </w:rPr>
-              <w:t>popup</w:t>
-            </w:r>
-            <w:proofErr w:type="spellEnd"/>
-            <w:r>
-              <w:rPr>
-                <w:sz w:val="20"/>
-                <w:szCs w:val="20"/>
-              </w:rPr>
-              <w:t xml:space="preserve"> '</w:t>
-            </w:r>
-            <w:proofErr w:type="spellStart"/>
-            <w:r>
-              <w:rPr>
-                <w:sz w:val="20"/>
-                <w:szCs w:val="20"/>
-              </w:rPr>
-              <w:t>Maven</w:t>
-            </w:r>
-            <w:proofErr w:type="spellEnd"/>
-            <w:r>
-              <w:rPr>
-                <w:sz w:val="20"/>
-                <w:szCs w:val="20"/>
-              </w:rPr>
-              <w:t xml:space="preserve"> </w:t>
-            </w:r>
-            <w:proofErr w:type="spellStart"/>
-            <w:r>
-              <w:rPr>
-                <w:sz w:val="20"/>
-                <w:szCs w:val="20"/>
-              </w:rPr>
-              <w:t>project</w:t>
-            </w:r>
-            <w:proofErr w:type="spellEnd"/>
-            <w:r>
-              <w:rPr>
-                <w:sz w:val="20"/>
-                <w:szCs w:val="20"/>
-              </w:rPr>
-              <w:t xml:space="preserve"> </w:t>
-            </w:r>
-            <w:proofErr w:type="spellStart"/>
-            <w:r>
-              <w:rPr>
-                <w:sz w:val="20"/>
-                <w:szCs w:val="20"/>
-              </w:rPr>
-              <w:t>detected</w:t>
-            </w:r>
-            <w:proofErr w:type="spellEnd"/>
-            <w:r>
-              <w:rPr>
-                <w:sz w:val="20"/>
-                <w:szCs w:val="20"/>
-              </w:rPr>
-              <w:t xml:space="preserve">', clique em </w:t>
-            </w:r>
-            <w:proofErr w:type="spellStart"/>
-            <w:r>
-              <w:rPr>
-                <w:sz w:val="20"/>
-                <w:szCs w:val="20"/>
-              </w:rPr>
-              <w:t>Load</w:t>
-            </w:r>
-            <w:proofErr w:type="spellEnd"/>
-            <w:r>
-              <w:rPr>
-                <w:sz w:val="20"/>
-                <w:szCs w:val="20"/>
-              </w:rPr>
-              <w:t xml:space="preserve"> ou Trust Project.</w:t>
-            </w:r>
-          </w:p>
-        </w:tc>
-      </w:tr>
-      <w:tr>
-        <w:tc>
-          <w:tcPr>
-            <w:tcW w:w="578" w:type="dxa"/>
-            <w:tcBorders>
-              <w:top w:val="single" w:sz="4" w:space="0" w:color="CCCCCC"/>
-              <w:left w:val="single" w:sz="4" w:space="0" w:color="CCCCCC"/>
-              <w:bottom w:val="single" w:sz="4" w:space="0" w:color="CCCCCC"/>
-              <w:right w:val="single" w:sz="4" w:space="0" w:color="CCCCCC"/>
-            </w:tcBorders>
-            <w:shd w:val="clear" w:color="auto" w:fill="F5F5F5"/>
-            <w:tcMar>
-              <w:top w:w="80" w:type="dxa"/>
-              <w:left w:w="130" w:type="dxa"/>
-              <w:bottom w:w="80" w:type="dxa"/>
-              <w:right w:w="130" w:type="dxa"/>
-            </w:tcMar>
-            <w:vAlign w:val="center"/>
-          </w:tcPr>
-          <w:p>
-            <w:r>
-              <w:rPr>
-                <w:sz w:val="20"/>
-                <w:szCs w:val="20"/>
-              </w:rPr>
-              <w:t>3</w:t>
-            </w:r>
-          </w:p>
-        </w:tc>
-        <w:tc>
-          <w:tcPr>
-            <w:tcW w:w="9060" w:type="dxa"/>
-            <w:tcBorders>
-              <w:top w:val="single" w:sz="4" w:space="0" w:color="CCCCCC"/>
-              <w:left w:val="single" w:sz="4" w:space="0" w:color="CCCCCC"/>
-              <w:bottom w:val="single" w:sz="4" w:space="0" w:color="CCCCCC"/>
-              <w:right w:val="single" w:sz="4" w:space="0" w:color="CCCCCC"/>
-            </w:tcBorders>
-            <w:shd w:val="clear" w:color="auto" w:fill="F5F5F5"/>
-            <w:tcMar>
-              <w:top w:w="80" w:type="dxa"/>
-              <w:left w:w="130" w:type="dxa"/>
-              <w:bottom w:w="80" w:type="dxa"/>
-              <w:right w:w="130" w:type="dxa"/>
-            </w:tcMar>
-            <w:vAlign w:val="center"/>
-          </w:tcPr>
-          <w:p>
-            <w:r>
-              <w:rPr>
-                <w:sz w:val="20"/>
-                <w:szCs w:val="20"/>
-              </w:rPr>
-              <w:t>No painel lateral direito, clique em '</w:t>
-            </w:r>
-            <w:proofErr w:type="spellStart"/>
-            <w:r>
-              <w:rPr>
-                <w:sz w:val="20"/>
-                <w:szCs w:val="20"/>
-              </w:rPr>
-              <w:t>Maven</w:t>
-            </w:r>
-            <w:proofErr w:type="spellEnd"/>
-            <w:r>
-              <w:rPr>
-                <w:sz w:val="20"/>
-                <w:szCs w:val="20"/>
-              </w:rPr>
-              <w:t xml:space="preserve">' para abrir o painel de ferramentas </w:t>
-            </w:r>
-            <w:proofErr w:type="spellStart"/>
-            <w:r>
-              <w:rPr>
-                <w:sz w:val="20"/>
-                <w:szCs w:val="20"/>
-              </w:rPr>
-              <w:t>Maven</w:t>
-            </w:r>
-            <w:proofErr w:type="spellEnd"/>
-            <w:r>
-              <w:rPr>
-                <w:sz w:val="20"/>
-                <w:szCs w:val="20"/>
-              </w:rPr>
-              <w:t>.</w:t>
-            </w:r>
-          </w:p>
-        </w:tc>
-      </w:tr>
-      <w:tr>
-        <w:tc>
-          <w:tcPr>
-            <w:tcW w:w="578" w:type="dxa"/>
-            <w:tcBorders>
-              <w:top w:val="single" w:sz="4" w:space="0" w:color="CCCCCC"/>
-              <w:left w:val="single" w:sz="4" w:space="0" w:color="CCCCCC"/>
-              <w:bottom w:val="single" w:sz="4" w:space="0" w:color="CCCCCC"/>
-              <w:right w:val="single" w:sz="4" w:space="0" w:color="CCCCCC"/>
-            </w:tcBorders>
-            <w:shd w:val="clear" w:color="auto" w:fill="FFFFFF"/>
-            <w:tcMar>
-              <w:top w:w="80" w:type="dxa"/>
-              <w:left w:w="130" w:type="dxa"/>
-              <w:bottom w:w="80" w:type="dxa"/>
-              <w:right w:w="130" w:type="dxa"/>
-            </w:tcMar>
-            <w:vAlign w:val="center"/>
-          </w:tcPr>
-          <w:p>
-            <w:r>
-              <w:rPr>
-                <w:sz w:val="20"/>
-                <w:szCs w:val="20"/>
-              </w:rPr>
-              <w:t>4</w:t>
-            </w:r>
-          </w:p>
-        </w:tc>
-        <w:tc>
-          <w:tcPr>
-            <w:tcW w:w="9060" w:type="dxa"/>
-            <w:tcBorders>
-              <w:top w:val="single" w:sz="4" w:space="0" w:color="CCCCCC"/>
-              <w:left w:val="single" w:sz="4" w:space="0" w:color="CCCCCC"/>
-              <w:bottom w:val="single" w:sz="4" w:space="0" w:color="CCCCCC"/>
-              <w:right w:val="single" w:sz="4" w:space="0" w:color="CCCCCC"/>
-            </w:tcBorders>
-            <w:shd w:val="clear" w:color="auto" w:fill="FFFFFF"/>
-            <w:tcMar>
-              <w:top w:w="80" w:type="dxa"/>
-              <w:left w:w="130" w:type="dxa"/>
-              <w:bottom w:w="80" w:type="dxa"/>
-              <w:right w:w="130" w:type="dxa"/>
-            </w:tcMar>
-            <w:vAlign w:val="center"/>
-          </w:tcPr>
-          <w:p>
-            <w:r>
-              <w:rPr>
-                <w:sz w:val="20"/>
-                <w:szCs w:val="20"/>
-              </w:rPr>
-              <w:t xml:space="preserve">Clique no </w:t>
-            </w:r>
-            <w:proofErr w:type="spellStart"/>
-            <w:r>
-              <w:rPr>
-                <w:sz w:val="20"/>
-                <w:szCs w:val="20"/>
-              </w:rPr>
-              <w:t>botao</w:t>
-            </w:r>
-            <w:proofErr w:type="spellEnd"/>
-            <w:r>
-              <w:rPr>
-                <w:sz w:val="20"/>
-                <w:szCs w:val="20"/>
-              </w:rPr>
-              <w:t xml:space="preserve"> de seta circular (</w:t>
-            </w:r>
-            <w:proofErr w:type="spellStart"/>
-            <w:r>
-              <w:rPr>
-                <w:sz w:val="20"/>
-                <w:szCs w:val="20"/>
-              </w:rPr>
-              <w:t>Reload</w:t>
-            </w:r>
-            <w:proofErr w:type="spellEnd"/>
-            <w:r>
-              <w:rPr>
-                <w:sz w:val="20"/>
-                <w:szCs w:val="20"/>
-              </w:rPr>
-              <w:t xml:space="preserve"> </w:t>
-            </w:r>
-            <w:proofErr w:type="spellStart"/>
-            <w:r>
-              <w:rPr>
-                <w:sz w:val="20"/>
-                <w:szCs w:val="20"/>
-              </w:rPr>
-              <w:t>All</w:t>
-            </w:r>
-            <w:proofErr w:type="spellEnd"/>
-            <w:r>
-              <w:rPr>
-                <w:sz w:val="20"/>
-                <w:szCs w:val="20"/>
-              </w:rPr>
-              <w:t xml:space="preserve"> </w:t>
-            </w:r>
-            <w:proofErr w:type="spellStart"/>
-            <w:r>
-              <w:rPr>
-                <w:sz w:val="20"/>
-                <w:szCs w:val="20"/>
-              </w:rPr>
-              <w:t>Maven</w:t>
-            </w:r>
-            <w:proofErr w:type="spellEnd"/>
-            <w:r>
-              <w:rPr>
-                <w:sz w:val="20"/>
-                <w:szCs w:val="20"/>
-              </w:rPr>
-              <w:t xml:space="preserve"> </w:t>
-            </w:r>
-            <w:proofErr w:type="spellStart"/>
-            <w:r>
-              <w:rPr>
-                <w:sz w:val="20"/>
-                <w:szCs w:val="20"/>
-              </w:rPr>
-              <w:t>Projects</w:t>
-            </w:r>
-            <w:proofErr w:type="spellEnd"/>
-            <w:r>
-              <w:rPr>
-                <w:sz w:val="20"/>
-                <w:szCs w:val="20"/>
-              </w:rPr>
-              <w:t xml:space="preserve">) para baixar as </w:t>
-            </w:r>
-            <w:proofErr w:type="spellStart"/>
-            <w:r>
-              <w:rPr>
-                <w:sz w:val="20"/>
-                <w:szCs w:val="20"/>
-              </w:rPr>
-              <w:t>dependencias</w:t>
-            </w:r>
-            <w:proofErr w:type="spellEnd"/>
-            <w:r>
-              <w:rPr>
-                <w:sz w:val="20"/>
-                <w:szCs w:val="20"/>
-              </w:rPr>
-              <w:t xml:space="preserve">. Aguarde o download do </w:t>
-            </w:r>
-            <w:proofErr w:type="spellStart"/>
-            <w:r>
-              <w:rPr>
-                <w:sz w:val="20"/>
-                <w:szCs w:val="20"/>
-              </w:rPr>
-              <w:t>sqlite-jdbc</w:t>
-            </w:r>
-            <w:proofErr w:type="spellEnd"/>
-            <w:r>
-              <w:rPr>
-                <w:sz w:val="20"/>
-                <w:szCs w:val="20"/>
-              </w:rPr>
-              <w:t>.</w:t>
-            </w:r>
-          </w:p>
-        </w:tc>
-      </w:tr>
-      <w:tr>
-        <w:tc>
-          <w:tcPr>
-            <w:tcW w:w="578" w:type="dxa"/>
-            <w:tcBorders>
-              <w:top w:val="single" w:sz="4" w:space="0" w:color="CCCCCC"/>
-              <w:left w:val="single" w:sz="4" w:space="0" w:color="CCCCCC"/>
-              <w:bottom w:val="single" w:sz="4" w:space="0" w:color="CCCCCC"/>
-              <w:right w:val="single" w:sz="4" w:space="0" w:color="CCCCCC"/>
-            </w:tcBorders>
-            <w:shd w:val="clear" w:color="auto" w:fill="F5F5F5"/>
-            <w:tcMar>
-              <w:top w:w="80" w:type="dxa"/>
-              <w:left w:w="130" w:type="dxa"/>
-              <w:bottom w:w="80" w:type="dxa"/>
-              <w:right w:w="130" w:type="dxa"/>
-            </w:tcMar>
-            <w:vAlign w:val="center"/>
-          </w:tcPr>
-          <w:p>
-            <w:r>
-              <w:rPr>
-                <w:sz w:val="20"/>
-                <w:szCs w:val="20"/>
-              </w:rPr>
-              <w:t>5</w:t>
-            </w:r>
-          </w:p>
-        </w:tc>
-        <w:tc>
-          <w:tcPr>
-            <w:tcW w:w="9060" w:type="dxa"/>
-            <w:tcBorders>
-              <w:top w:val="single" w:sz="4" w:space="0" w:color="CCCCCC"/>
-              <w:left w:val="single" w:sz="4" w:space="0" w:color="CCCCCC"/>
-              <w:bottom w:val="single" w:sz="4" w:space="0" w:color="CCCCCC"/>
-              <w:right w:val="single" w:sz="4" w:space="0" w:color="CCCCCC"/>
-            </w:tcBorders>
-            <w:shd w:val="clear" w:color="auto" w:fill="F5F5F5"/>
-            <w:tcMar>
-              <w:top w:w="80" w:type="dxa"/>
-              <w:left w:w="130" w:type="dxa"/>
-              <w:bottom w:w="80" w:type="dxa"/>
-              <w:right w:w="130" w:type="dxa"/>
-            </w:tcMar>
-            <w:vAlign w:val="center"/>
-          </w:tcPr>
-          <w:p>
-            <w:r>
-              <w:rPr>
-                <w:sz w:val="20"/>
-                <w:szCs w:val="20"/>
-              </w:rPr>
-              <w:t xml:space="preserve">Confirme que o SDK e Java 17: File &gt; Project </w:t>
-            </w:r>
-            <w:proofErr w:type="spellStart"/>
-            <w:r>
-              <w:rPr>
-                <w:sz w:val="20"/>
-                <w:szCs w:val="20"/>
-              </w:rPr>
-              <w:t>Structure</w:t>
-            </w:r>
-            <w:proofErr w:type="spellEnd"/>
-            <w:r>
-              <w:rPr>
-                <w:sz w:val="20"/>
-                <w:szCs w:val="20"/>
-              </w:rPr>
-              <w:t xml:space="preserve"> &gt; Project &gt; SDK. Se </w:t>
-            </w:r>
-            <w:proofErr w:type="spellStart"/>
-            <w:r>
-              <w:rPr>
-                <w:sz w:val="20"/>
-                <w:szCs w:val="20"/>
-              </w:rPr>
-              <w:t>nao</w:t>
-            </w:r>
-            <w:proofErr w:type="spellEnd"/>
-            <w:r>
-              <w:rPr>
-                <w:sz w:val="20"/>
-                <w:szCs w:val="20"/>
-              </w:rPr>
-              <w:t xml:space="preserve"> tiver, clique em </w:t>
-            </w:r>
-            <w:proofErr w:type="spellStart"/>
-            <w:r>
-              <w:rPr>
-                <w:sz w:val="20"/>
-                <w:szCs w:val="20"/>
-              </w:rPr>
-              <w:t>Add</w:t>
-            </w:r>
-            <w:proofErr w:type="spellEnd"/>
-            <w:r>
-              <w:rPr>
-                <w:sz w:val="20"/>
-                <w:szCs w:val="20"/>
-              </w:rPr>
-              <w:t xml:space="preserve"> SDK &gt; Download JDK &gt; Eclipse </w:t>
-            </w:r>
-            <w:proofErr w:type="spellStart"/>
-            <w:r>
-              <w:rPr>
-                <w:sz w:val="20"/>
-                <w:szCs w:val="20"/>
-              </w:rPr>
-              <w:t>Temurin</w:t>
-            </w:r>
-            <w:proofErr w:type="spellEnd"/>
-            <w:r>
-              <w:rPr>
-                <w:sz w:val="20"/>
-                <w:szCs w:val="20"/>
-              </w:rPr>
-              <w:t xml:space="preserve"> 17.</w:t>
-            </w:r>
-          </w:p>
-        </w:tc>
-      </w:tr>
-      <w:tr>
-        <w:tc>
-          <w:tcPr>
-            <w:tcW w:w="578" w:type="dxa"/>
-            <w:tcBorders>
-              <w:top w:val="single" w:sz="4" w:space="0" w:color="CCCCCC"/>
-              <w:left w:val="single" w:sz="4" w:space="0" w:color="CCCCCC"/>
-              <w:bottom w:val="single" w:sz="4" w:space="0" w:color="CCCCCC"/>
-              <w:right w:val="single" w:sz="4" w:space="0" w:color="CCCCCC"/>
-            </w:tcBorders>
-            <w:shd w:val="clear" w:color="auto" w:fill="FFFFFF"/>
-            <w:tcMar>
-              <w:top w:w="80" w:type="dxa"/>
-              <w:left w:w="130" w:type="dxa"/>
-              <w:bottom w:w="80" w:type="dxa"/>
-              <w:right w:w="130" w:type="dxa"/>
-            </w:tcMar>
-            <w:vAlign w:val="center"/>
-          </w:tcPr>
-          <w:p>
-            <w:r>
-              <w:rPr>
-                <w:sz w:val="20"/>
-                <w:szCs w:val="20"/>
-              </w:rPr>
-              <w:t>6</w:t>
-            </w:r>
-          </w:p>
-        </w:tc>
-        <w:tc>
-          <w:tcPr>
-            <w:tcW w:w="9060" w:type="dxa"/>
-            <w:tcBorders>
-              <w:top w:val="single" w:sz="4" w:space="0" w:color="CCCCCC"/>
-              <w:left w:val="single" w:sz="4" w:space="0" w:color="CCCCCC"/>
-              <w:bottom w:val="single" w:sz="4" w:space="0" w:color="CCCCCC"/>
-              <w:right w:val="single" w:sz="4" w:space="0" w:color="CCCCCC"/>
-            </w:tcBorders>
-            <w:shd w:val="clear" w:color="auto" w:fill="FFFFFF"/>
-            <w:tcMar>
-              <w:top w:w="80" w:type="dxa"/>
-              <w:left w:w="130" w:type="dxa"/>
-              <w:bottom w:w="80" w:type="dxa"/>
-              <w:right w:w="130" w:type="dxa"/>
-            </w:tcMar>
-            <w:vAlign w:val="center"/>
-          </w:tcPr>
-          <w:p>
-            <w:r>
-              <w:rPr>
-                <w:sz w:val="20"/>
-                <w:szCs w:val="20"/>
-              </w:rPr>
-              <w:t xml:space="preserve">No painel </w:t>
-            </w:r>
-            <w:proofErr w:type="spellStart"/>
-            <w:r>
-              <w:rPr>
-                <w:sz w:val="20"/>
-                <w:szCs w:val="20"/>
-              </w:rPr>
-              <w:t>Maven</w:t>
-            </w:r>
-            <w:proofErr w:type="spellEnd"/>
-            <w:r>
-              <w:rPr>
-                <w:sz w:val="20"/>
-                <w:szCs w:val="20"/>
-              </w:rPr>
-              <w:t>, expanda: biblioteca-</w:t>
-            </w:r>
-            <w:proofErr w:type="spellStart"/>
-            <w:r>
-              <w:rPr>
-                <w:sz w:val="20"/>
-                <w:szCs w:val="20"/>
-              </w:rPr>
-              <w:t>ci</w:t>
-            </w:r>
-            <w:proofErr w:type="spellEnd"/>
-            <w:r>
-              <w:rPr>
-                <w:sz w:val="20"/>
-                <w:szCs w:val="20"/>
-              </w:rPr>
-              <w:t xml:space="preserve"> &gt; </w:t>
-            </w:r>
-            <w:proofErr w:type="spellStart"/>
-            <w:r>
-              <w:rPr>
-                <w:sz w:val="20"/>
-                <w:szCs w:val="20"/>
-              </w:rPr>
-              <w:t>Lifecycle</w:t>
-            </w:r>
-            <w:proofErr w:type="spellEnd"/>
-            <w:r>
-              <w:rPr>
-                <w:sz w:val="20"/>
-                <w:szCs w:val="20"/>
-              </w:rPr>
-              <w:t>. Faca duplo clique em '</w:t>
-            </w:r>
-            <w:proofErr w:type="spellStart"/>
-            <w:r>
-              <w:rPr>
-                <w:sz w:val="20"/>
-                <w:szCs w:val="20"/>
-              </w:rPr>
-              <w:t>test</w:t>
-            </w:r>
-            <w:proofErr w:type="spellEnd"/>
-            <w:r>
-              <w:rPr>
-                <w:sz w:val="20"/>
-                <w:szCs w:val="20"/>
-              </w:rPr>
-              <w:t>'.</w:t>
-            </w:r>
-          </w:p>
-        </w:tc>
-      </w:tr>
-      <w:tr>
-        <w:tc>
-          <w:tcPr>
-            <w:tcW w:w="578" w:type="dxa"/>
-            <w:tcBorders>
-              <w:top w:val="single" w:sz="4" w:space="0" w:color="CCCCCC"/>
-              <w:left w:val="single" w:sz="4" w:space="0" w:color="CCCCCC"/>
-              <w:bottom w:val="single" w:sz="4" w:space="0" w:color="CCCCCC"/>
-              <w:right w:val="single" w:sz="4" w:space="0" w:color="CCCCCC"/>
-            </w:tcBorders>
-            <w:shd w:val="clear" w:color="auto" w:fill="F5F5F5"/>
-            <w:tcMar>
-              <w:top w:w="80" w:type="dxa"/>
-              <w:left w:w="130" w:type="dxa"/>
-              <w:bottom w:w="80" w:type="dxa"/>
-              <w:right w:w="130" w:type="dxa"/>
-            </w:tcMar>
-            <w:vAlign w:val="center"/>
-          </w:tcPr>
-          <w:p>
-            <w:r>
-              <w:rPr>
-                <w:sz w:val="20"/>
-                <w:szCs w:val="20"/>
-              </w:rPr>
-              <w:t>7</w:t>
-            </w:r>
-          </w:p>
-        </w:tc>
-        <w:tc>
-          <w:tcPr>
-            <w:tcW w:w="9060" w:type="dxa"/>
-            <w:tcBorders>
-              <w:top w:val="single" w:sz="4" w:space="0" w:color="CCCCCC"/>
-              <w:left w:val="single" w:sz="4" w:space="0" w:color="CCCCCC"/>
-              <w:bottom w:val="single" w:sz="4" w:space="0" w:color="CCCCCC"/>
-              <w:right w:val="single" w:sz="4" w:space="0" w:color="CCCCCC"/>
-            </w:tcBorders>
-            <w:shd w:val="clear" w:color="auto" w:fill="F5F5F5"/>
-            <w:tcMar>
-              <w:top w:w="80" w:type="dxa"/>
-              <w:left w:w="130" w:type="dxa"/>
-              <w:bottom w:w="80" w:type="dxa"/>
-              <w:right w:w="130" w:type="dxa"/>
-            </w:tcMar>
-            <w:vAlign w:val="center"/>
-          </w:tcPr>
-          <w:p>
-            <w:r>
-              <w:rPr>
-                <w:sz w:val="20"/>
-                <w:szCs w:val="20"/>
-              </w:rPr>
-              <w:t xml:space="preserve">Aguarde a </w:t>
-            </w:r>
-            <w:proofErr w:type="spellStart"/>
-            <w:r>
-              <w:rPr>
-                <w:sz w:val="20"/>
-                <w:szCs w:val="20"/>
-              </w:rPr>
-              <w:t>execucao</w:t>
-            </w:r>
-            <w:proofErr w:type="spellEnd"/>
-            <w:r>
-              <w:rPr>
-                <w:sz w:val="20"/>
-                <w:szCs w:val="20"/>
-              </w:rPr>
-              <w:t>. Na aba '</w:t>
-            </w:r>
-            <w:proofErr w:type="spellStart"/>
-            <w:r>
-              <w:rPr>
-                <w:sz w:val="20"/>
-                <w:szCs w:val="20"/>
-              </w:rPr>
-              <w:t>Run</w:t>
-            </w:r>
-            <w:proofErr w:type="spellEnd"/>
-            <w:r>
-              <w:rPr>
-                <w:sz w:val="20"/>
-                <w:szCs w:val="20"/>
-              </w:rPr>
-              <w:t xml:space="preserve">' (barra inferior do </w:t>
-            </w:r>
-            <w:proofErr w:type="spellStart"/>
-            <w:r>
-              <w:rPr>
-                <w:sz w:val="20"/>
-                <w:szCs w:val="20"/>
-              </w:rPr>
-              <w:t>IntelliJ</w:t>
-            </w:r>
-            <w:proofErr w:type="spellEnd"/>
-            <w:r>
-              <w:rPr>
-                <w:sz w:val="20"/>
-                <w:szCs w:val="20"/>
-              </w:rPr>
-              <w:t>), observe os resultados.</w:t>
-            </w:r>
-          </w:p>
-        </w:tc>
-      </w:tr>
-      <w:tr>
-        <w:tc>
-          <w:tcPr>
-            <w:tcW w:w="578" w:type="dxa"/>
-            <w:tcBorders>
-              <w:top w:val="single" w:sz="4" w:space="0" w:color="CCCCCC"/>
-              <w:left w:val="single" w:sz="4" w:space="0" w:color="CCCCCC"/>
-              <w:bottom w:val="single" w:sz="4" w:space="0" w:color="CCCCCC"/>
-              <w:right w:val="single" w:sz="4" w:space="0" w:color="CCCCCC"/>
-            </w:tcBorders>
-            <w:shd w:val="clear" w:color="auto" w:fill="FFFFFF"/>
-            <w:tcMar>
-              <w:top w:w="80" w:type="dxa"/>
-              <w:left w:w="130" w:type="dxa"/>
-              <w:bottom w:w="80" w:type="dxa"/>
-              <w:right w:w="130" w:type="dxa"/>
-            </w:tcMar>
-            <w:vAlign w:val="center"/>
-          </w:tcPr>
-          <w:p>
-            <w:r>
-              <w:rPr>
-                <w:sz w:val="20"/>
-                <w:szCs w:val="20"/>
-              </w:rPr>
-              <w:t>8</w:t>
-            </w:r>
-          </w:p>
-        </w:tc>
-        <w:tc>
-          <w:tcPr>
-            <w:tcW w:w="9060" w:type="dxa"/>
-            <w:tcBorders>
-              <w:top w:val="single" w:sz="4" w:space="0" w:color="CCCCCC"/>
-              <w:left w:val="single" w:sz="4" w:space="0" w:color="CCCCCC"/>
-              <w:bottom w:val="single" w:sz="4" w:space="0" w:color="CCCCCC"/>
-              <w:right w:val="single" w:sz="4" w:space="0" w:color="CCCCCC"/>
-            </w:tcBorders>
-            <w:shd w:val="clear" w:color="auto" w:fill="FFFFFF"/>
-            <w:tcMar>
-              <w:top w:w="80" w:type="dxa"/>
-              <w:left w:w="130" w:type="dxa"/>
-              <w:bottom w:w="80" w:type="dxa"/>
-              <w:right w:w="130" w:type="dxa"/>
-            </w:tcMar>
-            <w:vAlign w:val="center"/>
-          </w:tcPr>
-          <w:p>
-            <w:r>
-              <w:rPr>
-                <w:sz w:val="20"/>
-                <w:szCs w:val="20"/>
-              </w:rPr>
-              <w:t xml:space="preserve">PRINT 1 (Evidencia 1): tire print da aba </w:t>
-            </w:r>
-            <w:proofErr w:type="spellStart"/>
-            <w:r>
-              <w:rPr>
-                <w:sz w:val="20"/>
-                <w:szCs w:val="20"/>
-              </w:rPr>
-              <w:t>Run</w:t>
-            </w:r>
-            <w:proofErr w:type="spellEnd"/>
-            <w:r>
-              <w:rPr>
-                <w:sz w:val="20"/>
-                <w:szCs w:val="20"/>
-              </w:rPr>
-              <w:t xml:space="preserve"> mostrando '</w:t>
-            </w:r>
-            <w:proofErr w:type="spellStart"/>
-            <w:r>
-              <w:rPr>
-                <w:sz w:val="20"/>
-                <w:szCs w:val="20"/>
-              </w:rPr>
-              <w:t>Tests</w:t>
-            </w:r>
-            <w:proofErr w:type="spellEnd"/>
-            <w:r>
-              <w:rPr>
-                <w:sz w:val="20"/>
-                <w:szCs w:val="20"/>
-              </w:rPr>
-              <w:t xml:space="preserve"> </w:t>
-            </w:r>
-            <w:proofErr w:type="spellStart"/>
-            <w:r>
-              <w:rPr>
-                <w:sz w:val="20"/>
-                <w:szCs w:val="20"/>
-              </w:rPr>
-              <w:t>passed</w:t>
-            </w:r>
-            <w:proofErr w:type="spellEnd"/>
-            <w:r>
-              <w:rPr>
-                <w:sz w:val="20"/>
-                <w:szCs w:val="20"/>
-              </w:rPr>
-              <w:t xml:space="preserve">: 78' com </w:t>
-            </w:r>
-            <w:proofErr w:type="spellStart"/>
-            <w:r>
-              <w:rPr>
-                <w:sz w:val="20"/>
-                <w:szCs w:val="20"/>
-              </w:rPr>
-              <w:t>icones</w:t>
-            </w:r>
-            <w:proofErr w:type="spellEnd"/>
-            <w:r>
-              <w:rPr>
-                <w:sz w:val="20"/>
-                <w:szCs w:val="20"/>
-              </w:rPr>
-              <w:t xml:space="preserve"> verdes e BUILD SUCCESS </w:t>
-            </w:r>
-            <w:proofErr w:type="spellStart"/>
-            <w:r>
-              <w:rPr>
-                <w:sz w:val="20"/>
-                <w:szCs w:val="20"/>
-              </w:rPr>
-              <w:t>visivel</w:t>
-            </w:r>
-            <w:proofErr w:type="spellEnd"/>
-            <w:r>
-              <w:rPr>
-                <w:sz w:val="20"/>
-                <w:szCs w:val="20"/>
-              </w:rPr>
-              <w:t>.</w:t>
-            </w:r>
-          </w:p>
-        </w:tc>
-      </w:tr>
-      <w:tr>
-        <w:tc>
-          <w:tcPr>
-            <w:tcW w:w="578" w:type="dxa"/>
-            <w:tcBorders>
-              <w:top w:val="single" w:sz="4" w:space="0" w:color="CCCCCC"/>
-              <w:left w:val="single" w:sz="4" w:space="0" w:color="CCCCCC"/>
-              <w:bottom w:val="single" w:sz="4" w:space="0" w:color="CCCCCC"/>
-              <w:right w:val="single" w:sz="4" w:space="0" w:color="CCCCCC"/>
-            </w:tcBorders>
-            <w:shd w:val="clear" w:color="auto" w:fill="F5F5F5"/>
-            <w:tcMar>
-              <w:top w:w="80" w:type="dxa"/>
-              <w:left w:w="130" w:type="dxa"/>
-              <w:bottom w:w="80" w:type="dxa"/>
-              <w:right w:w="130" w:type="dxa"/>
-            </w:tcMar>
-            <w:vAlign w:val="center"/>
-          </w:tcPr>
-          <w:p>
-            <w:r>
-              <w:rPr>
-                <w:sz w:val="20"/>
-                <w:szCs w:val="20"/>
-              </w:rPr>
-              <w:t>9</w:t>
-            </w:r>
-          </w:p>
-        </w:tc>
-        <w:tc>
-          <w:tcPr>
-            <w:tcW w:w="9060" w:type="dxa"/>
-            <w:tcBorders>
-              <w:top w:val="single" w:sz="4" w:space="0" w:color="CCCCCC"/>
-              <w:left w:val="single" w:sz="4" w:space="0" w:color="CCCCCC"/>
-              <w:bottom w:val="single" w:sz="4" w:space="0" w:color="CCCCCC"/>
-              <w:right w:val="single" w:sz="4" w:space="0" w:color="CCCCCC"/>
-            </w:tcBorders>
-            <w:shd w:val="clear" w:color="auto" w:fill="F5F5F5"/>
-            <w:tcMar>
-              <w:top w:w="80" w:type="dxa"/>
-              <w:left w:w="130" w:type="dxa"/>
-              <w:bottom w:w="80" w:type="dxa"/>
-              <w:right w:w="130" w:type="dxa"/>
-            </w:tcMar>
-            <w:vAlign w:val="center"/>
-          </w:tcPr>
-          <w:p>
-            <w:r>
-              <w:rPr>
-                <w:sz w:val="20"/>
-                <w:szCs w:val="20"/>
-              </w:rPr>
-              <w:t xml:space="preserve">Agora execute SOMENTE o </w:t>
-            </w:r>
-            <w:proofErr w:type="spellStart"/>
-            <w:r>
-              <w:rPr>
-                <w:sz w:val="20"/>
-                <w:szCs w:val="20"/>
-              </w:rPr>
-              <w:t>BibliotecaFalhaTest</w:t>
-            </w:r>
-            <w:proofErr w:type="spellEnd"/>
-            <w:r>
-              <w:rPr>
-                <w:sz w:val="20"/>
-                <w:szCs w:val="20"/>
-              </w:rPr>
-              <w:t xml:space="preserve">: clique com </w:t>
-            </w:r>
-            <w:proofErr w:type="spellStart"/>
-            <w:r>
-              <w:rPr>
-                <w:sz w:val="20"/>
-                <w:szCs w:val="20"/>
-              </w:rPr>
-              <w:t>botao</w:t>
-            </w:r>
-            <w:proofErr w:type="spellEnd"/>
-            <w:r>
-              <w:rPr>
-                <w:sz w:val="20"/>
-                <w:szCs w:val="20"/>
-              </w:rPr>
-              <w:t xml:space="preserve"> direito em BibliotecaFalhaTest.java &gt; </w:t>
-            </w:r>
-            <w:proofErr w:type="spellStart"/>
-            <w:r>
-              <w:rPr>
-                <w:sz w:val="20"/>
-                <w:szCs w:val="20"/>
-              </w:rPr>
-              <w:t>Run</w:t>
-            </w:r>
-            <w:proofErr w:type="spellEnd"/>
-            <w:r>
-              <w:rPr>
-                <w:sz w:val="20"/>
-                <w:szCs w:val="20"/>
-              </w:rPr>
-              <w:t xml:space="preserve"> '</w:t>
-            </w:r>
-            <w:proofErr w:type="spellStart"/>
-            <w:r>
-              <w:rPr>
-                <w:sz w:val="20"/>
-                <w:szCs w:val="20"/>
-              </w:rPr>
-              <w:t>BibliotecaFalhaTest</w:t>
-            </w:r>
-            <w:proofErr w:type="spellEnd"/>
-            <w:r>
-              <w:rPr>
-                <w:sz w:val="20"/>
-                <w:szCs w:val="20"/>
-              </w:rPr>
-              <w:t>'.</w:t>
-            </w:r>
-          </w:p>
-        </w:tc>
-      </w:tr>
-      <w:tr>
-        <w:tc>
-          <w:tcPr>
-            <w:tcW w:w="578" w:type="dxa"/>
-            <w:tcBorders>
-              <w:top w:val="single" w:sz="4" w:space="0" w:color="CCCCCC"/>
-              <w:left w:val="single" w:sz="4" w:space="0" w:color="CCCCCC"/>
-              <w:bottom w:val="single" w:sz="4" w:space="0" w:color="CCCCCC"/>
-              <w:right w:val="single" w:sz="4" w:space="0" w:color="CCCCCC"/>
-            </w:tcBorders>
-            <w:shd w:val="clear" w:color="auto" w:fill="FFFFFF"/>
-            <w:tcMar>
-              <w:top w:w="80" w:type="dxa"/>
-              <w:left w:w="130" w:type="dxa"/>
-              <w:bottom w:w="80" w:type="dxa"/>
-              <w:right w:w="130" w:type="dxa"/>
-            </w:tcMar>
-            <w:vAlign w:val="center"/>
-          </w:tcPr>
-          <w:p>
-            <w:r>
-              <w:rPr>
-                <w:sz w:val="20"/>
-                <w:szCs w:val="20"/>
-              </w:rPr>
-              <w:t>10</w:t>
-            </w:r>
-          </w:p>
-        </w:tc>
-        <w:tc>
-          <w:tcPr>
-            <w:tcW w:w="9060" w:type="dxa"/>
-            <w:tcBorders>
-              <w:top w:val="single" w:sz="4" w:space="0" w:color="CCCCCC"/>
-              <w:left w:val="single" w:sz="4" w:space="0" w:color="CCCCCC"/>
-              <w:bottom w:val="single" w:sz="4" w:space="0" w:color="CCCCCC"/>
-              <w:right w:val="single" w:sz="4" w:space="0" w:color="CCCCCC"/>
-            </w:tcBorders>
-            <w:shd w:val="clear" w:color="auto" w:fill="FFFFFF"/>
-            <w:tcMar>
-              <w:top w:w="80" w:type="dxa"/>
-              <w:left w:w="130" w:type="dxa"/>
-              <w:bottom w:w="80" w:type="dxa"/>
-              <w:right w:w="130" w:type="dxa"/>
-            </w:tcMar>
-            <w:vAlign w:val="center"/>
-          </w:tcPr>
-          <w:p>
-            <w:r>
-              <w:rPr>
-                <w:sz w:val="20"/>
-                <w:szCs w:val="20"/>
-              </w:rPr>
-              <w:t xml:space="preserve">PRINT 2 (Evidencia 2): tire print dos 3 testes com </w:t>
-            </w:r>
-            <w:proofErr w:type="spellStart"/>
-            <w:r>
-              <w:rPr>
-                <w:sz w:val="20"/>
-                <w:szCs w:val="20"/>
-              </w:rPr>
-              <w:t>icone</w:t>
-            </w:r>
-            <w:proofErr w:type="spellEnd"/>
-            <w:r>
-              <w:rPr>
-                <w:sz w:val="20"/>
-                <w:szCs w:val="20"/>
-              </w:rPr>
-              <w:t xml:space="preserve"> vermelho 'X' e as mensagens de erro esperadas.</w:t>
-            </w:r>
-          </w:p>
-        </w:tc>
-      </w:tr>
-      <w:tr>
-        <w:tc>
-          <w:tcPr>
-            <w:tcW w:w="578" w:type="dxa"/>
-            <w:tcBorders>
-              <w:top w:val="single" w:sz="4" w:space="0" w:color="CCCCCC"/>
-              <w:left w:val="single" w:sz="4" w:space="0" w:color="CCCCCC"/>
-              <w:bottom w:val="single" w:sz="4" w:space="0" w:color="CCCCCC"/>
-              <w:right w:val="single" w:sz="4" w:space="0" w:color="CCCCCC"/>
-            </w:tcBorders>
-            <w:shd w:val="clear" w:color="auto" w:fill="F5F5F5"/>
-            <w:tcMar>
-              <w:top w:w="80" w:type="dxa"/>
-              <w:left w:w="130" w:type="dxa"/>
-              <w:bottom w:w="80" w:type="dxa"/>
-              <w:right w:w="130" w:type="dxa"/>
-            </w:tcMar>
-            <w:vAlign w:val="center"/>
-          </w:tcPr>
-          <w:p>
-            <w:r>
-              <w:rPr>
-                <w:sz w:val="20"/>
-                <w:szCs w:val="20"/>
-              </w:rPr>
-              <w:t>11</w:t>
-            </w:r>
-          </w:p>
-        </w:tc>
-        <w:tc>
-          <w:tcPr>
-            <w:tcW w:w="9060" w:type="dxa"/>
-            <w:tcBorders>
-              <w:top w:val="single" w:sz="4" w:space="0" w:color="CCCCCC"/>
-              <w:left w:val="single" w:sz="4" w:space="0" w:color="CCCCCC"/>
-              <w:bottom w:val="single" w:sz="4" w:space="0" w:color="CCCCCC"/>
-              <w:right w:val="single" w:sz="4" w:space="0" w:color="CCCCCC"/>
-            </w:tcBorders>
-            <w:shd w:val="clear" w:color="auto" w:fill="F5F5F5"/>
-            <w:tcMar>
-              <w:top w:w="80" w:type="dxa"/>
-              <w:left w:w="130" w:type="dxa"/>
-              <w:bottom w:w="80" w:type="dxa"/>
-              <w:right w:w="130" w:type="dxa"/>
-            </w:tcMar>
-            <w:vAlign w:val="center"/>
-          </w:tcPr>
-          <w:p>
-            <w:r>
-              <w:rPr>
-                <w:sz w:val="20"/>
-                <w:szCs w:val="20"/>
-              </w:rPr>
-              <w:t>Expanda a pasta 'target' &gt; '</w:t>
-            </w:r>
-            <w:proofErr w:type="spellStart"/>
-            <w:r>
-              <w:rPr>
-                <w:sz w:val="20"/>
-                <w:szCs w:val="20"/>
-              </w:rPr>
-              <w:t>surefire-reports</w:t>
-            </w:r>
-            <w:proofErr w:type="spellEnd"/>
-            <w:r>
-              <w:rPr>
-                <w:sz w:val="20"/>
-                <w:szCs w:val="20"/>
-              </w:rPr>
-              <w:t xml:space="preserve">' no painel Project (esquerda do </w:t>
-            </w:r>
-            <w:proofErr w:type="spellStart"/>
-            <w:r>
-              <w:rPr>
-                <w:sz w:val="20"/>
-                <w:szCs w:val="20"/>
-              </w:rPr>
-              <w:t>IntelliJ</w:t>
-            </w:r>
-            <w:proofErr w:type="spellEnd"/>
-            <w:r>
-              <w:rPr>
-                <w:sz w:val="20"/>
-                <w:szCs w:val="20"/>
-              </w:rPr>
-              <w:t>).</w:t>
-            </w:r>
-          </w:p>
-        </w:tc>
-      </w:tr>
-      <w:tr>
-        <w:tc>
-          <w:tcPr>
-            <w:tcW w:w="578" w:type="dxa"/>
-            <w:tcBorders>
-              <w:top w:val="single" w:sz="4" w:space="0" w:color="CCCCCC"/>
-              <w:left w:val="single" w:sz="4" w:space="0" w:color="CCCCCC"/>
-              <w:bottom w:val="single" w:sz="4" w:space="0" w:color="CCCCCC"/>
-              <w:right w:val="single" w:sz="4" w:space="0" w:color="CCCCCC"/>
-            </w:tcBorders>
-            <w:shd w:val="clear" w:color="auto" w:fill="FFFFFF"/>
-            <w:tcMar>
-              <w:top w:w="80" w:type="dxa"/>
-              <w:left w:w="130" w:type="dxa"/>
-              <w:bottom w:w="80" w:type="dxa"/>
-              <w:right w:w="130" w:type="dxa"/>
-            </w:tcMar>
-            <w:vAlign w:val="center"/>
-          </w:tcPr>
-          <w:p>
-            <w:r>
-              <w:rPr>
-                <w:sz w:val="20"/>
-                <w:szCs w:val="20"/>
-              </w:rPr>
-              <w:t>12</w:t>
-            </w:r>
-          </w:p>
-        </w:tc>
-        <w:tc>
-          <w:tcPr>
-            <w:tcW w:w="9060" w:type="dxa"/>
-            <w:tcBorders>
-              <w:top w:val="single" w:sz="4" w:space="0" w:color="CCCCCC"/>
-              <w:left w:val="single" w:sz="4" w:space="0" w:color="CCCCCC"/>
-              <w:bottom w:val="single" w:sz="4" w:space="0" w:color="CCCCCC"/>
-              <w:right w:val="single" w:sz="4" w:space="0" w:color="CCCCCC"/>
-            </w:tcBorders>
-            <w:shd w:val="clear" w:color="auto" w:fill="FFFFFF"/>
-            <w:tcMar>
-              <w:top w:w="80" w:type="dxa"/>
-              <w:left w:w="130" w:type="dxa"/>
-              <w:bottom w:w="80" w:type="dxa"/>
-              <w:right w:w="130" w:type="dxa"/>
-            </w:tcMar>
-            <w:vAlign w:val="center"/>
-          </w:tcPr>
-          <w:p>
-            <w:r>
-              <w:rPr>
-                <w:sz w:val="20"/>
-                <w:szCs w:val="20"/>
-              </w:rPr>
-              <w:t xml:space="preserve">PRINT 3 (Evidencia 3): tire print da pasta </w:t>
-            </w:r>
-            <w:proofErr w:type="spellStart"/>
-            <w:r>
-              <w:rPr>
-                <w:sz w:val="20"/>
-                <w:szCs w:val="20"/>
-              </w:rPr>
-              <w:t>surefire-reports</w:t>
-            </w:r>
-            <w:proofErr w:type="spellEnd"/>
-            <w:r>
-              <w:rPr>
-                <w:sz w:val="20"/>
-                <w:szCs w:val="20"/>
-              </w:rPr>
-              <w:t xml:space="preserve"> mostrando os arquivos TEST-*.xml gerados.</w:t>
-            </w:r>
-          </w:p>
-        </w:tc>
-      </w:tr>
-    </w:tbl>
-    <w:p/>
-    <w:p/>
-    <w:p>
-      <w:pPr>
-        <w:spacing w:before="160" w:after="80"/>
-      </w:pPr>
-      <w:r>
-        <w:rPr>
-          <w:b/>
-          <w:bCs/>
-          <w:color w:val="1F3864"/>
-          <w:sz w:val="24"/>
-          <w:szCs w:val="24"/>
-        </w:rPr>
-        <w:t xml:space="preserve">PASSO 2 — Testes de API no </w:t>
-      </w:r>
-      <w:proofErr w:type="spellStart"/>
-      <w:r>
-        <w:rPr>
-          <w:b/>
-          <w:bCs/>
-          <w:color w:val="1F3864"/>
-          <w:sz w:val="24"/>
-          <w:szCs w:val="24"/>
-        </w:rPr>
-        <w:t>Postman</w:t>
-      </w:r>
-      <w:proofErr w:type="spellEnd"/>
-    </w:p>
-    <w:tbl>
-      <w:tblPr>
-        <w:tblW w:w="9638" w:type="dxa"/>
-        <w:tblBorders>
-          <w:top w:val="single" w:sz="4" w:space="0" w:color="auto"/>
-          <w:left w:val="single" w:sz="4" w:space="0" w:color="auto"/>
-          <w:bottom w:val="single" w:sz="4" w:space="0" w:color="auto"/>
-          <w:right w:val="single" w:sz="4" w:space="0" w:color="auto"/>
-          <w:insideH w:val="single" w:sz="4" w:space="0" w:color="auto"/>
-          <w:insideV w:val="single" w:sz="4" w:space="0" w:color="auto"/>
-        </w:tblBorders>
-        <w:tblCellMar>
-          <w:left w:w="10" w:type="dxa"/>
-          <w:right w:w="10" w:type="dxa"/>
-        </w:tblCellMar>
-        <w:tblLook w:val="04A0" w:firstRow="1" w:lastRow="0" w:firstColumn="1" w:lastColumn="0" w:noHBand="0" w:noVBand="1"/>
-      </w:tblPr>
-      <w:tblGrid>
-        <w:gridCol w:w="578"/>
-        <w:gridCol w:w="9060"/>
-      </w:tblGrid>
-      <w:tr>
-        <w:trPr>
-          <w:tblHeader/>
-        </w:trPr>
-        <w:tc>
-          <w:tcPr>
-            <w:tcW w:w="578" w:type="dxa"/>
-            <w:tcBorders>
-              <w:top w:val="single" w:sz="4" w:space="0" w:color="2E74B5"/>
-              <w:left w:val="single" w:sz="4" w:space="0" w:color="2E74B5"/>
-              <w:bottom w:val="single" w:sz="4" w:space="0" w:color="2E74B5"/>
-              <w:right w:val="single" w:sz="4" w:space="0" w:color="2E74B5"/>
-            </w:tcBorders>
-            <w:shd w:val="clear" w:color="auto" w:fill="2E74B5"/>
-            <w:tcMar>
-              <w:top w:w="100" w:type="dxa"/>
-              <w:left w:w="130" w:type="dxa"/>
-              <w:bottom w:w="100" w:type="dxa"/>
-              <w:right w:w="130" w:type="dxa"/>
-            </w:tcMar>
-            <w:vAlign w:val="center"/>
-          </w:tcPr>
-          <w:p>
-            <w:pPr>
-              <w:jc w:val="center"/>
-            </w:pPr>
-            <w:r>
-              <w:rPr>
-                <w:b/>
-                <w:bCs/>
-                <w:color w:val="FFFFFF"/>
-                <w:sz w:val="20"/>
-                <w:szCs w:val="20"/>
-              </w:rPr>
-              <w:t>#</w:t>
-            </w:r>
-          </w:p>
-        </w:tc>
-        <w:tc>
-          <w:tcPr>
-            <w:tcW w:w="9060" w:type="dxa"/>
-            <w:tcBorders>
-              <w:top w:val="single" w:sz="4" w:space="0" w:color="2E74B5"/>
-              <w:left w:val="single" w:sz="4" w:space="0" w:color="2E74B5"/>
-              <w:bottom w:val="single" w:sz="4" w:space="0" w:color="2E74B5"/>
-              <w:right w:val="single" w:sz="4" w:space="0" w:color="2E74B5"/>
-            </w:tcBorders>
-            <w:shd w:val="clear" w:color="auto" w:fill="2E74B5"/>
-            <w:tcMar>
-              <w:top w:w="100" w:type="dxa"/>
-              <w:left w:w="130" w:type="dxa"/>
-              <w:bottom w:w="100" w:type="dxa"/>
-              <w:right w:w="130" w:type="dxa"/>
-            </w:tcMar>
-            <w:vAlign w:val="center"/>
-          </w:tcPr>
-          <w:p>
-            <w:pPr>
-              <w:jc w:val="center"/>
-            </w:pPr>
-            <w:r>
-              <w:rPr>
-                <w:b/>
-                <w:bCs/>
-                <w:color w:val="FFFFFF"/>
-                <w:sz w:val="20"/>
-                <w:szCs w:val="20"/>
-              </w:rPr>
-              <w:t>Passo</w:t>
-            </w:r>
-          </w:p>
-        </w:tc>
-      </w:tr>
-      <w:tr>
-        <w:tc>
-          <w:tcPr>
-            <w:tcW w:w="578" w:type="dxa"/>
-            <w:tcBorders>
-              <w:top w:val="single" w:sz="4" w:space="0" w:color="CCCCCC"/>
-              <w:left w:val="single" w:sz="4" w:space="0" w:color="CCCCCC"/>
-              <w:bottom w:val="single" w:sz="4" w:space="0" w:color="CCCCCC"/>
-              <w:right w:val="single" w:sz="4" w:space="0" w:color="CCCCCC"/>
-            </w:tcBorders>
-            <w:shd w:val="clear" w:color="auto" w:fill="F5F5F5"/>
-            <w:tcMar>
-              <w:top w:w="80" w:type="dxa"/>
-              <w:left w:w="130" w:type="dxa"/>
-              <w:bottom w:w="80" w:type="dxa"/>
-              <w:right w:w="130" w:type="dxa"/>
-            </w:tcMar>
-            <w:vAlign w:val="center"/>
-          </w:tcPr>
-          <w:p>
-            <w:r>
-              <w:rPr>
-                <w:sz w:val="20"/>
-                <w:szCs w:val="20"/>
-              </w:rPr>
-              <w:t>1</w:t>
-            </w:r>
-          </w:p>
-        </w:tc>
-        <w:tc>
-          <w:tcPr>
-            <w:tcW w:w="9060" w:type="dxa"/>
-            <w:tcBorders>
-              <w:top w:val="single" w:sz="4" w:space="0" w:color="CCCCCC"/>
-              <w:left w:val="single" w:sz="4" w:space="0" w:color="CCCCCC"/>
-              <w:bottom w:val="single" w:sz="4" w:space="0" w:color="CCCCCC"/>
-              <w:right w:val="single" w:sz="4" w:space="0" w:color="CCCCCC"/>
-            </w:tcBorders>
-            <w:shd w:val="clear" w:color="auto" w:fill="F5F5F5"/>
-            <w:tcMar>
-              <w:top w:w="80" w:type="dxa"/>
-              <w:left w:w="130" w:type="dxa"/>
-              <w:bottom w:w="80" w:type="dxa"/>
-              <w:right w:w="130" w:type="dxa"/>
-            </w:tcMar>
-            <w:vAlign w:val="center"/>
-          </w:tcPr>
-          <w:p>
-            <w:r>
-              <w:rPr>
-                <w:sz w:val="20"/>
-                <w:szCs w:val="20"/>
-              </w:rPr>
-              <w:t xml:space="preserve">Abra o </w:t>
-            </w:r>
-            <w:proofErr w:type="spellStart"/>
-            <w:r>
-              <w:rPr>
-                <w:sz w:val="20"/>
-                <w:szCs w:val="20"/>
-              </w:rPr>
-              <w:t>Postman</w:t>
-            </w:r>
-            <w:proofErr w:type="spellEnd"/>
-            <w:r>
-              <w:rPr>
-                <w:sz w:val="20"/>
-                <w:szCs w:val="20"/>
-              </w:rPr>
-              <w:t xml:space="preserve"> (baixe em postman.com se </w:t>
-            </w:r>
-            <w:proofErr w:type="spellStart"/>
-            <w:r>
-              <w:rPr>
-                <w:sz w:val="20"/>
-                <w:szCs w:val="20"/>
-              </w:rPr>
-              <w:t>necessario</w:t>
-            </w:r>
-            <w:proofErr w:type="spellEnd"/>
-            <w:r>
-              <w:rPr>
-                <w:sz w:val="20"/>
-                <w:szCs w:val="20"/>
-              </w:rPr>
-              <w:t>).</w:t>
-            </w:r>
-          </w:p>
-        </w:tc>
-      </w:tr>
-      <w:tr>
-        <w:tc>
-          <w:tcPr>
-            <w:tcW w:w="578" w:type="dxa"/>
-            <w:tcBorders>
-              <w:top w:val="single" w:sz="4" w:space="0" w:color="CCCCCC"/>
-              <w:left w:val="single" w:sz="4" w:space="0" w:color="CCCCCC"/>
-              <w:bottom w:val="single" w:sz="4" w:space="0" w:color="CCCCCC"/>
-              <w:right w:val="single" w:sz="4" w:space="0" w:color="CCCCCC"/>
-            </w:tcBorders>
-            <w:shd w:val="clear" w:color="auto" w:fill="FFFFFF"/>
-            <w:tcMar>
-              <w:top w:w="80" w:type="dxa"/>
-              <w:left w:w="130" w:type="dxa"/>
-              <w:bottom w:w="80" w:type="dxa"/>
-              <w:right w:w="130" w:type="dxa"/>
-            </w:tcMar>
-            <w:vAlign w:val="center"/>
-          </w:tcPr>
-          <w:p>
-            <w:r>
-              <w:rPr>
-                <w:sz w:val="20"/>
-                <w:szCs w:val="20"/>
-              </w:rPr>
-              <w:t>2</w:t>
-            </w:r>
-          </w:p>
-        </w:tc>
-        <w:tc>
-          <w:tcPr>
-            <w:tcW w:w="9060" w:type="dxa"/>
-            <w:tcBorders>
-              <w:top w:val="single" w:sz="4" w:space="0" w:color="CCCCCC"/>
-              <w:left w:val="single" w:sz="4" w:space="0" w:color="CCCCCC"/>
-              <w:bottom w:val="single" w:sz="4" w:space="0" w:color="CCCCCC"/>
-              <w:right w:val="single" w:sz="4" w:space="0" w:color="CCCCCC"/>
-            </w:tcBorders>
-            <w:shd w:val="clear" w:color="auto" w:fill="FFFFFF"/>
-            <w:tcMar>
-              <w:top w:w="80" w:type="dxa"/>
-              <w:left w:w="130" w:type="dxa"/>
-              <w:bottom w:w="80" w:type="dxa"/>
-              <w:right w:w="130" w:type="dxa"/>
-            </w:tcMar>
-            <w:vAlign w:val="center"/>
-          </w:tcPr>
-          <w:p>
-            <w:r>
-              <w:rPr>
-                <w:sz w:val="20"/>
-                <w:szCs w:val="20"/>
-              </w:rPr>
-              <w:t xml:space="preserve">Clique em </w:t>
-            </w:r>
-            <w:proofErr w:type="spellStart"/>
-            <w:r>
-              <w:rPr>
-                <w:sz w:val="20"/>
-                <w:szCs w:val="20"/>
-              </w:rPr>
-              <w:t>Import</w:t>
-            </w:r>
-            <w:proofErr w:type="spellEnd"/>
-            <w:r>
-              <w:rPr>
-                <w:sz w:val="20"/>
-                <w:szCs w:val="20"/>
-              </w:rPr>
-              <w:t xml:space="preserve"> (</w:t>
-            </w:r>
-            <w:proofErr w:type="spellStart"/>
-            <w:r>
-              <w:rPr>
-                <w:sz w:val="20"/>
-                <w:szCs w:val="20"/>
-              </w:rPr>
-              <w:t>botao</w:t>
-            </w:r>
-            <w:proofErr w:type="spellEnd"/>
-            <w:r>
-              <w:rPr>
-                <w:sz w:val="20"/>
-                <w:szCs w:val="20"/>
-              </w:rPr>
-              <w:t xml:space="preserve"> no canto superior esquerdo).</w:t>
-            </w:r>
-          </w:p>
-        </w:tc>
-      </w:tr>
-      <w:tr>
-        <w:tc>
-          <w:tcPr>
-            <w:tcW w:w="578" w:type="dxa"/>
-            <w:tcBorders>
-              <w:top w:val="single" w:sz="4" w:space="0" w:color="CCCCCC"/>
-              <w:left w:val="single" w:sz="4" w:space="0" w:color="CCCCCC"/>
-              <w:bottom w:val="single" w:sz="4" w:space="0" w:color="CCCCCC"/>
-              <w:right w:val="single" w:sz="4" w:space="0" w:color="CCCCCC"/>
-            </w:tcBorders>
-            <w:shd w:val="clear" w:color="auto" w:fill="F5F5F5"/>
-            <w:tcMar>
-              <w:top w:w="80" w:type="dxa"/>
-              <w:left w:w="130" w:type="dxa"/>
-              <w:bottom w:w="80" w:type="dxa"/>
-              <w:right w:w="130" w:type="dxa"/>
-            </w:tcMar>
-            <w:vAlign w:val="center"/>
-          </w:tcPr>
-          <w:p>
-            <w:r>
-              <w:rPr>
-                <w:sz w:val="20"/>
-                <w:szCs w:val="20"/>
-              </w:rPr>
-              <w:t>3</w:t>
-            </w:r>
-          </w:p>
-        </w:tc>
-        <w:tc>
-          <w:tcPr>
-            <w:tcW w:w="9060" w:type="dxa"/>
-            <w:tcBorders>
-              <w:top w:val="single" w:sz="4" w:space="0" w:color="CCCCCC"/>
-              <w:left w:val="single" w:sz="4" w:space="0" w:color="CCCCCC"/>
-              <w:bottom w:val="single" w:sz="4" w:space="0" w:color="CCCCCC"/>
-              <w:right w:val="single" w:sz="4" w:space="0" w:color="CCCCCC"/>
-            </w:tcBorders>
-            <w:shd w:val="clear" w:color="auto" w:fill="F5F5F5"/>
-            <w:tcMar>
-              <w:top w:w="80" w:type="dxa"/>
-              <w:left w:w="130" w:type="dxa"/>
-              <w:bottom w:w="80" w:type="dxa"/>
-              <w:right w:w="130" w:type="dxa"/>
-            </w:tcMar>
-            <w:vAlign w:val="center"/>
-          </w:tcPr>
-          <w:p>
-            <w:r>
-              <w:rPr>
-                <w:sz w:val="20"/>
-                <w:szCs w:val="20"/>
-              </w:rPr>
-              <w:t xml:space="preserve">Selecione o arquivo: </w:t>
-            </w:r>
-            <w:proofErr w:type="spellStart"/>
-            <w:r>
-              <w:rPr>
-                <w:sz w:val="20"/>
-                <w:szCs w:val="20"/>
-              </w:rPr>
-              <w:t>testes_api</w:t>
-            </w:r>
-            <w:proofErr w:type="spellEnd"/>
-            <w:r>
-              <w:rPr>
-                <w:sz w:val="20"/>
-                <w:szCs w:val="20"/>
-              </w:rPr>
-              <w:t>/</w:t>
-            </w:r>
-            <w:proofErr w:type="spellStart"/>
-            <w:r>
-              <w:rPr>
-                <w:sz w:val="20"/>
-                <w:szCs w:val="20"/>
-              </w:rPr>
-              <w:t>Biblioteca_API_Tests.postman_collection.json</w:t>
-            </w:r>
-            <w:proofErr w:type="spellEnd"/>
-            <w:r>
-              <w:rPr>
-                <w:sz w:val="20"/>
-                <w:szCs w:val="20"/>
-              </w:rPr>
-              <w:t>.</w:t>
-            </w:r>
-          </w:p>
-        </w:tc>
-      </w:tr>
-      <w:tr>
-        <w:tc>
-          <w:tcPr>
-            <w:tcW w:w="578" w:type="dxa"/>
-            <w:tcBorders>
-              <w:top w:val="single" w:sz="4" w:space="0" w:color="CCCCCC"/>
-              <w:left w:val="single" w:sz="4" w:space="0" w:color="CCCCCC"/>
-              <w:bottom w:val="single" w:sz="4" w:space="0" w:color="CCCCCC"/>
-              <w:right w:val="single" w:sz="4" w:space="0" w:color="CCCCCC"/>
-            </w:tcBorders>
-            <w:shd w:val="clear" w:color="auto" w:fill="FFFFFF"/>
-            <w:tcMar>
-              <w:top w:w="80" w:type="dxa"/>
-              <w:left w:w="130" w:type="dxa"/>
-              <w:bottom w:w="80" w:type="dxa"/>
-              <w:right w:w="130" w:type="dxa"/>
-            </w:tcMar>
-            <w:vAlign w:val="center"/>
-          </w:tcPr>
-          <w:p>
-            <w:r>
-              <w:rPr>
-                <w:sz w:val="20"/>
-                <w:szCs w:val="20"/>
-              </w:rPr>
-              <w:t>4</w:t>
-            </w:r>
-          </w:p>
-        </w:tc>
-        <w:tc>
-          <w:tcPr>
-            <w:tcW w:w="9060" w:type="dxa"/>
-            <w:tcBorders>
-              <w:top w:val="single" w:sz="4" w:space="0" w:color="CCCCCC"/>
-              <w:left w:val="single" w:sz="4" w:space="0" w:color="CCCCCC"/>
-              <w:bottom w:val="single" w:sz="4" w:space="0" w:color="CCCCCC"/>
-              <w:right w:val="single" w:sz="4" w:space="0" w:color="CCCCCC"/>
-            </w:tcBorders>
-            <w:shd w:val="clear" w:color="auto" w:fill="FFFFFF"/>
-            <w:tcMar>
-              <w:top w:w="80" w:type="dxa"/>
-              <w:left w:w="130" w:type="dxa"/>
-              <w:bottom w:w="80" w:type="dxa"/>
-              <w:right w:w="130" w:type="dxa"/>
-            </w:tcMar>
-            <w:vAlign w:val="center"/>
-          </w:tcPr>
-          <w:p>
-            <w:r>
-              <w:rPr>
-                <w:sz w:val="20"/>
-                <w:szCs w:val="20"/>
-              </w:rPr>
-              <w:t xml:space="preserve">Certifique-se de que a API </w:t>
-            </w:r>
-            <w:proofErr w:type="spellStart"/>
-            <w:r>
-              <w:rPr>
-                <w:sz w:val="20"/>
-                <w:szCs w:val="20"/>
-              </w:rPr>
-              <w:t>esta</w:t>
-            </w:r>
-            <w:proofErr w:type="spellEnd"/>
-            <w:r>
-              <w:rPr>
-                <w:sz w:val="20"/>
-                <w:szCs w:val="20"/>
-              </w:rPr>
-              <w:t xml:space="preserve"> rodando em http://localhost:8080 (execute o servidor da </w:t>
-            </w:r>
-            <w:proofErr w:type="spellStart"/>
-            <w:r>
-              <w:rPr>
-                <w:sz w:val="20"/>
-                <w:szCs w:val="20"/>
-              </w:rPr>
-              <w:t>aplicacao</w:t>
-            </w:r>
-            <w:proofErr w:type="spellEnd"/>
-            <w:r>
-              <w:rPr>
-                <w:sz w:val="20"/>
-                <w:szCs w:val="20"/>
-              </w:rPr>
-              <w:t xml:space="preserve"> antes).</w:t>
-            </w:r>
-          </w:p>
-        </w:tc>
-      </w:tr>
-      <w:tr>
-        <w:tc>
-          <w:tcPr>
-            <w:tcW w:w="578" w:type="dxa"/>
-            <w:tcBorders>
-              <w:top w:val="single" w:sz="4" w:space="0" w:color="CCCCCC"/>
-              <w:left w:val="single" w:sz="4" w:space="0" w:color="CCCCCC"/>
-              <w:bottom w:val="single" w:sz="4" w:space="0" w:color="CCCCCC"/>
-              <w:right w:val="single" w:sz="4" w:space="0" w:color="CCCCCC"/>
-            </w:tcBorders>
-            <w:shd w:val="clear" w:color="auto" w:fill="F5F5F5"/>
-            <w:tcMar>
-              <w:top w:w="80" w:type="dxa"/>
-              <w:left w:w="130" w:type="dxa"/>
-              <w:bottom w:w="80" w:type="dxa"/>
-              <w:right w:w="130" w:type="dxa"/>
-            </w:tcMar>
-            <w:vAlign w:val="center"/>
-          </w:tcPr>
-          <w:p>
-            <w:r>
-              <w:rPr>
-                <w:sz w:val="20"/>
-                <w:szCs w:val="20"/>
-              </w:rPr>
-              <w:t>5</w:t>
-            </w:r>
-          </w:p>
-        </w:tc>
-        <w:tc>
-          <w:tcPr>
-            <w:tcW w:w="9060" w:type="dxa"/>
-            <w:tcBorders>
-              <w:top w:val="single" w:sz="4" w:space="0" w:color="CCCCCC"/>
-              <w:left w:val="single" w:sz="4" w:space="0" w:color="CCCCCC"/>
-              <w:bottom w:val="single" w:sz="4" w:space="0" w:color="CCCCCC"/>
-              <w:right w:val="single" w:sz="4" w:space="0" w:color="CCCCCC"/>
-            </w:tcBorders>
-            <w:shd w:val="clear" w:color="auto" w:fill="F5F5F5"/>
-            <w:tcMar>
-              <w:top w:w="80" w:type="dxa"/>
-              <w:left w:w="130" w:type="dxa"/>
-              <w:bottom w:w="80" w:type="dxa"/>
-              <w:right w:w="130" w:type="dxa"/>
-            </w:tcMar>
-            <w:vAlign w:val="center"/>
-          </w:tcPr>
-          <w:p>
-            <w:r>
-              <w:rPr>
-                <w:sz w:val="20"/>
-                <w:szCs w:val="20"/>
-              </w:rPr>
-              <w:t xml:space="preserve">Na barra lateral do </w:t>
-            </w:r>
-            <w:proofErr w:type="spellStart"/>
-            <w:r>
-              <w:rPr>
-                <w:sz w:val="20"/>
-                <w:szCs w:val="20"/>
-              </w:rPr>
-              <w:t>Postman</w:t>
-            </w:r>
-            <w:proofErr w:type="spellEnd"/>
-            <w:r>
-              <w:rPr>
-                <w:sz w:val="20"/>
-                <w:szCs w:val="20"/>
-              </w:rPr>
-              <w:t>, localize 'Biblioteca API — Testes'. Clique no triangulo (Play) ao lado do nome.</w:t>
-            </w:r>
-          </w:p>
-        </w:tc>
-      </w:tr>
-      <w:tr>
-        <w:tc>
-          <w:tcPr>
-            <w:tcW w:w="578" w:type="dxa"/>
-            <w:tcBorders>
-              <w:top w:val="single" w:sz="4" w:space="0" w:color="CCCCCC"/>
-              <w:left w:val="single" w:sz="4" w:space="0" w:color="CCCCCC"/>
-              <w:bottom w:val="single" w:sz="4" w:space="0" w:color="CCCCCC"/>
-              <w:right w:val="single" w:sz="4" w:space="0" w:color="CCCCCC"/>
-            </w:tcBorders>
-            <w:shd w:val="clear" w:color="auto" w:fill="FFFFFF"/>
-            <w:tcMar>
-              <w:top w:w="80" w:type="dxa"/>
-              <w:left w:w="130" w:type="dxa"/>
-              <w:bottom w:w="80" w:type="dxa"/>
-              <w:right w:w="130" w:type="dxa"/>
-            </w:tcMar>
-            <w:vAlign w:val="center"/>
-          </w:tcPr>
-          <w:p>
-            <w:r>
-              <w:rPr>
-                <w:sz w:val="20"/>
-                <w:szCs w:val="20"/>
-              </w:rPr>
-              <w:t>6</w:t>
-            </w:r>
-          </w:p>
-        </w:tc>
-        <w:tc>
-          <w:tcPr>
-            <w:tcW w:w="9060" w:type="dxa"/>
-            <w:tcBorders>
-              <w:top w:val="single" w:sz="4" w:space="0" w:color="CCCCCC"/>
-              <w:left w:val="single" w:sz="4" w:space="0" w:color="CCCCCC"/>
-              <w:bottom w:val="single" w:sz="4" w:space="0" w:color="CCCCCC"/>
-              <w:right w:val="single" w:sz="4" w:space="0" w:color="CCCCCC"/>
-            </w:tcBorders>
-            <w:shd w:val="clear" w:color="auto" w:fill="FFFFFF"/>
-            <w:tcMar>
-              <w:top w:w="80" w:type="dxa"/>
-              <w:left w:w="130" w:type="dxa"/>
-              <w:bottom w:w="80" w:type="dxa"/>
-              <w:right w:w="130" w:type="dxa"/>
-            </w:tcMar>
-            <w:vAlign w:val="center"/>
-          </w:tcPr>
-          <w:p>
-            <w:r>
-              <w:rPr>
-                <w:sz w:val="20"/>
-                <w:szCs w:val="20"/>
-              </w:rPr>
-              <w:t>Na janela que abrir, clique em '</w:t>
-            </w:r>
-            <w:proofErr w:type="spellStart"/>
-            <w:r>
-              <w:rPr>
-                <w:sz w:val="20"/>
-                <w:szCs w:val="20"/>
-              </w:rPr>
-              <w:t>Run</w:t>
-            </w:r>
-            <w:proofErr w:type="spellEnd"/>
-            <w:r>
-              <w:rPr>
-                <w:sz w:val="20"/>
-                <w:szCs w:val="20"/>
-              </w:rPr>
-              <w:t xml:space="preserve"> Biblioteca API — Testes'.</w:t>
-            </w:r>
-          </w:p>
-        </w:tc>
-      </w:tr>
-      <w:tr>
-        <w:tc>
-          <w:tcPr>
-            <w:tcW w:w="578" w:type="dxa"/>
-            <w:tcBorders>
-              <w:top w:val="single" w:sz="4" w:space="0" w:color="CCCCCC"/>
-              <w:left w:val="single" w:sz="4" w:space="0" w:color="CCCCCC"/>
-              <w:bottom w:val="single" w:sz="4" w:space="0" w:color="CCCCCC"/>
-              <w:right w:val="single" w:sz="4" w:space="0" w:color="CCCCCC"/>
-            </w:tcBorders>
-            <w:shd w:val="clear" w:color="auto" w:fill="F5F5F5"/>
-            <w:tcMar>
-              <w:top w:w="80" w:type="dxa"/>
-              <w:left w:w="130" w:type="dxa"/>
-              <w:bottom w:w="80" w:type="dxa"/>
-              <w:right w:w="130" w:type="dxa"/>
-            </w:tcMar>
-            <w:vAlign w:val="center"/>
-          </w:tcPr>
-          <w:p>
-            <w:r>
-              <w:rPr>
-                <w:sz w:val="20"/>
-                <w:szCs w:val="20"/>
-              </w:rPr>
-              <w:t>7</w:t>
-            </w:r>
-          </w:p>
-        </w:tc>
-        <w:tc>
-          <w:tcPr>
-            <w:tcW w:w="9060" w:type="dxa"/>
-            <w:tcBorders>
-              <w:top w:val="single" w:sz="4" w:space="0" w:color="CCCCCC"/>
-              <w:left w:val="single" w:sz="4" w:space="0" w:color="CCCCCC"/>
-              <w:bottom w:val="single" w:sz="4" w:space="0" w:color="CCCCCC"/>
-              <w:right w:val="single" w:sz="4" w:space="0" w:color="CCCCCC"/>
-            </w:tcBorders>
-            <w:shd w:val="clear" w:color="auto" w:fill="F5F5F5"/>
-            <w:tcMar>
-              <w:top w:w="80" w:type="dxa"/>
-              <w:left w:w="130" w:type="dxa"/>
-              <w:bottom w:w="80" w:type="dxa"/>
-              <w:right w:w="130" w:type="dxa"/>
-            </w:tcMar>
-            <w:vAlign w:val="center"/>
-          </w:tcPr>
-          <w:p>
-            <w:r>
-              <w:rPr>
-                <w:sz w:val="20"/>
-                <w:szCs w:val="20"/>
-              </w:rPr>
-              <w:t xml:space="preserve">Aguarde todos os 11 </w:t>
-            </w:r>
-            <w:proofErr w:type="spellStart"/>
-            <w:r>
-              <w:rPr>
-                <w:sz w:val="20"/>
-                <w:szCs w:val="20"/>
-              </w:rPr>
-              <w:t>requests</w:t>
-            </w:r>
-            <w:proofErr w:type="spellEnd"/>
-            <w:r>
-              <w:rPr>
-                <w:sz w:val="20"/>
-                <w:szCs w:val="20"/>
-              </w:rPr>
-              <w:t xml:space="preserve"> serem executados.</w:t>
-            </w:r>
-          </w:p>
-        </w:tc>
-      </w:tr>
-      <w:tr>
-        <w:tc>
-          <w:tcPr>
-            <w:tcW w:w="578" w:type="dxa"/>
-            <w:tcBorders>
-              <w:top w:val="single" w:sz="4" w:space="0" w:color="CCCCCC"/>
-              <w:left w:val="single" w:sz="4" w:space="0" w:color="CCCCCC"/>
-              <w:bottom w:val="single" w:sz="4" w:space="0" w:color="CCCCCC"/>
-              <w:right w:val="single" w:sz="4" w:space="0" w:color="CCCCCC"/>
-            </w:tcBorders>
-            <w:shd w:val="clear" w:color="auto" w:fill="FFFFFF"/>
-            <w:tcMar>
-              <w:top w:w="80" w:type="dxa"/>
-              <w:left w:w="130" w:type="dxa"/>
-              <w:bottom w:w="80" w:type="dxa"/>
-              <w:right w:w="130" w:type="dxa"/>
-            </w:tcMar>
-            <w:vAlign w:val="center"/>
-          </w:tcPr>
-          <w:p>
-            <w:r>
-              <w:rPr>
-                <w:sz w:val="20"/>
-                <w:szCs w:val="20"/>
-              </w:rPr>
-              <w:t>8</w:t>
-            </w:r>
-          </w:p>
-        </w:tc>
-        <w:tc>
-          <w:tcPr>
-            <w:tcW w:w="9060" w:type="dxa"/>
-            <w:tcBorders>
-              <w:top w:val="single" w:sz="4" w:space="0" w:color="CCCCCC"/>
-              <w:left w:val="single" w:sz="4" w:space="0" w:color="CCCCCC"/>
-              <w:bottom w:val="single" w:sz="4" w:space="0" w:color="CCCCCC"/>
-              <w:right w:val="single" w:sz="4" w:space="0" w:color="CCCCCC"/>
-            </w:tcBorders>
-            <w:shd w:val="clear" w:color="auto" w:fill="FFFFFF"/>
-            <w:tcMar>
-              <w:top w:w="80" w:type="dxa"/>
-              <w:left w:w="130" w:type="dxa"/>
-              <w:bottom w:w="80" w:type="dxa"/>
-              <w:right w:w="130" w:type="dxa"/>
-            </w:tcMar>
-            <w:vAlign w:val="center"/>
-          </w:tcPr>
-          <w:p>
-            <w:r>
-              <w:rPr>
-                <w:sz w:val="20"/>
-                <w:szCs w:val="20"/>
-              </w:rPr>
-              <w:t xml:space="preserve">PRINT 4 (Evidencia 4): tire print do </w:t>
-            </w:r>
-            <w:proofErr w:type="spellStart"/>
-            <w:r>
-              <w:rPr>
-                <w:sz w:val="20"/>
-                <w:szCs w:val="20"/>
-              </w:rPr>
-              <w:t>Runner</w:t>
-            </w:r>
-            <w:proofErr w:type="spellEnd"/>
-            <w:r>
-              <w:rPr>
-                <w:sz w:val="20"/>
-                <w:szCs w:val="20"/>
-              </w:rPr>
-              <w:t xml:space="preserve"> mostrando todos em verde e o resumo '22 </w:t>
-            </w:r>
-            <w:proofErr w:type="spellStart"/>
-            <w:r>
-              <w:rPr>
-                <w:sz w:val="20"/>
-                <w:szCs w:val="20"/>
-              </w:rPr>
-              <w:t>assertions</w:t>
-            </w:r>
-            <w:proofErr w:type="spellEnd"/>
-            <w:r>
-              <w:rPr>
-                <w:sz w:val="20"/>
-                <w:szCs w:val="20"/>
-              </w:rPr>
-              <w:t xml:space="preserve"> | 0 </w:t>
-            </w:r>
-            <w:proofErr w:type="spellStart"/>
-            <w:r>
-              <w:rPr>
-                <w:sz w:val="20"/>
-                <w:szCs w:val="20"/>
-              </w:rPr>
-              <w:t>failed</w:t>
-            </w:r>
-            <w:proofErr w:type="spellEnd"/>
-            <w:r>
-              <w:rPr>
-                <w:sz w:val="20"/>
-                <w:szCs w:val="20"/>
-              </w:rPr>
-              <w:t>'.</w:t>
-            </w:r>
-          </w:p>
-        </w:tc>
-      </w:tr>
-      <w:tr>
-        <w:tc>
-          <w:tcPr>
-            <w:tcW w:w="578" w:type="dxa"/>
-            <w:tcBorders>
-              <w:top w:val="single" w:sz="4" w:space="0" w:color="CCCCCC"/>
-              <w:left w:val="single" w:sz="4" w:space="0" w:color="CCCCCC"/>
-              <w:bottom w:val="single" w:sz="4" w:space="0" w:color="CCCCCC"/>
-              <w:right w:val="single" w:sz="4" w:space="0" w:color="CCCCCC"/>
-            </w:tcBorders>
-            <w:shd w:val="clear" w:color="auto" w:fill="F5F5F5"/>
-            <w:tcMar>
-              <w:top w:w="80" w:type="dxa"/>
-              <w:left w:w="130" w:type="dxa"/>
-              <w:bottom w:w="80" w:type="dxa"/>
-              <w:right w:w="130" w:type="dxa"/>
-            </w:tcMar>
-            <w:vAlign w:val="center"/>
-          </w:tcPr>
-          <w:p>
-            <w:r>
-              <w:rPr>
-                <w:sz w:val="20"/>
-                <w:szCs w:val="20"/>
-              </w:rPr>
-              <w:lastRenderedPageBreak/>
-              <w:t>9</w:t>
-            </w:r>
-          </w:p>
-        </w:tc>
-        <w:tc>
-          <w:tcPr>
-            <w:tcW w:w="9060" w:type="dxa"/>
-            <w:tcBorders>
-              <w:top w:val="single" w:sz="4" w:space="0" w:color="CCCCCC"/>
-              <w:left w:val="single" w:sz="4" w:space="0" w:color="CCCCCC"/>
-              <w:bottom w:val="single" w:sz="4" w:space="0" w:color="CCCCCC"/>
-              <w:right w:val="single" w:sz="4" w:space="0" w:color="CCCCCC"/>
-            </w:tcBorders>
-            <w:shd w:val="clear" w:color="auto" w:fill="F5F5F5"/>
-            <w:tcMar>
-              <w:top w:w="80" w:type="dxa"/>
-              <w:left w:w="130" w:type="dxa"/>
-              <w:bottom w:w="80" w:type="dxa"/>
-              <w:right w:w="130" w:type="dxa"/>
-            </w:tcMar>
-            <w:vAlign w:val="center"/>
-          </w:tcPr>
-          <w:p>
-            <w:r>
-              <w:rPr>
-                <w:sz w:val="20"/>
-                <w:szCs w:val="20"/>
-              </w:rPr>
-              <w:t xml:space="preserve">Clique no item CT-A01 na lista de resultados. PRINT 5 (Evidencia 5): tire print mostrando </w:t>
-            </w:r>
-            <w:proofErr w:type="spellStart"/>
-            <w:r>
-              <w:rPr>
-                <w:sz w:val="20"/>
-                <w:szCs w:val="20"/>
-              </w:rPr>
-              <w:t>Request</w:t>
-            </w:r>
-            <w:proofErr w:type="spellEnd"/>
-            <w:r>
-              <w:rPr>
-                <w:sz w:val="20"/>
-                <w:szCs w:val="20"/>
-              </w:rPr>
-              <w:t xml:space="preserve"> Body e Response 201.</w:t>
-            </w:r>
-          </w:p>
-        </w:tc>
-      </w:tr>
-      <w:tr>
-        <w:tc>
-          <w:tcPr>
-            <w:tcW w:w="578" w:type="dxa"/>
-            <w:tcBorders>
-              <w:top w:val="single" w:sz="4" w:space="0" w:color="CCCCCC"/>
-              <w:left w:val="single" w:sz="4" w:space="0" w:color="CCCCCC"/>
-              <w:bottom w:val="single" w:sz="4" w:space="0" w:color="CCCCCC"/>
-              <w:right w:val="single" w:sz="4" w:space="0" w:color="CCCCCC"/>
-            </w:tcBorders>
-            <w:shd w:val="clear" w:color="auto" w:fill="FFFFFF"/>
-            <w:tcMar>
-              <w:top w:w="80" w:type="dxa"/>
-              <w:left w:w="130" w:type="dxa"/>
-              <w:bottom w:w="80" w:type="dxa"/>
-              <w:right w:w="130" w:type="dxa"/>
-            </w:tcMar>
-            <w:vAlign w:val="center"/>
-          </w:tcPr>
-          <w:p>
-            <w:r>
-              <w:rPr>
-                <w:sz w:val="20"/>
-                <w:szCs w:val="20"/>
-              </w:rPr>
-              <w:t>10</w:t>
-            </w:r>
-          </w:p>
-        </w:tc>
-        <w:tc>
-          <w:tcPr>
-            <w:tcW w:w="9060" w:type="dxa"/>
-            <w:tcBorders>
-              <w:top w:val="single" w:sz="4" w:space="0" w:color="CCCCCC"/>
-              <w:left w:val="single" w:sz="4" w:space="0" w:color="CCCCCC"/>
-              <w:bottom w:val="single" w:sz="4" w:space="0" w:color="CCCCCC"/>
-              <w:right w:val="single" w:sz="4" w:space="0" w:color="CCCCCC"/>
-            </w:tcBorders>
-            <w:shd w:val="clear" w:color="auto" w:fill="FFFFFF"/>
-            <w:tcMar>
-              <w:top w:w="80" w:type="dxa"/>
-              <w:left w:w="130" w:type="dxa"/>
-              <w:bottom w:w="80" w:type="dxa"/>
-              <w:right w:w="130" w:type="dxa"/>
-            </w:tcMar>
-            <w:vAlign w:val="center"/>
-          </w:tcPr>
-          <w:p>
-            <w:r>
-              <w:rPr>
-                <w:sz w:val="20"/>
-                <w:szCs w:val="20"/>
-              </w:rPr>
-              <w:t xml:space="preserve">Clique no item CT-A02. PRINT 6 (Evidencia 6): tire print da resposta 409 com mensagem 'ISBN </w:t>
-            </w:r>
-            <w:proofErr w:type="spellStart"/>
-            <w:r>
-              <w:rPr>
-                <w:sz w:val="20"/>
-                <w:szCs w:val="20"/>
-              </w:rPr>
-              <w:t>ja</w:t>
-            </w:r>
-            <w:proofErr w:type="spellEnd"/>
-            <w:r>
-              <w:rPr>
-                <w:sz w:val="20"/>
-                <w:szCs w:val="20"/>
-              </w:rPr>
-              <w:t xml:space="preserve"> existe'.</w:t>
-            </w:r>
-          </w:p>
-        </w:tc>
-      </w:tr>
-      <w:tr>
-        <w:tc>
-          <w:tcPr>
-            <w:tcW w:w="578" w:type="dxa"/>
-            <w:tcBorders>
-              <w:top w:val="single" w:sz="4" w:space="0" w:color="CCCCCC"/>
-              <w:left w:val="single" w:sz="4" w:space="0" w:color="CCCCCC"/>
-              <w:bottom w:val="single" w:sz="4" w:space="0" w:color="CCCCCC"/>
-              <w:right w:val="single" w:sz="4" w:space="0" w:color="CCCCCC"/>
-            </w:tcBorders>
-            <w:shd w:val="clear" w:color="auto" w:fill="F5F5F5"/>
-            <w:tcMar>
-              <w:top w:w="80" w:type="dxa"/>
-              <w:left w:w="130" w:type="dxa"/>
-              <w:bottom w:w="80" w:type="dxa"/>
-              <w:right w:w="130" w:type="dxa"/>
-            </w:tcMar>
-            <w:vAlign w:val="center"/>
-          </w:tcPr>
-          <w:p>
-            <w:r>
-              <w:rPr>
-                <w:sz w:val="20"/>
-                <w:szCs w:val="20"/>
-              </w:rPr>
-              <w:t>11</w:t>
-            </w:r>
-          </w:p>
-        </w:tc>
-        <w:tc>
-          <w:tcPr>
-            <w:tcW w:w="9060" w:type="dxa"/>
-            <w:tcBorders>
-              <w:top w:val="single" w:sz="4" w:space="0" w:color="CCCCCC"/>
-              <w:left w:val="single" w:sz="4" w:space="0" w:color="CCCCCC"/>
-              <w:bottom w:val="single" w:sz="4" w:space="0" w:color="CCCCCC"/>
-              <w:right w:val="single" w:sz="4" w:space="0" w:color="CCCCCC"/>
-            </w:tcBorders>
-            <w:shd w:val="clear" w:color="auto" w:fill="F5F5F5"/>
-            <w:tcMar>
-              <w:top w:w="80" w:type="dxa"/>
-              <w:left w:w="130" w:type="dxa"/>
-              <w:bottom w:w="80" w:type="dxa"/>
-              <w:right w:w="130" w:type="dxa"/>
-            </w:tcMar>
-            <w:vAlign w:val="center"/>
-          </w:tcPr>
-          <w:p>
-            <w:r>
-              <w:rPr>
-                <w:sz w:val="20"/>
-                <w:szCs w:val="20"/>
-              </w:rPr>
-              <w:t>Clique no item CT-A07. PRINT 7 (Evidencia 7): tire print da resposta 201 com campo 'id' no formato EMP-0001.</w:t>
-            </w:r>
-          </w:p>
-        </w:tc>
-      </w:tr>
-      <w:tr>
-        <w:tc>
-          <w:tcPr>
-            <w:tcW w:w="578" w:type="dxa"/>
-            <w:tcBorders>
-              <w:top w:val="single" w:sz="4" w:space="0" w:color="CCCCCC"/>
-              <w:left w:val="single" w:sz="4" w:space="0" w:color="CCCCCC"/>
-              <w:bottom w:val="single" w:sz="4" w:space="0" w:color="CCCCCC"/>
-              <w:right w:val="single" w:sz="4" w:space="0" w:color="CCCCCC"/>
-            </w:tcBorders>
-            <w:shd w:val="clear" w:color="auto" w:fill="FFFFFF"/>
-            <w:tcMar>
-              <w:top w:w="80" w:type="dxa"/>
-              <w:left w:w="130" w:type="dxa"/>
-              <w:bottom w:w="80" w:type="dxa"/>
-              <w:right w:w="130" w:type="dxa"/>
-            </w:tcMar>
-            <w:vAlign w:val="center"/>
-          </w:tcPr>
-          <w:p>
-            <w:r>
-              <w:rPr>
-                <w:sz w:val="20"/>
-                <w:szCs w:val="20"/>
-              </w:rPr>
-              <w:t>12</w:t>
-            </w:r>
-          </w:p>
-        </w:tc>
-        <w:tc>
-          <w:tcPr>
-            <w:tcW w:w="9060" w:type="dxa"/>
-            <w:tcBorders>
-              <w:top w:val="single" w:sz="4" w:space="0" w:color="CCCCCC"/>
-              <w:left w:val="single" w:sz="4" w:space="0" w:color="CCCCCC"/>
-              <w:bottom w:val="single" w:sz="4" w:space="0" w:color="CCCCCC"/>
-              <w:right w:val="single" w:sz="4" w:space="0" w:color="CCCCCC"/>
-            </w:tcBorders>
-            <w:shd w:val="clear" w:color="auto" w:fill="FFFFFF"/>
-            <w:tcMar>
-              <w:top w:w="80" w:type="dxa"/>
-              <w:left w:w="130" w:type="dxa"/>
-              <w:bottom w:w="80" w:type="dxa"/>
-              <w:right w:w="130" w:type="dxa"/>
-            </w:tcMar>
-            <w:vAlign w:val="center"/>
-          </w:tcPr>
-          <w:p>
-            <w:r>
-              <w:rPr>
-                <w:sz w:val="20"/>
-                <w:szCs w:val="20"/>
-              </w:rPr>
-              <w:t>(Opcional) Para executar via linha de comando: instale Newman com '</w:t>
-            </w:r>
-            <w:proofErr w:type="spellStart"/>
-            <w:r>
-              <w:rPr>
-                <w:sz w:val="20"/>
-                <w:szCs w:val="20"/>
-              </w:rPr>
-              <w:t>npm</w:t>
-            </w:r>
-            <w:proofErr w:type="spellEnd"/>
-            <w:r>
-              <w:rPr>
-                <w:sz w:val="20"/>
-                <w:szCs w:val="20"/>
-              </w:rPr>
-              <w:t xml:space="preserve"> </w:t>
-            </w:r>
-            <w:proofErr w:type="spellStart"/>
-            <w:r>
-              <w:rPr>
-                <w:sz w:val="20"/>
-                <w:szCs w:val="20"/>
-              </w:rPr>
-              <w:t>install</w:t>
-            </w:r>
-            <w:proofErr w:type="spellEnd"/>
-            <w:r>
-              <w:rPr>
-                <w:sz w:val="20"/>
-                <w:szCs w:val="20"/>
-              </w:rPr>
-              <w:t xml:space="preserve"> -g </w:t>
-            </w:r>
-            <w:proofErr w:type="spellStart"/>
-            <w:r>
-              <w:rPr>
-                <w:sz w:val="20"/>
-                <w:szCs w:val="20"/>
-              </w:rPr>
-              <w:t>newman</w:t>
-            </w:r>
-            <w:proofErr w:type="spellEnd"/>
-            <w:r>
-              <w:rPr>
-                <w:sz w:val="20"/>
-                <w:szCs w:val="20"/>
-              </w:rPr>
-              <w:t>' e execute '</w:t>
-            </w:r>
-            <w:proofErr w:type="spellStart"/>
-            <w:r>
-              <w:rPr>
-                <w:sz w:val="20"/>
-                <w:szCs w:val="20"/>
-              </w:rPr>
-              <w:t>newman</w:t>
-            </w:r>
-            <w:proofErr w:type="spellEnd"/>
-            <w:r>
-              <w:rPr>
-                <w:sz w:val="20"/>
-                <w:szCs w:val="20"/>
-              </w:rPr>
-              <w:t xml:space="preserve"> </w:t>
-            </w:r>
-            <w:proofErr w:type="spellStart"/>
-            <w:r>
-              <w:rPr>
-                <w:sz w:val="20"/>
-                <w:szCs w:val="20"/>
-              </w:rPr>
-              <w:t>run</w:t>
-            </w:r>
-            <w:proofErr w:type="spellEnd"/>
-            <w:r>
-              <w:rPr>
-                <w:sz w:val="20"/>
-                <w:szCs w:val="20"/>
-              </w:rPr>
-              <w:t xml:space="preserve"> </w:t>
-            </w:r>
-            <w:proofErr w:type="spellStart"/>
-            <w:r>
-              <w:rPr>
-                <w:sz w:val="20"/>
-                <w:szCs w:val="20"/>
-              </w:rPr>
-              <w:t>testes_api</w:t>
-            </w:r>
-            <w:proofErr w:type="spellEnd"/>
-            <w:r>
-              <w:rPr>
-                <w:sz w:val="20"/>
-                <w:szCs w:val="20"/>
-              </w:rPr>
-              <w:t>/</w:t>
-            </w:r>
-            <w:proofErr w:type="spellStart"/>
-            <w:r>
-              <w:rPr>
-                <w:sz w:val="20"/>
-                <w:szCs w:val="20"/>
-              </w:rPr>
-              <w:t>Biblioteca_API_Tests.postman_collection.json</w:t>
-            </w:r>
-            <w:proofErr w:type="spellEnd"/>
-            <w:r>
-              <w:rPr>
-                <w:sz w:val="20"/>
-                <w:szCs w:val="20"/>
-              </w:rPr>
-              <w:t xml:space="preserve">'. PRINT 8 (Evidencia 8): tire print do terminal com '0 </w:t>
-            </w:r>
-            <w:proofErr w:type="spellStart"/>
-            <w:r>
-              <w:rPr>
-                <w:sz w:val="20"/>
-                <w:szCs w:val="20"/>
-              </w:rPr>
-              <w:t>failed</w:t>
-            </w:r>
-            <w:proofErr w:type="spellEnd"/>
-            <w:r>
-              <w:rPr>
-                <w:sz w:val="20"/>
-                <w:szCs w:val="20"/>
-              </w:rPr>
-              <w:t>'.</w:t>
-            </w:r>
-          </w:p>
-        </w:tc>
-      </w:tr>
-    </w:tbl>
-    <w:p/>
-    <w:p/>
-    <w:p>
-      <w:pPr>
-        <w:spacing w:before="160" w:after="80"/>
-      </w:pPr>
-      <w:r>
-        <w:rPr>
-          <w:b/>
-          <w:bCs/>
-          <w:color w:val="1F3864"/>
-          <w:sz w:val="24"/>
-          <w:szCs w:val="24"/>
-        </w:rPr>
-        <w:t xml:space="preserve">PASSO 3 — Testes E2E com </w:t>
-      </w:r>
-      <w:proofErr w:type="spellStart"/>
-      <w:r>
-        <w:rPr>
-          <w:b/>
-          <w:bCs/>
-          <w:color w:val="1F3864"/>
-          <w:sz w:val="24"/>
-          <w:szCs w:val="24"/>
-        </w:rPr>
-        <w:t>Playwright</w:t>
-      </w:r>
-      <w:proofErr w:type="spellEnd"/>
-    </w:p>
-    <w:tbl>
-      <w:tblPr>
-        <w:tblW w:w="9638" w:type="dxa"/>
-        <w:tblBorders>
-          <w:top w:val="single" w:sz="4" w:space="0" w:color="auto"/>
-          <w:left w:val="single" w:sz="4" w:space="0" w:color="auto"/>
-          <w:bottom w:val="single" w:sz="4" w:space="0" w:color="auto"/>
-          <w:right w:val="single" w:sz="4" w:space="0" w:color="auto"/>
-          <w:insideH w:val="single" w:sz="4" w:space="0" w:color="auto"/>
-          <w:insideV w:val="single" w:sz="4" w:space="0" w:color="auto"/>
-        </w:tblBorders>
-        <w:tblCellMar>
-          <w:left w:w="10" w:type="dxa"/>
-          <w:right w:w="10" w:type="dxa"/>
-        </w:tblCellMar>
-        <w:tblLook w:val="04A0" w:firstRow="1" w:lastRow="0" w:firstColumn="1" w:lastColumn="0" w:noHBand="0" w:noVBand="1"/>
-      </w:tblPr>
-      <w:tblGrid>
-        <w:gridCol w:w="578"/>
-        <w:gridCol w:w="9060"/>
-      </w:tblGrid>
-      <w:tr>
-        <w:trPr>
-          <w:tblHeader/>
-        </w:trPr>
-        <w:tc>
-          <w:tcPr>
-            <w:tcW w:w="578" w:type="dxa"/>
-            <w:tcBorders>
-              <w:top w:val="single" w:sz="4" w:space="0" w:color="2E74B5"/>
-              <w:left w:val="single" w:sz="4" w:space="0" w:color="2E74B5"/>
-              <w:bottom w:val="single" w:sz="4" w:space="0" w:color="2E74B5"/>
-              <w:right w:val="single" w:sz="4" w:space="0" w:color="2E74B5"/>
-            </w:tcBorders>
-            <w:shd w:val="clear" w:color="auto" w:fill="2E74B5"/>
-            <w:tcMar>
-              <w:top w:w="100" w:type="dxa"/>
-              <w:left w:w="130" w:type="dxa"/>
-              <w:bottom w:w="100" w:type="dxa"/>
-              <w:right w:w="130" w:type="dxa"/>
-            </w:tcMar>
-            <w:vAlign w:val="center"/>
-          </w:tcPr>
-          <w:p>
-            <w:pPr>
-              <w:jc w:val="center"/>
-            </w:pPr>
-            <w:r>
-              <w:rPr>
-                <w:b/>
-                <w:bCs/>
-                <w:color w:val="FFFFFF"/>
-                <w:sz w:val="20"/>
-                <w:szCs w:val="20"/>
-              </w:rPr>
-              <w:t>#</w:t>
-            </w:r>
-          </w:p>
-        </w:tc>
-        <w:tc>
-          <w:tcPr>
-            <w:tcW w:w="9060" w:type="dxa"/>
-            <w:tcBorders>
-              <w:top w:val="single" w:sz="4" w:space="0" w:color="2E74B5"/>
-              <w:left w:val="single" w:sz="4" w:space="0" w:color="2E74B5"/>
-              <w:bottom w:val="single" w:sz="4" w:space="0" w:color="2E74B5"/>
-              <w:right w:val="single" w:sz="4" w:space="0" w:color="2E74B5"/>
-            </w:tcBorders>
-            <w:shd w:val="clear" w:color="auto" w:fill="2E74B5"/>
-            <w:tcMar>
-              <w:top w:w="100" w:type="dxa"/>
-              <w:left w:w="130" w:type="dxa"/>
-              <w:bottom w:w="100" w:type="dxa"/>
-              <w:right w:w="130" w:type="dxa"/>
-            </w:tcMar>
-            <w:vAlign w:val="center"/>
-          </w:tcPr>
-          <w:p>
-            <w:pPr>
-              <w:jc w:val="center"/>
-            </w:pPr>
-            <w:r>
-              <w:rPr>
-                <w:b/>
-                <w:bCs/>
-                <w:color w:val="FFFFFF"/>
-                <w:sz w:val="20"/>
-                <w:szCs w:val="20"/>
-              </w:rPr>
-              <w:t>Passo</w:t>
-            </w:r>
-          </w:p>
-        </w:tc>
-      </w:tr>
-      <w:tr>
-        <w:tc>
-          <w:tcPr>
-            <w:tcW w:w="578" w:type="dxa"/>
-            <w:tcBorders>
-              <w:top w:val="single" w:sz="4" w:space="0" w:color="CCCCCC"/>
-              <w:left w:val="single" w:sz="4" w:space="0" w:color="CCCCCC"/>
-              <w:bottom w:val="single" w:sz="4" w:space="0" w:color="CCCCCC"/>
-              <w:right w:val="single" w:sz="4" w:space="0" w:color="CCCCCC"/>
-            </w:tcBorders>
-            <w:shd w:val="clear" w:color="auto" w:fill="F5F5F5"/>
-            <w:tcMar>
-              <w:top w:w="80" w:type="dxa"/>
-              <w:left w:w="130" w:type="dxa"/>
-              <w:bottom w:w="80" w:type="dxa"/>
-              <w:right w:w="130" w:type="dxa"/>
-            </w:tcMar>
-            <w:vAlign w:val="center"/>
-          </w:tcPr>
-          <w:p>
-            <w:r>
-              <w:rPr>
-                <w:sz w:val="20"/>
-                <w:szCs w:val="20"/>
-              </w:rPr>
-              <w:t>1</w:t>
-            </w:r>
-          </w:p>
-        </w:tc>
-        <w:tc>
-          <w:tcPr>
-            <w:tcW w:w="9060" w:type="dxa"/>
-            <w:tcBorders>
-              <w:top w:val="single" w:sz="4" w:space="0" w:color="CCCCCC"/>
-              <w:left w:val="single" w:sz="4" w:space="0" w:color="CCCCCC"/>
-              <w:bottom w:val="single" w:sz="4" w:space="0" w:color="CCCCCC"/>
-              <w:right w:val="single" w:sz="4" w:space="0" w:color="CCCCCC"/>
-            </w:tcBorders>
-            <w:shd w:val="clear" w:color="auto" w:fill="F5F5F5"/>
-            <w:tcMar>
-              <w:top w:w="80" w:type="dxa"/>
-              <w:left w:w="130" w:type="dxa"/>
-              <w:bottom w:w="80" w:type="dxa"/>
-              <w:right w:w="130" w:type="dxa"/>
-            </w:tcMar>
-            <w:vAlign w:val="center"/>
-          </w:tcPr>
-          <w:p>
-            <w:r>
-              <w:rPr>
-                <w:sz w:val="20"/>
-                <w:szCs w:val="20"/>
-              </w:rPr>
-              <w:t xml:space="preserve">Abra um terminal (pode ser o terminal integrado do </w:t>
-            </w:r>
-            <w:proofErr w:type="spellStart"/>
-            <w:r>
-              <w:rPr>
-                <w:sz w:val="20"/>
-                <w:szCs w:val="20"/>
-              </w:rPr>
-              <w:t>IntelliJ</w:t>
-            </w:r>
-            <w:proofErr w:type="spellEnd"/>
-            <w:r>
-              <w:rPr>
-                <w:sz w:val="20"/>
-                <w:szCs w:val="20"/>
-              </w:rPr>
-              <w:t xml:space="preserve">: </w:t>
-            </w:r>
-            <w:proofErr w:type="spellStart"/>
-            <w:r>
-              <w:rPr>
-                <w:sz w:val="20"/>
-                <w:szCs w:val="20"/>
-              </w:rPr>
-              <w:t>View</w:t>
-            </w:r>
-            <w:proofErr w:type="spellEnd"/>
-            <w:r>
-              <w:rPr>
-                <w:sz w:val="20"/>
-                <w:szCs w:val="20"/>
-              </w:rPr>
-              <w:t xml:space="preserve"> &gt; Tool Windows &gt; Terminal).</w:t>
-            </w:r>
-          </w:p>
-        </w:tc>
-      </w:tr>
-      <w:tr>
-        <w:tc>
-          <w:tcPr>
-            <w:tcW w:w="578" w:type="dxa"/>
-            <w:tcBorders>
-              <w:top w:val="single" w:sz="4" w:space="0" w:color="CCCCCC"/>
-              <w:left w:val="single" w:sz="4" w:space="0" w:color="CCCCCC"/>
-              <w:bottom w:val="single" w:sz="4" w:space="0" w:color="CCCCCC"/>
-              <w:right w:val="single" w:sz="4" w:space="0" w:color="CCCCCC"/>
-            </w:tcBorders>
-            <w:shd w:val="clear" w:color="auto" w:fill="FFFFFF"/>
-            <w:tcMar>
-              <w:top w:w="80" w:type="dxa"/>
-              <w:left w:w="130" w:type="dxa"/>
-              <w:bottom w:w="80" w:type="dxa"/>
-              <w:right w:w="130" w:type="dxa"/>
-            </w:tcMar>
-            <w:vAlign w:val="center"/>
-          </w:tcPr>
-          <w:p>
-            <w:r>
-              <w:rPr>
-                <w:sz w:val="20"/>
-                <w:szCs w:val="20"/>
-              </w:rPr>
-              <w:t>2</w:t>
-            </w:r>
-          </w:p>
-        </w:tc>
-        <w:tc>
-          <w:tcPr>
-            <w:tcW w:w="9060" w:type="dxa"/>
-            <w:tcBorders>
-              <w:top w:val="single" w:sz="4" w:space="0" w:color="CCCCCC"/>
-              <w:left w:val="single" w:sz="4" w:space="0" w:color="CCCCCC"/>
-              <w:bottom w:val="single" w:sz="4" w:space="0" w:color="CCCCCC"/>
-              <w:right w:val="single" w:sz="4" w:space="0" w:color="CCCCCC"/>
-            </w:tcBorders>
-            <w:shd w:val="clear" w:color="auto" w:fill="FFFFFF"/>
-            <w:tcMar>
-              <w:top w:w="80" w:type="dxa"/>
-              <w:left w:w="130" w:type="dxa"/>
-              <w:bottom w:w="80" w:type="dxa"/>
-              <w:right w:w="130" w:type="dxa"/>
-            </w:tcMar>
-            <w:vAlign w:val="center"/>
-          </w:tcPr>
-          <w:p>
-            <w:r>
-              <w:rPr>
-                <w:sz w:val="20"/>
-                <w:szCs w:val="20"/>
-              </w:rPr>
-              <w:t xml:space="preserve">Navegue para a pasta dos testes E2E: </w:t>
-            </w:r>
-            <w:proofErr w:type="spellStart"/>
-            <w:r>
-              <w:rPr>
-                <w:sz w:val="20"/>
-                <w:szCs w:val="20"/>
-              </w:rPr>
-              <w:t>cd</w:t>
-            </w:r>
-            <w:proofErr w:type="spellEnd"/>
-            <w:r>
-              <w:rPr>
-                <w:sz w:val="20"/>
-                <w:szCs w:val="20"/>
-              </w:rPr>
-              <w:t xml:space="preserve"> testes_e2e</w:t>
-            </w:r>
-          </w:p>
-        </w:tc>
-      </w:tr>
-      <w:tr>
-        <w:tc>
-          <w:tcPr>
-            <w:tcW w:w="578" w:type="dxa"/>
-            <w:tcBorders>
-              <w:top w:val="single" w:sz="4" w:space="0" w:color="CCCCCC"/>
-              <w:left w:val="single" w:sz="4" w:space="0" w:color="CCCCCC"/>
-              <w:bottom w:val="single" w:sz="4" w:space="0" w:color="CCCCCC"/>
-              <w:right w:val="single" w:sz="4" w:space="0" w:color="CCCCCC"/>
-            </w:tcBorders>
-            <w:shd w:val="clear" w:color="auto" w:fill="F5F5F5"/>
-            <w:tcMar>
-              <w:top w:w="80" w:type="dxa"/>
-              <w:left w:w="130" w:type="dxa"/>
-              <w:bottom w:w="80" w:type="dxa"/>
-              <w:right w:w="130" w:type="dxa"/>
-            </w:tcMar>
-            <w:vAlign w:val="center"/>
-          </w:tcPr>
-          <w:p>
-            <w:r>
-              <w:rPr>
-                <w:sz w:val="20"/>
-                <w:szCs w:val="20"/>
-              </w:rPr>
-              <w:t>3</w:t>
-            </w:r>
-          </w:p>
-        </w:tc>
-        <w:tc>
-          <w:tcPr>
-            <w:tcW w:w="9060" w:type="dxa"/>
-            <w:tcBorders>
-              <w:top w:val="single" w:sz="4" w:space="0" w:color="CCCCCC"/>
-              <w:left w:val="single" w:sz="4" w:space="0" w:color="CCCCCC"/>
-              <w:bottom w:val="single" w:sz="4" w:space="0" w:color="CCCCCC"/>
-              <w:right w:val="single" w:sz="4" w:space="0" w:color="CCCCCC"/>
-            </w:tcBorders>
-            <w:shd w:val="clear" w:color="auto" w:fill="F5F5F5"/>
-            <w:tcMar>
-              <w:top w:w="80" w:type="dxa"/>
-              <w:left w:w="130" w:type="dxa"/>
-              <w:bottom w:w="80" w:type="dxa"/>
-              <w:right w:w="130" w:type="dxa"/>
-            </w:tcMar>
-            <w:vAlign w:val="center"/>
-          </w:tcPr>
-          <w:p>
-            <w:r>
-              <w:rPr>
-                <w:sz w:val="20"/>
-                <w:szCs w:val="20"/>
-              </w:rPr>
-              <w:t xml:space="preserve">Instale as </w:t>
-            </w:r>
-            <w:proofErr w:type="spellStart"/>
-            <w:r>
-              <w:rPr>
-                <w:sz w:val="20"/>
-                <w:szCs w:val="20"/>
-              </w:rPr>
-              <w:t>dependencias</w:t>
-            </w:r>
-            <w:proofErr w:type="spellEnd"/>
-            <w:r>
-              <w:rPr>
-                <w:sz w:val="20"/>
-                <w:szCs w:val="20"/>
-              </w:rPr>
-              <w:t xml:space="preserve"> (apenas uma vez): </w:t>
-            </w:r>
-            <w:proofErr w:type="spellStart"/>
-            <w:r>
-              <w:rPr>
-                <w:sz w:val="20"/>
-                <w:szCs w:val="20"/>
-              </w:rPr>
-              <w:t>npm</w:t>
-            </w:r>
-            <w:proofErr w:type="spellEnd"/>
-            <w:r>
-              <w:rPr>
-                <w:sz w:val="20"/>
-                <w:szCs w:val="20"/>
-              </w:rPr>
-              <w:t xml:space="preserve"> </w:t>
-            </w:r>
-            <w:proofErr w:type="spellStart"/>
-            <w:r>
-              <w:rPr>
-                <w:sz w:val="20"/>
-                <w:szCs w:val="20"/>
-              </w:rPr>
-              <w:t>install</w:t>
-            </w:r>
-            <w:proofErr w:type="spellEnd"/>
-            <w:r>
-              <w:rPr>
-                <w:sz w:val="20"/>
-                <w:szCs w:val="20"/>
-              </w:rPr>
-              <w:t xml:space="preserve"> @playwright/test</w:t>
-            </w:r>
-          </w:p>
-        </w:tc>
-      </w:tr>
-      <w:tr>
-        <w:tc>
-          <w:tcPr>
-            <w:tcW w:w="578" w:type="dxa"/>
-            <w:tcBorders>
-              <w:top w:val="single" w:sz="4" w:space="0" w:color="CCCCCC"/>
-              <w:left w:val="single" w:sz="4" w:space="0" w:color="CCCCCC"/>
-              <w:bottom w:val="single" w:sz="4" w:space="0" w:color="CCCCCC"/>
-              <w:right w:val="single" w:sz="4" w:space="0" w:color="CCCCCC"/>
-            </w:tcBorders>
-            <w:shd w:val="clear" w:color="auto" w:fill="FFFFFF"/>
-            <w:tcMar>
-              <w:top w:w="80" w:type="dxa"/>
-              <w:left w:w="130" w:type="dxa"/>
-              <w:bottom w:w="80" w:type="dxa"/>
-              <w:right w:w="130" w:type="dxa"/>
-            </w:tcMar>
-            <w:vAlign w:val="center"/>
-          </w:tcPr>
-          <w:p>
-            <w:r>
-              <w:rPr>
-                <w:sz w:val="20"/>
-                <w:szCs w:val="20"/>
-              </w:rPr>
-              <w:t>4</w:t>
-            </w:r>
-          </w:p>
-        </w:tc>
-        <w:tc>
-          <w:tcPr>
-            <w:tcW w:w="9060" w:type="dxa"/>
-            <w:tcBorders>
-              <w:top w:val="single" w:sz="4" w:space="0" w:color="CCCCCC"/>
-              <w:left w:val="single" w:sz="4" w:space="0" w:color="CCCCCC"/>
-              <w:bottom w:val="single" w:sz="4" w:space="0" w:color="CCCCCC"/>
-              <w:right w:val="single" w:sz="4" w:space="0" w:color="CCCCCC"/>
-            </w:tcBorders>
-            <w:shd w:val="clear" w:color="auto" w:fill="FFFFFF"/>
-            <w:tcMar>
-              <w:top w:w="80" w:type="dxa"/>
-              <w:left w:w="130" w:type="dxa"/>
-              <w:bottom w:w="80" w:type="dxa"/>
-              <w:right w:w="130" w:type="dxa"/>
-            </w:tcMar>
-            <w:vAlign w:val="center"/>
-          </w:tcPr>
-          <w:p>
-            <w:r>
-              <w:rPr>
-                <w:sz w:val="20"/>
-                <w:szCs w:val="20"/>
-              </w:rPr>
-              <w:t xml:space="preserve">Instale o navegador </w:t>
-            </w:r>
-            <w:proofErr w:type="spellStart"/>
-            <w:r>
-              <w:rPr>
-                <w:sz w:val="20"/>
-                <w:szCs w:val="20"/>
-              </w:rPr>
-              <w:t>Chromium</w:t>
-            </w:r>
-            <w:proofErr w:type="spellEnd"/>
-            <w:r>
-              <w:rPr>
-                <w:sz w:val="20"/>
-                <w:szCs w:val="20"/>
-              </w:rPr>
-              <w:t xml:space="preserve"> (apenas uma vez): </w:t>
-            </w:r>
-            <w:proofErr w:type="spellStart"/>
-            <w:r>
-              <w:rPr>
-                <w:sz w:val="20"/>
-                <w:szCs w:val="20"/>
-              </w:rPr>
-              <w:t>npx</w:t>
-            </w:r>
-            <w:proofErr w:type="spellEnd"/>
-            <w:r>
-              <w:rPr>
-                <w:sz w:val="20"/>
-                <w:szCs w:val="20"/>
-              </w:rPr>
-              <w:t xml:space="preserve"> </w:t>
-            </w:r>
-            <w:proofErr w:type="spellStart"/>
-            <w:r>
-              <w:rPr>
-                <w:sz w:val="20"/>
-                <w:szCs w:val="20"/>
-              </w:rPr>
-              <w:t>playwright</w:t>
-            </w:r>
-            <w:proofErr w:type="spellEnd"/>
-            <w:r>
-              <w:rPr>
-                <w:sz w:val="20"/>
-                <w:szCs w:val="20"/>
-              </w:rPr>
-              <w:t xml:space="preserve"> </w:t>
-            </w:r>
-            <w:proofErr w:type="spellStart"/>
-            <w:r>
-              <w:rPr>
-                <w:sz w:val="20"/>
-                <w:szCs w:val="20"/>
-              </w:rPr>
-              <w:t>install</w:t>
-            </w:r>
-            <w:proofErr w:type="spellEnd"/>
-            <w:r>
-              <w:rPr>
-                <w:sz w:val="20"/>
-                <w:szCs w:val="20"/>
-              </w:rPr>
-              <w:t xml:space="preserve"> </w:t>
-            </w:r>
-            <w:proofErr w:type="spellStart"/>
-            <w:r>
-              <w:rPr>
-                <w:sz w:val="20"/>
-                <w:szCs w:val="20"/>
-              </w:rPr>
-              <w:t>chromium</w:t>
-            </w:r>
-            <w:proofErr w:type="spellEnd"/>
-          </w:p>
-        </w:tc>
-      </w:tr>
-      <w:tr>
-        <w:tc>
-          <w:tcPr>
-            <w:tcW w:w="578" w:type="dxa"/>
-            <w:tcBorders>
-              <w:top w:val="single" w:sz="4" w:space="0" w:color="CCCCCC"/>
-              <w:left w:val="single" w:sz="4" w:space="0" w:color="CCCCCC"/>
-              <w:bottom w:val="single" w:sz="4" w:space="0" w:color="CCCCCC"/>
-              <w:right w:val="single" w:sz="4" w:space="0" w:color="CCCCCC"/>
-            </w:tcBorders>
-            <w:shd w:val="clear" w:color="auto" w:fill="F5F5F5"/>
-            <w:tcMar>
-              <w:top w:w="80" w:type="dxa"/>
-              <w:left w:w="130" w:type="dxa"/>
-              <w:bottom w:w="80" w:type="dxa"/>
-              <w:right w:w="130" w:type="dxa"/>
-            </w:tcMar>
-            <w:vAlign w:val="center"/>
-          </w:tcPr>
-          <w:p>
-            <w:r>
-              <w:rPr>
-                <w:sz w:val="20"/>
-                <w:szCs w:val="20"/>
-              </w:rPr>
-              <w:t>5</w:t>
-            </w:r>
-          </w:p>
-        </w:tc>
-        <w:tc>
-          <w:tcPr>
-            <w:tcW w:w="9060" w:type="dxa"/>
-            <w:tcBorders>
-              <w:top w:val="single" w:sz="4" w:space="0" w:color="CCCCCC"/>
-              <w:left w:val="single" w:sz="4" w:space="0" w:color="CCCCCC"/>
-              <w:bottom w:val="single" w:sz="4" w:space="0" w:color="CCCCCC"/>
-              <w:right w:val="single" w:sz="4" w:space="0" w:color="CCCCCC"/>
-            </w:tcBorders>
-            <w:shd w:val="clear" w:color="auto" w:fill="F5F5F5"/>
-            <w:tcMar>
-              <w:top w:w="80" w:type="dxa"/>
-              <w:left w:w="130" w:type="dxa"/>
-              <w:bottom w:w="80" w:type="dxa"/>
-              <w:right w:w="130" w:type="dxa"/>
-            </w:tcMar>
-            <w:vAlign w:val="center"/>
-          </w:tcPr>
-          <w:p>
-            <w:r>
-              <w:rPr>
-                <w:sz w:val="20"/>
-                <w:szCs w:val="20"/>
-              </w:rPr>
-              <w:t xml:space="preserve">Execute os testes COM navegador </w:t>
-            </w:r>
-            <w:proofErr w:type="spellStart"/>
-            <w:r>
-              <w:rPr>
-                <w:sz w:val="20"/>
-                <w:szCs w:val="20"/>
-              </w:rPr>
-              <w:t>visivel</w:t>
-            </w:r>
-            <w:proofErr w:type="spellEnd"/>
-            <w:r>
-              <w:rPr>
-                <w:sz w:val="20"/>
-                <w:szCs w:val="20"/>
-              </w:rPr>
-              <w:t xml:space="preserve"> (recomendado para os prints): </w:t>
-            </w:r>
-            <w:proofErr w:type="spellStart"/>
-            <w:r>
-              <w:rPr>
-                <w:sz w:val="20"/>
-                <w:szCs w:val="20"/>
-              </w:rPr>
-              <w:t>npx</w:t>
-            </w:r>
-            <w:proofErr w:type="spellEnd"/>
-            <w:r>
-              <w:rPr>
-                <w:sz w:val="20"/>
-                <w:szCs w:val="20"/>
-              </w:rPr>
-              <w:t xml:space="preserve"> </w:t>
-            </w:r>
-            <w:proofErr w:type="spellStart"/>
-            <w:r>
-              <w:rPr>
-                <w:sz w:val="20"/>
-                <w:szCs w:val="20"/>
-              </w:rPr>
-              <w:t>playwright</w:t>
-            </w:r>
-            <w:proofErr w:type="spellEnd"/>
-            <w:r>
-              <w:rPr>
-                <w:sz w:val="20"/>
-                <w:szCs w:val="20"/>
-              </w:rPr>
-              <w:t xml:space="preserve"> </w:t>
-            </w:r>
-            <w:proofErr w:type="spellStart"/>
-            <w:r>
-              <w:rPr>
-                <w:sz w:val="20"/>
-                <w:szCs w:val="20"/>
-              </w:rPr>
-              <w:t>test</w:t>
-            </w:r>
-            <w:proofErr w:type="spellEnd"/>
-            <w:r>
-              <w:rPr>
-                <w:sz w:val="20"/>
-                <w:szCs w:val="20"/>
-              </w:rPr>
-              <w:t xml:space="preserve"> --</w:t>
-            </w:r>
-            <w:proofErr w:type="spellStart"/>
-            <w:r>
-              <w:rPr>
-                <w:sz w:val="20"/>
-                <w:szCs w:val="20"/>
-              </w:rPr>
-              <w:t>headed</w:t>
-            </w:r>
-            <w:proofErr w:type="spellEnd"/>
-            <w:r>
-              <w:rPr>
-                <w:sz w:val="20"/>
-                <w:szCs w:val="20"/>
-              </w:rPr>
-              <w:t xml:space="preserve"> --config=playwright.config.js</w:t>
-            </w:r>
-          </w:p>
-        </w:tc>
-      </w:tr>
-      <w:tr>
-        <w:tc>
-          <w:tcPr>
-            <w:tcW w:w="578" w:type="dxa"/>
-            <w:tcBorders>
-              <w:top w:val="single" w:sz="4" w:space="0" w:color="CCCCCC"/>
-              <w:left w:val="single" w:sz="4" w:space="0" w:color="CCCCCC"/>
-              <w:bottom w:val="single" w:sz="4" w:space="0" w:color="CCCCCC"/>
-              <w:right w:val="single" w:sz="4" w:space="0" w:color="CCCCCC"/>
-            </w:tcBorders>
-            <w:shd w:val="clear" w:color="auto" w:fill="FFFFFF"/>
-            <w:tcMar>
-              <w:top w:w="80" w:type="dxa"/>
-              <w:left w:w="130" w:type="dxa"/>
-              <w:bottom w:w="80" w:type="dxa"/>
-              <w:right w:w="130" w:type="dxa"/>
-            </w:tcMar>
-            <w:vAlign w:val="center"/>
-          </w:tcPr>
-          <w:p>
-            <w:r>
-              <w:rPr>
-                <w:sz w:val="20"/>
-                <w:szCs w:val="20"/>
-              </w:rPr>
-              <w:t>6</w:t>
-            </w:r>
-          </w:p>
-        </w:tc>
-        <w:tc>
-          <w:tcPr>
-            <w:tcW w:w="9060" w:type="dxa"/>
-            <w:tcBorders>
-              <w:top w:val="single" w:sz="4" w:space="0" w:color="CCCCCC"/>
-              <w:left w:val="single" w:sz="4" w:space="0" w:color="CCCCCC"/>
-              <w:bottom w:val="single" w:sz="4" w:space="0" w:color="CCCCCC"/>
-              <w:right w:val="single" w:sz="4" w:space="0" w:color="CCCCCC"/>
-            </w:tcBorders>
-            <w:shd w:val="clear" w:color="auto" w:fill="FFFFFF"/>
-            <w:tcMar>
-              <w:top w:w="80" w:type="dxa"/>
-              <w:left w:w="130" w:type="dxa"/>
-              <w:bottom w:w="80" w:type="dxa"/>
-              <w:right w:w="130" w:type="dxa"/>
-            </w:tcMar>
-            <w:vAlign w:val="center"/>
-          </w:tcPr>
-          <w:p>
-            <w:r>
-              <w:rPr>
-                <w:sz w:val="20"/>
-                <w:szCs w:val="20"/>
-              </w:rPr>
-              <w:t xml:space="preserve">PRINT 9 (Evidencia 9): tire print do terminal </w:t>
-            </w:r>
-            <w:proofErr w:type="spellStart"/>
-            <w:r>
-              <w:rPr>
-                <w:sz w:val="20"/>
-                <w:szCs w:val="20"/>
-              </w:rPr>
-              <w:t>apos</w:t>
-            </w:r>
-            <w:proofErr w:type="spellEnd"/>
-            <w:r>
-              <w:rPr>
-                <w:sz w:val="20"/>
-                <w:szCs w:val="20"/>
-              </w:rPr>
-              <w:t xml:space="preserve"> a </w:t>
-            </w:r>
-            <w:proofErr w:type="spellStart"/>
-            <w:r>
-              <w:rPr>
-                <w:sz w:val="20"/>
-                <w:szCs w:val="20"/>
-              </w:rPr>
-              <w:t>execucao</w:t>
-            </w:r>
-            <w:proofErr w:type="spellEnd"/>
-            <w:r>
-              <w:rPr>
-                <w:sz w:val="20"/>
-                <w:szCs w:val="20"/>
-              </w:rPr>
-              <w:t xml:space="preserve"> mostrando '5 </w:t>
-            </w:r>
-            <w:proofErr w:type="spellStart"/>
-            <w:r>
-              <w:rPr>
-                <w:sz w:val="20"/>
-                <w:szCs w:val="20"/>
-              </w:rPr>
-              <w:t>passed</w:t>
-            </w:r>
-            <w:proofErr w:type="spellEnd"/>
-            <w:r>
-              <w:rPr>
-                <w:sz w:val="20"/>
-                <w:szCs w:val="20"/>
-              </w:rPr>
-              <w:t xml:space="preserve"> (</w:t>
-            </w:r>
-            <w:proofErr w:type="spellStart"/>
-            <w:r>
-              <w:rPr>
-                <w:sz w:val="20"/>
-                <w:szCs w:val="20"/>
-              </w:rPr>
-              <w:t>X.Xs</w:t>
-            </w:r>
-            <w:proofErr w:type="spellEnd"/>
-            <w:r>
-              <w:rPr>
-                <w:sz w:val="20"/>
-                <w:szCs w:val="20"/>
-              </w:rPr>
-              <w:t>)'.</w:t>
-            </w:r>
-          </w:p>
-        </w:tc>
-      </w:tr>
-      <w:tr>
-        <w:tc>
-          <w:tcPr>
-            <w:tcW w:w="578" w:type="dxa"/>
-            <w:tcBorders>
-              <w:top w:val="single" w:sz="4" w:space="0" w:color="CCCCCC"/>
-              <w:left w:val="single" w:sz="4" w:space="0" w:color="CCCCCC"/>
-              <w:bottom w:val="single" w:sz="4" w:space="0" w:color="CCCCCC"/>
-              <w:right w:val="single" w:sz="4" w:space="0" w:color="CCCCCC"/>
-            </w:tcBorders>
-            <w:shd w:val="clear" w:color="auto" w:fill="F5F5F5"/>
-            <w:tcMar>
-              <w:top w:w="80" w:type="dxa"/>
-              <w:left w:w="130" w:type="dxa"/>
-              <w:bottom w:w="80" w:type="dxa"/>
-              <w:right w:w="130" w:type="dxa"/>
-            </w:tcMar>
-            <w:vAlign w:val="center"/>
-          </w:tcPr>
-          <w:p>
-            <w:r>
-              <w:rPr>
-                <w:sz w:val="20"/>
-                <w:szCs w:val="20"/>
-              </w:rPr>
-              <w:t>7</w:t>
-            </w:r>
-          </w:p>
-        </w:tc>
-        <w:tc>
-          <w:tcPr>
-            <w:tcW w:w="9060" w:type="dxa"/>
-            <w:tcBorders>
-              <w:top w:val="single" w:sz="4" w:space="0" w:color="CCCCCC"/>
-              <w:left w:val="single" w:sz="4" w:space="0" w:color="CCCCCC"/>
-              <w:bottom w:val="single" w:sz="4" w:space="0" w:color="CCCCCC"/>
-              <w:right w:val="single" w:sz="4" w:space="0" w:color="CCCCCC"/>
-            </w:tcBorders>
-            <w:shd w:val="clear" w:color="auto" w:fill="F5F5F5"/>
-            <w:tcMar>
-              <w:top w:w="80" w:type="dxa"/>
-              <w:left w:w="130" w:type="dxa"/>
-              <w:bottom w:w="80" w:type="dxa"/>
-              <w:right w:w="130" w:type="dxa"/>
-            </w:tcMar>
-            <w:vAlign w:val="center"/>
-          </w:tcPr>
-          <w:p>
-            <w:r>
-              <w:rPr>
-                <w:sz w:val="20"/>
-                <w:szCs w:val="20"/>
-              </w:rPr>
-              <w:t xml:space="preserve">Gere o </w:t>
-            </w:r>
-            <w:proofErr w:type="spellStart"/>
-            <w:r>
-              <w:rPr>
-                <w:sz w:val="20"/>
-                <w:szCs w:val="20"/>
-              </w:rPr>
-              <w:t>relatorio</w:t>
-            </w:r>
-            <w:proofErr w:type="spellEnd"/>
-            <w:r>
-              <w:rPr>
-                <w:sz w:val="20"/>
-                <w:szCs w:val="20"/>
-              </w:rPr>
-              <w:t xml:space="preserve"> HTML: </w:t>
-            </w:r>
-            <w:proofErr w:type="spellStart"/>
-            <w:r>
-              <w:rPr>
-                <w:sz w:val="20"/>
-                <w:szCs w:val="20"/>
-              </w:rPr>
-              <w:t>npx</w:t>
-            </w:r>
-            <w:proofErr w:type="spellEnd"/>
-            <w:r>
-              <w:rPr>
-                <w:sz w:val="20"/>
-                <w:szCs w:val="20"/>
-              </w:rPr>
-              <w:t xml:space="preserve"> </w:t>
-            </w:r>
-            <w:proofErr w:type="spellStart"/>
-            <w:r>
-              <w:rPr>
-                <w:sz w:val="20"/>
-                <w:szCs w:val="20"/>
-              </w:rPr>
-              <w:t>playwright</w:t>
-            </w:r>
-            <w:proofErr w:type="spellEnd"/>
-            <w:r>
-              <w:rPr>
-                <w:sz w:val="20"/>
-                <w:szCs w:val="20"/>
-              </w:rPr>
-              <w:t xml:space="preserve"> </w:t>
-            </w:r>
-            <w:proofErr w:type="spellStart"/>
-            <w:r>
-              <w:rPr>
-                <w:sz w:val="20"/>
-                <w:szCs w:val="20"/>
-              </w:rPr>
-              <w:t>test</w:t>
-            </w:r>
-            <w:proofErr w:type="spellEnd"/>
-            <w:r>
-              <w:rPr>
-                <w:sz w:val="20"/>
-                <w:szCs w:val="20"/>
-              </w:rPr>
-              <w:t xml:space="preserve"> --</w:t>
-            </w:r>
-            <w:proofErr w:type="spellStart"/>
-            <w:r>
-              <w:rPr>
-                <w:sz w:val="20"/>
-                <w:szCs w:val="20"/>
-              </w:rPr>
-              <w:t>reporter</w:t>
-            </w:r>
-            <w:proofErr w:type="spellEnd"/>
-            <w:r>
-              <w:rPr>
-                <w:sz w:val="20"/>
-                <w:szCs w:val="20"/>
-              </w:rPr>
-              <w:t>=</w:t>
-            </w:r>
-            <w:proofErr w:type="spellStart"/>
-            <w:r>
-              <w:rPr>
-                <w:sz w:val="20"/>
-                <w:szCs w:val="20"/>
-              </w:rPr>
-              <w:t>html</w:t>
-            </w:r>
-            <w:proofErr w:type="spellEnd"/>
-          </w:p>
-        </w:tc>
-      </w:tr>
-      <w:tr>
-        <w:tc>
-          <w:tcPr>
-            <w:tcW w:w="578" w:type="dxa"/>
-            <w:tcBorders>
-              <w:top w:val="single" w:sz="4" w:space="0" w:color="CCCCCC"/>
-              <w:left w:val="single" w:sz="4" w:space="0" w:color="CCCCCC"/>
-              <w:bottom w:val="single" w:sz="4" w:space="0" w:color="CCCCCC"/>
-              <w:right w:val="single" w:sz="4" w:space="0" w:color="CCCCCC"/>
-            </w:tcBorders>
-            <w:shd w:val="clear" w:color="auto" w:fill="FFFFFF"/>
-            <w:tcMar>
-              <w:top w:w="80" w:type="dxa"/>
-              <w:left w:w="130" w:type="dxa"/>
-              <w:bottom w:w="80" w:type="dxa"/>
-              <w:right w:w="130" w:type="dxa"/>
-            </w:tcMar>
-            <w:vAlign w:val="center"/>
-          </w:tcPr>
-          <w:p>
-            <w:r>
-              <w:rPr>
-                <w:sz w:val="20"/>
-                <w:szCs w:val="20"/>
-              </w:rPr>
-              <w:t>8</w:t>
-            </w:r>
-          </w:p>
-        </w:tc>
-        <w:tc>
-          <w:tcPr>
-            <w:tcW w:w="9060" w:type="dxa"/>
-            <w:tcBorders>
-              <w:top w:val="single" w:sz="4" w:space="0" w:color="CCCCCC"/>
-              <w:left w:val="single" w:sz="4" w:space="0" w:color="CCCCCC"/>
-              <w:bottom w:val="single" w:sz="4" w:space="0" w:color="CCCCCC"/>
-              <w:right w:val="single" w:sz="4" w:space="0" w:color="CCCCCC"/>
-            </w:tcBorders>
-            <w:shd w:val="clear" w:color="auto" w:fill="FFFFFF"/>
-            <w:tcMar>
-              <w:top w:w="80" w:type="dxa"/>
-              <w:left w:w="130" w:type="dxa"/>
-              <w:bottom w:w="80" w:type="dxa"/>
-              <w:right w:w="130" w:type="dxa"/>
-            </w:tcMar>
-            <w:vAlign w:val="center"/>
-          </w:tcPr>
-          <w:p>
-            <w:r>
-              <w:rPr>
-                <w:sz w:val="20"/>
-                <w:szCs w:val="20"/>
-              </w:rPr>
-              <w:t xml:space="preserve">Abra o </w:t>
-            </w:r>
-            <w:proofErr w:type="spellStart"/>
-            <w:r>
-              <w:rPr>
-                <w:sz w:val="20"/>
-                <w:szCs w:val="20"/>
-              </w:rPr>
-              <w:t>relatorio</w:t>
-            </w:r>
-            <w:proofErr w:type="spellEnd"/>
-            <w:r>
-              <w:rPr>
-                <w:sz w:val="20"/>
-                <w:szCs w:val="20"/>
-              </w:rPr>
-              <w:t xml:space="preserve"> no navegador: </w:t>
-            </w:r>
-            <w:proofErr w:type="spellStart"/>
-            <w:r>
-              <w:rPr>
-                <w:sz w:val="20"/>
-                <w:szCs w:val="20"/>
-              </w:rPr>
-              <w:t>npx</w:t>
-            </w:r>
-            <w:proofErr w:type="spellEnd"/>
-            <w:r>
-              <w:rPr>
-                <w:sz w:val="20"/>
-                <w:szCs w:val="20"/>
-              </w:rPr>
-              <w:t xml:space="preserve"> </w:t>
-            </w:r>
-            <w:proofErr w:type="spellStart"/>
-            <w:r>
-              <w:rPr>
-                <w:sz w:val="20"/>
-                <w:szCs w:val="20"/>
-              </w:rPr>
-              <w:t>playwright</w:t>
-            </w:r>
-            <w:proofErr w:type="spellEnd"/>
-            <w:r>
-              <w:rPr>
-                <w:sz w:val="20"/>
-                <w:szCs w:val="20"/>
-              </w:rPr>
-              <w:t xml:space="preserve"> show-</w:t>
-            </w:r>
-            <w:proofErr w:type="spellStart"/>
-            <w:r>
-              <w:rPr>
-                <w:sz w:val="20"/>
-                <w:szCs w:val="20"/>
-              </w:rPr>
-              <w:t>report</w:t>
-            </w:r>
-            <w:proofErr w:type="spellEnd"/>
-          </w:p>
-        </w:tc>
-      </w:tr>
-      <w:tr>
-        <w:tc>
-          <w:tcPr>
-            <w:tcW w:w="578" w:type="dxa"/>
-            <w:tcBorders>
-              <w:top w:val="single" w:sz="4" w:space="0" w:color="CCCCCC"/>
-              <w:left w:val="single" w:sz="4" w:space="0" w:color="CCCCCC"/>
-              <w:bottom w:val="single" w:sz="4" w:space="0" w:color="CCCCCC"/>
-              <w:right w:val="single" w:sz="4" w:space="0" w:color="CCCCCC"/>
-            </w:tcBorders>
-            <w:shd w:val="clear" w:color="auto" w:fill="F5F5F5"/>
-            <w:tcMar>
-              <w:top w:w="80" w:type="dxa"/>
-              <w:left w:w="130" w:type="dxa"/>
-              <w:bottom w:w="80" w:type="dxa"/>
-              <w:right w:w="130" w:type="dxa"/>
-            </w:tcMar>
-            <w:vAlign w:val="center"/>
-          </w:tcPr>
-          <w:p>
-            <w:r>
-              <w:rPr>
-                <w:sz w:val="20"/>
-                <w:szCs w:val="20"/>
-              </w:rPr>
-              <w:t>9</w:t>
-            </w:r>
-          </w:p>
-        </w:tc>
-        <w:tc>
-          <w:tcPr>
-            <w:tcW w:w="9060" w:type="dxa"/>
-            <w:tcBorders>
-              <w:top w:val="single" w:sz="4" w:space="0" w:color="CCCCCC"/>
-              <w:left w:val="single" w:sz="4" w:space="0" w:color="CCCCCC"/>
-              <w:bottom w:val="single" w:sz="4" w:space="0" w:color="CCCCCC"/>
-              <w:right w:val="single" w:sz="4" w:space="0" w:color="CCCCCC"/>
-            </w:tcBorders>
-            <w:shd w:val="clear" w:color="auto" w:fill="F5F5F5"/>
-            <w:tcMar>
-              <w:top w:w="80" w:type="dxa"/>
-              <w:left w:w="130" w:type="dxa"/>
-              <w:bottom w:w="80" w:type="dxa"/>
-              <w:right w:w="130" w:type="dxa"/>
-            </w:tcMar>
-            <w:vAlign w:val="center"/>
-          </w:tcPr>
-          <w:p>
-            <w:r>
-              <w:rPr>
-                <w:sz w:val="20"/>
-                <w:szCs w:val="20"/>
-              </w:rPr>
-              <w:t xml:space="preserve">PRINT 10 (Evidencia 10): tire print da </w:t>
-            </w:r>
-            <w:proofErr w:type="spellStart"/>
-            <w:r>
-              <w:rPr>
-                <w:sz w:val="20"/>
-                <w:szCs w:val="20"/>
-              </w:rPr>
-              <w:t>pagina</w:t>
-            </w:r>
-            <w:proofErr w:type="spellEnd"/>
-            <w:r>
-              <w:rPr>
-                <w:sz w:val="20"/>
-                <w:szCs w:val="20"/>
-              </w:rPr>
-              <w:t xml:space="preserve"> do </w:t>
-            </w:r>
-            <w:proofErr w:type="spellStart"/>
-            <w:r>
-              <w:rPr>
-                <w:sz w:val="20"/>
-                <w:szCs w:val="20"/>
-              </w:rPr>
-              <w:t>relatorio</w:t>
-            </w:r>
-            <w:proofErr w:type="spellEnd"/>
-            <w:r>
-              <w:rPr>
-                <w:sz w:val="20"/>
-                <w:szCs w:val="20"/>
-              </w:rPr>
-              <w:t xml:space="preserve"> HTML com todos os 5 testes em verde.</w:t>
-            </w:r>
-          </w:p>
-        </w:tc>
-      </w:tr>
-      <w:tr>
-        <w:tc>
-          <w:tcPr>
-            <w:tcW w:w="578" w:type="dxa"/>
-            <w:tcBorders>
-              <w:top w:val="single" w:sz="4" w:space="0" w:color="CCCCCC"/>
-              <w:left w:val="single" w:sz="4" w:space="0" w:color="CCCCCC"/>
-              <w:bottom w:val="single" w:sz="4" w:space="0" w:color="CCCCCC"/>
-              <w:right w:val="single" w:sz="4" w:space="0" w:color="CCCCCC"/>
-            </w:tcBorders>
-            <w:shd w:val="clear" w:color="auto" w:fill="FFFFFF"/>
-            <w:tcMar>
-              <w:top w:w="80" w:type="dxa"/>
-              <w:left w:w="130" w:type="dxa"/>
-              <w:bottom w:w="80" w:type="dxa"/>
-              <w:right w:w="130" w:type="dxa"/>
-            </w:tcMar>
-            <w:vAlign w:val="center"/>
-          </w:tcPr>
-          <w:p>
-            <w:r>
-              <w:rPr>
-                <w:sz w:val="20"/>
-                <w:szCs w:val="20"/>
-              </w:rPr>
-              <w:t>10</w:t>
-            </w:r>
-          </w:p>
-        </w:tc>
-        <w:tc>
-          <w:tcPr>
-            <w:tcW w:w="9060" w:type="dxa"/>
-            <w:tcBorders>
-              <w:top w:val="single" w:sz="4" w:space="0" w:color="CCCCCC"/>
-              <w:left w:val="single" w:sz="4" w:space="0" w:color="CCCCCC"/>
-              <w:bottom w:val="single" w:sz="4" w:space="0" w:color="CCCCCC"/>
-              <w:right w:val="single" w:sz="4" w:space="0" w:color="CCCCCC"/>
-            </w:tcBorders>
-            <w:shd w:val="clear" w:color="auto" w:fill="FFFFFF"/>
-            <w:tcMar>
-              <w:top w:w="80" w:type="dxa"/>
-              <w:left w:w="130" w:type="dxa"/>
-              <w:bottom w:w="80" w:type="dxa"/>
-              <w:right w:w="130" w:type="dxa"/>
-            </w:tcMar>
-            <w:vAlign w:val="center"/>
-          </w:tcPr>
-          <w:p>
-            <w:r>
-              <w:rPr>
-                <w:sz w:val="20"/>
-                <w:szCs w:val="20"/>
-              </w:rPr>
-              <w:t>Execute novamente com --</w:t>
-            </w:r>
-            <w:proofErr w:type="spellStart"/>
-            <w:r>
-              <w:rPr>
-                <w:sz w:val="20"/>
-                <w:szCs w:val="20"/>
-              </w:rPr>
-              <w:t>headed</w:t>
-            </w:r>
-            <w:proofErr w:type="spellEnd"/>
-            <w:r>
-              <w:rPr>
-                <w:sz w:val="20"/>
-                <w:szCs w:val="20"/>
-              </w:rPr>
-              <w:t xml:space="preserve"> e observe o navegador. Tire print da tela de login preenchida e da mensagem de sucesso </w:t>
-            </w:r>
-            <w:proofErr w:type="spellStart"/>
-            <w:r>
-              <w:rPr>
-                <w:sz w:val="20"/>
-                <w:szCs w:val="20"/>
-              </w:rPr>
-              <w:t>apos</w:t>
-            </w:r>
-            <w:proofErr w:type="spellEnd"/>
-            <w:r>
-              <w:rPr>
-                <w:sz w:val="20"/>
-                <w:szCs w:val="20"/>
-              </w:rPr>
-              <w:t xml:space="preserve"> cadastrar um livro. PRINT 11 (Evidencia 11).</w:t>
-            </w:r>
-          </w:p>
-        </w:tc>
-      </w:tr>
-      <w:tr>
-        <w:tc>
-          <w:tcPr>
-            <w:tcW w:w="578" w:type="dxa"/>
-            <w:tcBorders>
-              <w:top w:val="single" w:sz="4" w:space="0" w:color="CCCCCC"/>
-              <w:left w:val="single" w:sz="4" w:space="0" w:color="CCCCCC"/>
-              <w:bottom w:val="single" w:sz="4" w:space="0" w:color="CCCCCC"/>
-              <w:right w:val="single" w:sz="4" w:space="0" w:color="CCCCCC"/>
-            </w:tcBorders>
-            <w:shd w:val="clear" w:color="auto" w:fill="F5F5F5"/>
-            <w:tcMar>
-              <w:top w:w="80" w:type="dxa"/>
-              <w:left w:w="130" w:type="dxa"/>
-              <w:bottom w:w="80" w:type="dxa"/>
-              <w:right w:w="130" w:type="dxa"/>
-            </w:tcMar>
-            <w:vAlign w:val="center"/>
-          </w:tcPr>
-          <w:p>
-            <w:r>
-              <w:rPr>
-                <w:sz w:val="20"/>
-                <w:szCs w:val="20"/>
-              </w:rPr>
-              <w:t>11</w:t>
-            </w:r>
-          </w:p>
-        </w:tc>
-        <w:tc>
-          <w:tcPr>
-            <w:tcW w:w="9060" w:type="dxa"/>
-            <w:tcBorders>
-              <w:top w:val="single" w:sz="4" w:space="0" w:color="CCCCCC"/>
-              <w:left w:val="single" w:sz="4" w:space="0" w:color="CCCCCC"/>
-              <w:bottom w:val="single" w:sz="4" w:space="0" w:color="CCCCCC"/>
-              <w:right w:val="single" w:sz="4" w:space="0" w:color="CCCCCC"/>
-            </w:tcBorders>
-            <w:shd w:val="clear" w:color="auto" w:fill="F5F5F5"/>
-            <w:tcMar>
-              <w:top w:w="80" w:type="dxa"/>
-              <w:left w:w="130" w:type="dxa"/>
-              <w:bottom w:w="80" w:type="dxa"/>
-              <w:right w:w="130" w:type="dxa"/>
-            </w:tcMar>
-            <w:vAlign w:val="center"/>
-          </w:tcPr>
-          <w:p>
-            <w:r>
-              <w:rPr>
-                <w:sz w:val="20"/>
-                <w:szCs w:val="20"/>
-              </w:rPr>
-              <w:t xml:space="preserve">Observe a listagem de livros </w:t>
-            </w:r>
-            <w:proofErr w:type="spellStart"/>
-            <w:r>
-              <w:rPr>
-                <w:sz w:val="20"/>
-                <w:szCs w:val="20"/>
-              </w:rPr>
-              <w:t>apos</w:t>
-            </w:r>
-            <w:proofErr w:type="spellEnd"/>
-            <w:r>
-              <w:rPr>
-                <w:sz w:val="20"/>
-                <w:szCs w:val="20"/>
-              </w:rPr>
-              <w:t xml:space="preserve"> o </w:t>
-            </w:r>
-            <w:proofErr w:type="spellStart"/>
-            <w:r>
-              <w:rPr>
-                <w:sz w:val="20"/>
-                <w:szCs w:val="20"/>
-              </w:rPr>
-              <w:t>emprestimo</w:t>
-            </w:r>
-            <w:proofErr w:type="spellEnd"/>
-            <w:r>
-              <w:rPr>
-                <w:sz w:val="20"/>
-                <w:szCs w:val="20"/>
-              </w:rPr>
-              <w:t xml:space="preserve"> — o status deve mudar para '</w:t>
-            </w:r>
-            <w:proofErr w:type="spellStart"/>
-            <w:r>
-              <w:rPr>
-                <w:sz w:val="20"/>
-                <w:szCs w:val="20"/>
-              </w:rPr>
-              <w:t>Indisponivel</w:t>
-            </w:r>
-            <w:proofErr w:type="spellEnd"/>
-            <w:r>
-              <w:rPr>
-                <w:sz w:val="20"/>
-                <w:szCs w:val="20"/>
-              </w:rPr>
-              <w:t>'. PRINT 12 (Evidencia 12).</w:t>
-            </w:r>
-          </w:p>
-        </w:tc>
-      </w:tr>
-      <w:tr>
-        <w:tc>
-          <w:tcPr>
-            <w:tcW w:w="578" w:type="dxa"/>
-            <w:tcBorders>
-              <w:top w:val="single" w:sz="4" w:space="0" w:color="CCCCCC"/>
-              <w:left w:val="single" w:sz="4" w:space="0" w:color="CCCCCC"/>
-              <w:bottom w:val="single" w:sz="4" w:space="0" w:color="CCCCCC"/>
-              <w:right w:val="single" w:sz="4" w:space="0" w:color="CCCCCC"/>
-            </w:tcBorders>
-            <w:shd w:val="clear" w:color="auto" w:fill="FFFFFF"/>
-            <w:tcMar>
-              <w:top w:w="80" w:type="dxa"/>
-              <w:left w:w="130" w:type="dxa"/>
-              <w:bottom w:w="80" w:type="dxa"/>
-              <w:right w:w="130" w:type="dxa"/>
-            </w:tcMar>
-            <w:vAlign w:val="center"/>
-          </w:tcPr>
-          <w:p>
-            <w:r>
-              <w:rPr>
-                <w:sz w:val="20"/>
-                <w:szCs w:val="20"/>
-              </w:rPr>
-              <w:t>12</w:t>
-            </w:r>
-          </w:p>
-        </w:tc>
-        <w:tc>
-          <w:tcPr>
-            <w:tcW w:w="9060" w:type="dxa"/>
-            <w:tcBorders>
-              <w:top w:val="single" w:sz="4" w:space="0" w:color="CCCCCC"/>
-              <w:left w:val="single" w:sz="4" w:space="0" w:color="CCCCCC"/>
-              <w:bottom w:val="single" w:sz="4" w:space="0" w:color="CCCCCC"/>
-              <w:right w:val="single" w:sz="4" w:space="0" w:color="CCCCCC"/>
-            </w:tcBorders>
-            <w:shd w:val="clear" w:color="auto" w:fill="FFFFFF"/>
-            <w:tcMar>
-              <w:top w:w="80" w:type="dxa"/>
-              <w:left w:w="130" w:type="dxa"/>
-              <w:bottom w:w="80" w:type="dxa"/>
-              <w:right w:w="130" w:type="dxa"/>
-            </w:tcMar>
-            <w:vAlign w:val="center"/>
-          </w:tcPr>
-          <w:p>
-            <w:r>
-              <w:rPr>
-                <w:sz w:val="20"/>
-                <w:szCs w:val="20"/>
-              </w:rPr>
-              <w:t xml:space="preserve">Observe a listagem </w:t>
-            </w:r>
-            <w:proofErr w:type="spellStart"/>
-            <w:r>
-              <w:rPr>
-                <w:sz w:val="20"/>
-                <w:szCs w:val="20"/>
-              </w:rPr>
-              <w:t>apos</w:t>
-            </w:r>
-            <w:proofErr w:type="spellEnd"/>
-            <w:r>
-              <w:rPr>
-                <w:sz w:val="20"/>
-                <w:szCs w:val="20"/>
-              </w:rPr>
-              <w:t xml:space="preserve"> a </w:t>
-            </w:r>
-            <w:proofErr w:type="spellStart"/>
-            <w:r>
-              <w:rPr>
-                <w:sz w:val="20"/>
-                <w:szCs w:val="20"/>
-              </w:rPr>
-              <w:t>devolucao</w:t>
-            </w:r>
-            <w:proofErr w:type="spellEnd"/>
-            <w:r>
-              <w:rPr>
-                <w:sz w:val="20"/>
-                <w:szCs w:val="20"/>
-              </w:rPr>
-              <w:t xml:space="preserve"> — o status deve voltar para '</w:t>
-            </w:r>
-            <w:proofErr w:type="spellStart"/>
-            <w:r>
-              <w:rPr>
-                <w:sz w:val="20"/>
-                <w:szCs w:val="20"/>
-              </w:rPr>
-              <w:t>Disponivel</w:t>
-            </w:r>
-            <w:proofErr w:type="spellEnd"/>
-            <w:r>
-              <w:rPr>
-                <w:sz w:val="20"/>
-                <w:szCs w:val="20"/>
-              </w:rPr>
-              <w:t>'. PRINT 13 (Evidencia 13).</w:t>
-            </w:r>
-          </w:p>
-        </w:tc>
-      </w:tr>
-    </w:tbl>
-    <w:p/>
-    <w:p/>
-    <w:p>
-      <w:pPr>
-        <w:spacing w:before="160" w:after="80"/>
-      </w:pPr>
-      <w:r>
-        <w:rPr>
-          <w:b/>
-          <w:bCs/>
-          <w:color w:val="1F3864"/>
-          <w:sz w:val="24"/>
-          <w:szCs w:val="24"/>
-        </w:rPr>
-        <w:t xml:space="preserve">PASSO 4 — </w:t>
-      </w:r>
-      <w:proofErr w:type="spellStart"/>
-      <w:r>
-        <w:rPr>
-          <w:b/>
-          <w:bCs/>
-          <w:color w:val="1F3864"/>
-          <w:sz w:val="24"/>
-          <w:szCs w:val="24"/>
-        </w:rPr>
-        <w:t>Repositorio</w:t>
-      </w:r>
-      <w:proofErr w:type="spellEnd"/>
-      <w:r>
-        <w:rPr>
-          <w:b/>
-          <w:bCs/>
-          <w:color w:val="1F3864"/>
-          <w:sz w:val="24"/>
-          <w:szCs w:val="24"/>
-        </w:rPr>
-        <w:t xml:space="preserve"> no GitHub</w:t>
-      </w:r>
-    </w:p>
-    <w:tbl>
-      <w:tblPr>
-        <w:tblW w:w="9638" w:type="dxa"/>
-        <w:tblBorders>
-          <w:top w:val="single" w:sz="4" w:space="0" w:color="auto"/>
-          <w:left w:val="single" w:sz="4" w:space="0" w:color="auto"/>
-          <w:bottom w:val="single" w:sz="4" w:space="0" w:color="auto"/>
-          <w:right w:val="single" w:sz="4" w:space="0" w:color="auto"/>
-          <w:insideH w:val="single" w:sz="4" w:space="0" w:color="auto"/>
-          <w:insideV w:val="single" w:sz="4" w:space="0" w:color="auto"/>
-        </w:tblBorders>
-        <w:tblCellMar>
-          <w:left w:w="10" w:type="dxa"/>
-          <w:right w:w="10" w:type="dxa"/>
-        </w:tblCellMar>
-        <w:tblLook w:val="04A0" w:firstRow="1" w:lastRow="0" w:firstColumn="1" w:lastColumn="0" w:noHBand="0" w:noVBand="1"/>
-      </w:tblPr>
-      <w:tblGrid>
-        <w:gridCol w:w="578"/>
-        <w:gridCol w:w="9060"/>
-      </w:tblGrid>
-      <w:tr>
-        <w:trPr>
-          <w:tblHeader/>
-        </w:trPr>
-        <w:tc>
-          <w:tcPr>
-            <w:tcW w:w="578" w:type="dxa"/>
-            <w:tcBorders>
-              <w:top w:val="single" w:sz="4" w:space="0" w:color="2E74B5"/>
-              <w:left w:val="single" w:sz="4" w:space="0" w:color="2E74B5"/>
-              <w:bottom w:val="single" w:sz="4" w:space="0" w:color="2E74B5"/>
-              <w:right w:val="single" w:sz="4" w:space="0" w:color="2E74B5"/>
-            </w:tcBorders>
-            <w:shd w:val="clear" w:color="auto" w:fill="2E74B5"/>
-            <w:tcMar>
-              <w:top w:w="100" w:type="dxa"/>
-              <w:left w:w="130" w:type="dxa"/>
-              <w:bottom w:w="100" w:type="dxa"/>
-              <w:right w:w="130" w:type="dxa"/>
-            </w:tcMar>
-            <w:vAlign w:val="center"/>
-          </w:tcPr>
-          <w:p>
-            <w:pPr>
-              <w:jc w:val="center"/>
-            </w:pPr>
-            <w:r>
-              <w:rPr>
-                <w:b/>
-                <w:bCs/>
-                <w:color w:val="FFFFFF"/>
-                <w:sz w:val="20"/>
-                <w:szCs w:val="20"/>
-              </w:rPr>
-              <w:t>#</w:t>
-            </w:r>
-          </w:p>
-        </w:tc>
-        <w:tc>
-          <w:tcPr>
-            <w:tcW w:w="9060" w:type="dxa"/>
-            <w:tcBorders>
-              <w:top w:val="single" w:sz="4" w:space="0" w:color="2E74B5"/>
-              <w:left w:val="single" w:sz="4" w:space="0" w:color="2E74B5"/>
-              <w:bottom w:val="single" w:sz="4" w:space="0" w:color="2E74B5"/>
-              <w:right w:val="single" w:sz="4" w:space="0" w:color="2E74B5"/>
-            </w:tcBorders>
-            <w:shd w:val="clear" w:color="auto" w:fill="2E74B5"/>
-            <w:tcMar>
-              <w:top w:w="100" w:type="dxa"/>
-              <w:left w:w="130" w:type="dxa"/>
-              <w:bottom w:w="100" w:type="dxa"/>
-              <w:right w:w="130" w:type="dxa"/>
-            </w:tcMar>
-            <w:vAlign w:val="center"/>
-          </w:tcPr>
-          <w:p>
-            <w:pPr>
-              <w:jc w:val="center"/>
-            </w:pPr>
-            <w:r>
-              <w:rPr>
-                <w:b/>
-                <w:bCs/>
-                <w:color w:val="FFFFFF"/>
-                <w:sz w:val="20"/>
-                <w:szCs w:val="20"/>
-              </w:rPr>
-              <w:t>Passo</w:t>
-            </w:r>
-          </w:p>
-        </w:tc>
-      </w:tr>
-      <w:tr>
-        <w:tc>
-          <w:tcPr>
-            <w:tcW w:w="578" w:type="dxa"/>
-            <w:tcBorders>
-              <w:top w:val="single" w:sz="4" w:space="0" w:color="CCCCCC"/>
-              <w:left w:val="single" w:sz="4" w:space="0" w:color="CCCCCC"/>
-              <w:bottom w:val="single" w:sz="4" w:space="0" w:color="CCCCCC"/>
-              <w:right w:val="single" w:sz="4" w:space="0" w:color="CCCCCC"/>
-            </w:tcBorders>
-            <w:shd w:val="clear" w:color="auto" w:fill="F5F5F5"/>
-            <w:tcMar>
-              <w:top w:w="80" w:type="dxa"/>
-              <w:left w:w="130" w:type="dxa"/>
-              <w:bottom w:w="80" w:type="dxa"/>
-              <w:right w:w="130" w:type="dxa"/>
-            </w:tcMar>
-            <w:vAlign w:val="center"/>
-          </w:tcPr>
-          <w:p>
-            <w:r>
-              <w:rPr>
-                <w:sz w:val="20"/>
-                <w:szCs w:val="20"/>
-              </w:rPr>
-              <w:t>1</w:t>
-            </w:r>
-          </w:p>
-        </w:tc>
-        <w:tc>
-          <w:tcPr>
-            <w:tcW w:w="9060" w:type="dxa"/>
-            <w:tcBorders>
-              <w:top w:val="single" w:sz="4" w:space="0" w:color="CCCCCC"/>
-              <w:left w:val="single" w:sz="4" w:space="0" w:color="CCCCCC"/>
-              <w:bottom w:val="single" w:sz="4" w:space="0" w:color="CCCCCC"/>
-              <w:right w:val="single" w:sz="4" w:space="0" w:color="CCCCCC"/>
-            </w:tcBorders>
-            <w:shd w:val="clear" w:color="auto" w:fill="F5F5F5"/>
-            <w:tcMar>
-              <w:top w:w="80" w:type="dxa"/>
-              <w:left w:w="130" w:type="dxa"/>
-              <w:bottom w:w="80" w:type="dxa"/>
-              <w:right w:w="130" w:type="dxa"/>
-            </w:tcMar>
-            <w:vAlign w:val="center"/>
-          </w:tcPr>
-          <w:p>
-            <w:r>
-              <w:rPr>
-                <w:sz w:val="20"/>
-                <w:szCs w:val="20"/>
-              </w:rPr>
-              <w:t>Acesse github.com/[</w:t>
-            </w:r>
-            <w:proofErr w:type="spellStart"/>
-            <w:r>
-              <w:rPr>
-                <w:sz w:val="20"/>
-                <w:szCs w:val="20"/>
-              </w:rPr>
-              <w:t>usuario</w:t>
-            </w:r>
-            <w:proofErr w:type="spellEnd"/>
-            <w:r>
-              <w:rPr>
-                <w:sz w:val="20"/>
-                <w:szCs w:val="20"/>
-              </w:rPr>
-              <w:t>]/biblioteca-teste-software no navegador.</w:t>
-            </w:r>
-          </w:p>
-        </w:tc>
-      </w:tr>
-      <w:tr>
-        <w:tc>
-          <w:tcPr>
-            <w:tcW w:w="578" w:type="dxa"/>
-            <w:tcBorders>
-              <w:top w:val="single" w:sz="4" w:space="0" w:color="CCCCCC"/>
-              <w:left w:val="single" w:sz="4" w:space="0" w:color="CCCCCC"/>
-              <w:bottom w:val="single" w:sz="4" w:space="0" w:color="CCCCCC"/>
-              <w:right w:val="single" w:sz="4" w:space="0" w:color="CCCCCC"/>
-            </w:tcBorders>
-            <w:shd w:val="clear" w:color="auto" w:fill="FFFFFF"/>
-            <w:tcMar>
-              <w:top w:w="80" w:type="dxa"/>
-              <w:left w:w="130" w:type="dxa"/>
-              <w:bottom w:w="80" w:type="dxa"/>
-              <w:right w:w="130" w:type="dxa"/>
-            </w:tcMar>
-            <w:vAlign w:val="center"/>
-          </w:tcPr>
-          <w:p>
-            <w:r>
-              <w:rPr>
-                <w:sz w:val="20"/>
-                <w:szCs w:val="20"/>
-              </w:rPr>
-              <w:t>2</w:t>
-            </w:r>
-          </w:p>
-        </w:tc>
-        <w:tc>
-          <w:tcPr>
-            <w:tcW w:w="9060" w:type="dxa"/>
-            <w:tcBorders>
-              <w:top w:val="single" w:sz="4" w:space="0" w:color="CCCCCC"/>
-              <w:left w:val="single" w:sz="4" w:space="0" w:color="CCCCCC"/>
-              <w:bottom w:val="single" w:sz="4" w:space="0" w:color="CCCCCC"/>
-              <w:right w:val="single" w:sz="4" w:space="0" w:color="CCCCCC"/>
-            </w:tcBorders>
-            <w:shd w:val="clear" w:color="auto" w:fill="FFFFFF"/>
-            <w:tcMar>
-              <w:top w:w="80" w:type="dxa"/>
-              <w:left w:w="130" w:type="dxa"/>
-              <w:bottom w:w="80" w:type="dxa"/>
-              <w:right w:w="130" w:type="dxa"/>
-            </w:tcMar>
-            <w:vAlign w:val="center"/>
-          </w:tcPr>
-          <w:p>
-            <w:r>
-              <w:rPr>
-                <w:sz w:val="20"/>
-                <w:szCs w:val="20"/>
-              </w:rPr>
-              <w:t xml:space="preserve">PRINT 15 (Evidencia 15): tire print da </w:t>
-            </w:r>
-            <w:proofErr w:type="spellStart"/>
-            <w:r>
-              <w:rPr>
-                <w:sz w:val="20"/>
-                <w:szCs w:val="20"/>
-              </w:rPr>
-              <w:t>pagina</w:t>
-            </w:r>
-            <w:proofErr w:type="spellEnd"/>
-            <w:r>
-              <w:rPr>
-                <w:sz w:val="20"/>
-                <w:szCs w:val="20"/>
-              </w:rPr>
-              <w:t xml:space="preserve"> inicial do </w:t>
-            </w:r>
-            <w:proofErr w:type="spellStart"/>
-            <w:r>
-              <w:rPr>
-                <w:sz w:val="20"/>
-                <w:szCs w:val="20"/>
-              </w:rPr>
-              <w:t>repositorio</w:t>
-            </w:r>
-            <w:proofErr w:type="spellEnd"/>
-            <w:r>
-              <w:rPr>
-                <w:sz w:val="20"/>
-                <w:szCs w:val="20"/>
-              </w:rPr>
-              <w:t xml:space="preserve"> com a estrutura de pastas </w:t>
-            </w:r>
-            <w:proofErr w:type="spellStart"/>
-            <w:r>
-              <w:rPr>
-                <w:sz w:val="20"/>
-                <w:szCs w:val="20"/>
-              </w:rPr>
-              <w:t>visivel</w:t>
-            </w:r>
-            <w:proofErr w:type="spellEnd"/>
-            <w:r>
-              <w:rPr>
-                <w:sz w:val="20"/>
-                <w:szCs w:val="20"/>
-              </w:rPr>
-              <w:t>.</w:t>
-            </w:r>
-          </w:p>
-        </w:tc>
-      </w:tr>
-      <w:tr>
-        <w:tc>
-          <w:tcPr>
-            <w:tcW w:w="578" w:type="dxa"/>
-            <w:tcBorders>
-              <w:top w:val="single" w:sz="4" w:space="0" w:color="CCCCCC"/>
-              <w:left w:val="single" w:sz="4" w:space="0" w:color="CCCCCC"/>
-              <w:bottom w:val="single" w:sz="4" w:space="0" w:color="CCCCCC"/>
-              <w:right w:val="single" w:sz="4" w:space="0" w:color="CCCCCC"/>
-            </w:tcBorders>
-            <w:shd w:val="clear" w:color="auto" w:fill="F5F5F5"/>
-            <w:tcMar>
-              <w:top w:w="80" w:type="dxa"/>
-              <w:left w:w="130" w:type="dxa"/>
-              <w:bottom w:w="80" w:type="dxa"/>
-              <w:right w:w="130" w:type="dxa"/>
-            </w:tcMar>
-            <w:vAlign w:val="center"/>
-          </w:tcPr>
-          <w:p>
-            <w:r>
-              <w:rPr>
-                <w:sz w:val="20"/>
-                <w:szCs w:val="20"/>
-              </w:rPr>
-              <w:t>3</w:t>
-            </w:r>
-          </w:p>
-        </w:tc>
-        <w:tc>
-          <w:tcPr>
-            <w:tcW w:w="9060" w:type="dxa"/>
-            <w:tcBorders>
-              <w:top w:val="single" w:sz="4" w:space="0" w:color="CCCCCC"/>
-              <w:left w:val="single" w:sz="4" w:space="0" w:color="CCCCCC"/>
-              <w:bottom w:val="single" w:sz="4" w:space="0" w:color="CCCCCC"/>
-              <w:right w:val="single" w:sz="4" w:space="0" w:color="CCCCCC"/>
-            </w:tcBorders>
-            <w:shd w:val="clear" w:color="auto" w:fill="F5F5F5"/>
-            <w:tcMar>
-              <w:top w:w="80" w:type="dxa"/>
-              <w:left w:w="130" w:type="dxa"/>
-              <w:bottom w:w="80" w:type="dxa"/>
-              <w:right w:w="130" w:type="dxa"/>
-            </w:tcMar>
-            <w:vAlign w:val="center"/>
-          </w:tcPr>
-          <w:p>
-            <w:r>
-              <w:rPr>
-                <w:sz w:val="20"/>
-                <w:szCs w:val="20"/>
-              </w:rPr>
-              <w:t xml:space="preserve">Clique em 'X </w:t>
-            </w:r>
-            <w:proofErr w:type="spellStart"/>
-            <w:r>
-              <w:rPr>
-                <w:sz w:val="20"/>
-                <w:szCs w:val="20"/>
-              </w:rPr>
-              <w:t>commits</w:t>
-            </w:r>
-            <w:proofErr w:type="spellEnd"/>
-            <w:r>
-              <w:rPr>
-                <w:sz w:val="20"/>
-                <w:szCs w:val="20"/>
-              </w:rPr>
-              <w:t xml:space="preserve">' no topo do </w:t>
-            </w:r>
-            <w:proofErr w:type="spellStart"/>
-            <w:r>
-              <w:rPr>
-                <w:sz w:val="20"/>
-                <w:szCs w:val="20"/>
-              </w:rPr>
-              <w:t>repositorio</w:t>
-            </w:r>
-            <w:proofErr w:type="spellEnd"/>
-            <w:r>
-              <w:rPr>
-                <w:sz w:val="20"/>
-                <w:szCs w:val="20"/>
-              </w:rPr>
-              <w:t xml:space="preserve"> para ver o </w:t>
-            </w:r>
-            <w:proofErr w:type="spellStart"/>
-            <w:r>
-              <w:rPr>
-                <w:sz w:val="20"/>
-                <w:szCs w:val="20"/>
-              </w:rPr>
-              <w:t>historico</w:t>
-            </w:r>
-            <w:proofErr w:type="spellEnd"/>
-            <w:r>
-              <w:rPr>
-                <w:sz w:val="20"/>
-                <w:szCs w:val="20"/>
-              </w:rPr>
-              <w:t>.</w:t>
-            </w:r>
-          </w:p>
-        </w:tc>
-      </w:tr>
-      <w:tr>
-        <w:tc>
-          <w:tcPr>
-            <w:tcW w:w="578" w:type="dxa"/>
-            <w:tcBorders>
-              <w:top w:val="single" w:sz="4" w:space="0" w:color="CCCCCC"/>
-              <w:left w:val="single" w:sz="4" w:space="0" w:color="CCCCCC"/>
-              <w:bottom w:val="single" w:sz="4" w:space="0" w:color="CCCCCC"/>
-              <w:right w:val="single" w:sz="4" w:space="0" w:color="CCCCCC"/>
-            </w:tcBorders>
-            <w:shd w:val="clear" w:color="auto" w:fill="FFFFFF"/>
-            <w:tcMar>
-              <w:top w:w="80" w:type="dxa"/>
-              <w:left w:w="130" w:type="dxa"/>
-              <w:bottom w:w="80" w:type="dxa"/>
-              <w:right w:w="130" w:type="dxa"/>
-            </w:tcMar>
-            <w:vAlign w:val="center"/>
-          </w:tcPr>
-          <w:p>
-            <w:r>
-              <w:rPr>
-                <w:sz w:val="20"/>
-                <w:szCs w:val="20"/>
-              </w:rPr>
-              <w:t>4</w:t>
-            </w:r>
-          </w:p>
-        </w:tc>
-        <w:tc>
-          <w:tcPr>
-            <w:tcW w:w="9060" w:type="dxa"/>
-            <w:tcBorders>
-              <w:top w:val="single" w:sz="4" w:space="0" w:color="CCCCCC"/>
-              <w:left w:val="single" w:sz="4" w:space="0" w:color="CCCCCC"/>
-              <w:bottom w:val="single" w:sz="4" w:space="0" w:color="CCCCCC"/>
-              <w:right w:val="single" w:sz="4" w:space="0" w:color="CCCCCC"/>
-            </w:tcBorders>
-            <w:shd w:val="clear" w:color="auto" w:fill="FFFFFF"/>
-            <w:tcMar>
-              <w:top w:w="80" w:type="dxa"/>
-              <w:left w:w="130" w:type="dxa"/>
-              <w:bottom w:w="80" w:type="dxa"/>
-              <w:right w:w="130" w:type="dxa"/>
-            </w:tcMar>
-            <w:vAlign w:val="center"/>
-          </w:tcPr>
-          <w:p>
-            <w:r>
-              <w:rPr>
-                <w:sz w:val="20"/>
-                <w:szCs w:val="20"/>
-              </w:rPr>
-              <w:t xml:space="preserve">PRINT 16 (Evidencia 16): tire print do </w:t>
-            </w:r>
-            <w:proofErr w:type="spellStart"/>
-            <w:r>
-              <w:rPr>
-                <w:sz w:val="20"/>
-                <w:szCs w:val="20"/>
-              </w:rPr>
-              <w:t>historico</w:t>
-            </w:r>
-            <w:proofErr w:type="spellEnd"/>
-            <w:r>
-              <w:rPr>
-                <w:sz w:val="20"/>
-                <w:szCs w:val="20"/>
-              </w:rPr>
-              <w:t xml:space="preserve"> de </w:t>
-            </w:r>
-            <w:proofErr w:type="spellStart"/>
-            <w:r>
-              <w:rPr>
-                <w:sz w:val="20"/>
-                <w:szCs w:val="20"/>
-              </w:rPr>
-              <w:t>commits</w:t>
-            </w:r>
-            <w:proofErr w:type="spellEnd"/>
-            <w:r>
-              <w:rPr>
-                <w:sz w:val="20"/>
-                <w:szCs w:val="20"/>
-              </w:rPr>
-              <w:t xml:space="preserve"> com as mensagens correspondentes.</w:t>
-            </w:r>
-          </w:p>
-        </w:tc>
-      </w:tr>
-      <w:tr>
-        <w:tc>
-          <w:tcPr>
-            <w:tcW w:w="578" w:type="dxa"/>
-            <w:tcBorders>
-              <w:top w:val="single" w:sz="4" w:space="0" w:color="CCCCCC"/>
-              <w:left w:val="single" w:sz="4" w:space="0" w:color="CCCCCC"/>
-              <w:bottom w:val="single" w:sz="4" w:space="0" w:color="CCCCCC"/>
-              <w:right w:val="single" w:sz="4" w:space="0" w:color="CCCCCC"/>
-            </w:tcBorders>
-            <w:shd w:val="clear" w:color="auto" w:fill="F5F5F5"/>
-            <w:tcMar>
-              <w:top w:w="80" w:type="dxa"/>
-              <w:left w:w="130" w:type="dxa"/>
-              <w:bottom w:w="80" w:type="dxa"/>
-              <w:right w:w="130" w:type="dxa"/>
-            </w:tcMar>
-            <w:vAlign w:val="center"/>
-          </w:tcPr>
-          <w:p>
-            <w:r>
-              <w:rPr>
-                <w:sz w:val="20"/>
-                <w:szCs w:val="20"/>
-              </w:rPr>
-              <w:t>5</w:t>
-            </w:r>
-          </w:p>
-        </w:tc>
-        <w:tc>
-          <w:tcPr>
-            <w:tcW w:w="9060" w:type="dxa"/>
-            <w:tcBorders>
-              <w:top w:val="single" w:sz="4" w:space="0" w:color="CCCCCC"/>
-              <w:left w:val="single" w:sz="4" w:space="0" w:color="CCCCCC"/>
-              <w:bottom w:val="single" w:sz="4" w:space="0" w:color="CCCCCC"/>
-              <w:right w:val="single" w:sz="4" w:space="0" w:color="CCCCCC"/>
-            </w:tcBorders>
-            <w:shd w:val="clear" w:color="auto" w:fill="F5F5F5"/>
-            <w:tcMar>
-              <w:top w:w="80" w:type="dxa"/>
-              <w:left w:w="130" w:type="dxa"/>
-              <w:bottom w:w="80" w:type="dxa"/>
-              <w:right w:w="130" w:type="dxa"/>
-            </w:tcMar>
-            <w:vAlign w:val="center"/>
-          </w:tcPr>
-          <w:p>
-            <w:r>
-              <w:rPr>
-                <w:sz w:val="20"/>
-                <w:szCs w:val="20"/>
-              </w:rPr>
-              <w:t xml:space="preserve">(Opcional) Se usar </w:t>
-            </w:r>
-            <w:proofErr w:type="spellStart"/>
-            <w:r>
-              <w:rPr>
-                <w:sz w:val="20"/>
-                <w:szCs w:val="20"/>
-              </w:rPr>
-              <w:t>GitLab</w:t>
-            </w:r>
-            <w:proofErr w:type="spellEnd"/>
-            <w:r>
-              <w:rPr>
-                <w:sz w:val="20"/>
-                <w:szCs w:val="20"/>
-              </w:rPr>
-              <w:t xml:space="preserve"> CI, acesse CI/CD &gt; Pipelines e tire print do pipeline com build/</w:t>
-            </w:r>
-            <w:proofErr w:type="spellStart"/>
-            <w:r>
-              <w:rPr>
-                <w:sz w:val="20"/>
-                <w:szCs w:val="20"/>
-              </w:rPr>
-              <w:t>test</w:t>
-            </w:r>
-            <w:proofErr w:type="spellEnd"/>
-            <w:r>
-              <w:rPr>
-                <w:sz w:val="20"/>
-                <w:szCs w:val="20"/>
-              </w:rPr>
-              <w:t>/</w:t>
-            </w:r>
-            <w:proofErr w:type="spellStart"/>
-            <w:r>
-              <w:rPr>
-                <w:sz w:val="20"/>
-                <w:szCs w:val="20"/>
-              </w:rPr>
-              <w:t>deploy</w:t>
-            </w:r>
-            <w:proofErr w:type="spellEnd"/>
-            <w:r>
-              <w:rPr>
-                <w:sz w:val="20"/>
-                <w:szCs w:val="20"/>
-              </w:rPr>
-              <w:t xml:space="preserve"> em verde.</w:t>
-            </w:r>
-          </w:p>
-        </w:tc>
-      </w:tr>
-    </w:tbl>
-    <w:p/>
-    <w:p/>
-    <w:p>
-      <w:pPr>
-        <w:spacing w:before="160" w:after="80"/>
-      </w:pPr>
-      <w:r>
-        <w:rPr>
-          <w:b/>
-          <w:bCs/>
-          <w:color w:val="1F3864"/>
-          <w:sz w:val="24"/>
-          <w:szCs w:val="24"/>
-        </w:rPr>
-        <w:t xml:space="preserve">PASSO 5 — Colar os Prints no </w:t>
-      </w:r>
-      <w:proofErr w:type="spellStart"/>
-      <w:r>
-        <w:rPr>
-          <w:b/>
-          <w:bCs/>
-          <w:color w:val="1F3864"/>
-          <w:sz w:val="24"/>
-          <w:szCs w:val="24"/>
-        </w:rPr>
-        <w:t>Relatorio</w:t>
-      </w:r>
-      <w:proofErr w:type="spellEnd"/>
-      <w:r>
-        <w:rPr>
-          <w:b/>
-          <w:bCs/>
-          <w:color w:val="1F3864"/>
-          <w:sz w:val="24"/>
-          <w:szCs w:val="24"/>
-        </w:rPr>
-        <w:t xml:space="preserve"> Final (este documento)</w:t>
-      </w:r>
-    </w:p>
-    <w:tbl>
-      <w:tblPr>
-        <w:tblW w:w="9638" w:type="dxa"/>
-        <w:tblBorders>
-          <w:top w:val="single" w:sz="4" w:space="0" w:color="auto"/>
-          <w:left w:val="single" w:sz="4" w:space="0" w:color="auto"/>
-          <w:bottom w:val="single" w:sz="4" w:space="0" w:color="auto"/>
-          <w:right w:val="single" w:sz="4" w:space="0" w:color="auto"/>
-          <w:insideH w:val="single" w:sz="4" w:space="0" w:color="auto"/>
-          <w:insideV w:val="single" w:sz="4" w:space="0" w:color="auto"/>
-        </w:tblBorders>
-        <w:tblCellMar>
-          <w:left w:w="10" w:type="dxa"/>
-          <w:right w:w="10" w:type="dxa"/>
-        </w:tblCellMar>
-        <w:tblLook w:val="04A0" w:firstRow="1" w:lastRow="0" w:firstColumn="1" w:lastColumn="0" w:noHBand="0" w:noVBand="1"/>
-      </w:tblPr>
-      <w:tblGrid>
-        <w:gridCol w:w="578"/>
-        <w:gridCol w:w="9060"/>
-      </w:tblGrid>
-      <w:tr>
-        <w:trPr>
-          <w:tblHeader/>
-        </w:trPr>
-        <w:tc>
-          <w:tcPr>
-            <w:tcW w:w="578" w:type="dxa"/>
-            <w:tcBorders>
-              <w:top w:val="single" w:sz="4" w:space="0" w:color="2E74B5"/>
-              <w:left w:val="single" w:sz="4" w:space="0" w:color="2E74B5"/>
-              <w:bottom w:val="single" w:sz="4" w:space="0" w:color="2E74B5"/>
-              <w:right w:val="single" w:sz="4" w:space="0" w:color="2E74B5"/>
-            </w:tcBorders>
-            <w:shd w:val="clear" w:color="auto" w:fill="2E74B5"/>
-            <w:tcMar>
-              <w:top w:w="100" w:type="dxa"/>
-              <w:left w:w="130" w:type="dxa"/>
-              <w:bottom w:w="100" w:type="dxa"/>
-              <w:right w:w="130" w:type="dxa"/>
-            </w:tcMar>
-            <w:vAlign w:val="center"/>
-          </w:tcPr>
-          <w:p>
-            <w:pPr>
-              <w:jc w:val="center"/>
-            </w:pPr>
-            <w:r>
-              <w:rPr>
-                <w:b/>
-                <w:bCs/>
-                <w:color w:val="FFFFFF"/>
-                <w:sz w:val="20"/>
-                <w:szCs w:val="20"/>
-              </w:rPr>
-              <w:t>#</w:t>
-            </w:r>
-          </w:p>
-        </w:tc>
-        <w:tc>
-          <w:tcPr>
-            <w:tcW w:w="9060" w:type="dxa"/>
-            <w:tcBorders>
-              <w:top w:val="single" w:sz="4" w:space="0" w:color="2E74B5"/>
-              <w:left w:val="single" w:sz="4" w:space="0" w:color="2E74B5"/>
-              <w:bottom w:val="single" w:sz="4" w:space="0" w:color="2E74B5"/>
-              <w:right w:val="single" w:sz="4" w:space="0" w:color="2E74B5"/>
-            </w:tcBorders>
-            <w:shd w:val="clear" w:color="auto" w:fill="2E74B5"/>
-            <w:tcMar>
-              <w:top w:w="100" w:type="dxa"/>
-              <w:left w:w="130" w:type="dxa"/>
-              <w:bottom w:w="100" w:type="dxa"/>
-              <w:right w:w="130" w:type="dxa"/>
-            </w:tcMar>
-            <w:vAlign w:val="center"/>
-          </w:tcPr>
-          <w:p>
-            <w:pPr>
-              <w:jc w:val="center"/>
-            </w:pPr>
-            <w:r>
-              <w:rPr>
-                <w:b/>
-                <w:bCs/>
-                <w:color w:val="FFFFFF"/>
-                <w:sz w:val="20"/>
-                <w:szCs w:val="20"/>
-              </w:rPr>
-              <w:t>Passo</w:t>
-            </w:r>
-          </w:p>
-        </w:tc>
-      </w:tr>
-      <w:tr>
-        <w:tc>
-          <w:tcPr>
-            <w:tcW w:w="578" w:type="dxa"/>
-            <w:tcBorders>
-              <w:top w:val="single" w:sz="4" w:space="0" w:color="CCCCCC"/>
-              <w:left w:val="single" w:sz="4" w:space="0" w:color="CCCCCC"/>
-              <w:bottom w:val="single" w:sz="4" w:space="0" w:color="CCCCCC"/>
-              <w:right w:val="single" w:sz="4" w:space="0" w:color="CCCCCC"/>
-            </w:tcBorders>
-            <w:shd w:val="clear" w:color="auto" w:fill="F5F5F5"/>
-            <w:tcMar>
-              <w:top w:w="80" w:type="dxa"/>
-              <w:left w:w="130" w:type="dxa"/>
-              <w:bottom w:w="80" w:type="dxa"/>
-              <w:right w:w="130" w:type="dxa"/>
-            </w:tcMar>
-            <w:vAlign w:val="center"/>
-          </w:tcPr>
-          <w:p>
-            <w:r>
-              <w:rPr>
-                <w:sz w:val="20"/>
-                <w:szCs w:val="20"/>
-              </w:rPr>
-              <w:t>1</w:t>
-            </w:r>
-          </w:p>
-        </w:tc>
-        <w:tc>
-          <w:tcPr>
-            <w:tcW w:w="9060" w:type="dxa"/>
-            <w:tcBorders>
-              <w:top w:val="single" w:sz="4" w:space="0" w:color="CCCCCC"/>
-              <w:left w:val="single" w:sz="4" w:space="0" w:color="CCCCCC"/>
-              <w:bottom w:val="single" w:sz="4" w:space="0" w:color="CCCCCC"/>
-              <w:right w:val="single" w:sz="4" w:space="0" w:color="CCCCCC"/>
-            </w:tcBorders>
-            <w:shd w:val="clear" w:color="auto" w:fill="F5F5F5"/>
-            <w:tcMar>
-              <w:top w:w="80" w:type="dxa"/>
-              <w:left w:w="130" w:type="dxa"/>
-              <w:bottom w:w="80" w:type="dxa"/>
-              <w:right w:w="130" w:type="dxa"/>
-            </w:tcMar>
-            <w:vAlign w:val="center"/>
-          </w:tcPr>
-          <w:p>
-            <w:r>
-              <w:rPr>
-                <w:sz w:val="20"/>
-                <w:szCs w:val="20"/>
-              </w:rPr>
-              <w:t>Abra o arquivo 04_Relatorio_Final.docx.</w:t>
-            </w:r>
-          </w:p>
-        </w:tc>
-      </w:tr>
-      <w:tr>
-        <w:tc>
-          <w:tcPr>
-            <w:tcW w:w="578" w:type="dxa"/>
-            <w:tcBorders>
-              <w:top w:val="single" w:sz="4" w:space="0" w:color="CCCCCC"/>
-              <w:left w:val="single" w:sz="4" w:space="0" w:color="CCCCCC"/>
-              <w:bottom w:val="single" w:sz="4" w:space="0" w:color="CCCCCC"/>
-              <w:right w:val="single" w:sz="4" w:space="0" w:color="CCCCCC"/>
-            </w:tcBorders>
-            <w:shd w:val="clear" w:color="auto" w:fill="FFFFFF"/>
-            <w:tcMar>
-              <w:top w:w="80" w:type="dxa"/>
-              <w:left w:w="130" w:type="dxa"/>
-              <w:bottom w:w="80" w:type="dxa"/>
-              <w:right w:w="130" w:type="dxa"/>
-            </w:tcMar>
-            <w:vAlign w:val="center"/>
-          </w:tcPr>
-          <w:p>
-            <w:r>
-              <w:rPr>
-                <w:sz w:val="20"/>
-                <w:szCs w:val="20"/>
-              </w:rPr>
-              <w:t>2</w:t>
-            </w:r>
-          </w:p>
-        </w:tc>
-        <w:tc>
-          <w:tcPr>
-            <w:tcW w:w="9060" w:type="dxa"/>
-            <w:tcBorders>
-              <w:top w:val="single" w:sz="4" w:space="0" w:color="CCCCCC"/>
-              <w:left w:val="single" w:sz="4" w:space="0" w:color="CCCCCC"/>
-              <w:bottom w:val="single" w:sz="4" w:space="0" w:color="CCCCCC"/>
-              <w:right w:val="single" w:sz="4" w:space="0" w:color="CCCCCC"/>
-            </w:tcBorders>
-            <w:shd w:val="clear" w:color="auto" w:fill="FFFFFF"/>
-            <w:tcMar>
-              <w:top w:w="80" w:type="dxa"/>
-              <w:left w:w="130" w:type="dxa"/>
-              <w:bottom w:w="80" w:type="dxa"/>
-              <w:right w:w="130" w:type="dxa"/>
-            </w:tcMar>
-            <w:vAlign w:val="center"/>
-          </w:tcPr>
-          <w:p>
-            <w:r>
-              <w:rPr>
-                <w:sz w:val="20"/>
-                <w:szCs w:val="20"/>
-              </w:rPr>
-              <w:t xml:space="preserve">Localize a </w:t>
-            </w:r>
-            <w:proofErr w:type="spellStart"/>
-            <w:r>
-              <w:rPr>
-                <w:sz w:val="20"/>
-                <w:szCs w:val="20"/>
-              </w:rPr>
-              <w:t>Secao</w:t>
-            </w:r>
-            <w:proofErr w:type="spellEnd"/>
-            <w:r>
-              <w:rPr>
-                <w:sz w:val="20"/>
-                <w:szCs w:val="20"/>
-              </w:rPr>
-              <w:t xml:space="preserve"> 4 (Resultados das </w:t>
-            </w:r>
-            <w:proofErr w:type="spellStart"/>
-            <w:r>
-              <w:rPr>
-                <w:sz w:val="20"/>
-                <w:szCs w:val="20"/>
-              </w:rPr>
-              <w:t>Execucoes</w:t>
-            </w:r>
-            <w:proofErr w:type="spellEnd"/>
-            <w:r>
-              <w:rPr>
-                <w:sz w:val="20"/>
-                <w:szCs w:val="20"/>
-              </w:rPr>
-              <w:t xml:space="preserve"> e Evidencias).</w:t>
-            </w:r>
-          </w:p>
-        </w:tc>
-      </w:tr>
-      <w:tr>
-        <w:tc>
-          <w:tcPr>
-            <w:tcW w:w="578" w:type="dxa"/>
-            <w:tcBorders>
-              <w:top w:val="single" w:sz="4" w:space="0" w:color="CCCCCC"/>
-              <w:left w:val="single" w:sz="4" w:space="0" w:color="CCCCCC"/>
-              <w:bottom w:val="single" w:sz="4" w:space="0" w:color="CCCCCC"/>
-              <w:right w:val="single" w:sz="4" w:space="0" w:color="CCCCCC"/>
-            </w:tcBorders>
-            <w:shd w:val="clear" w:color="auto" w:fill="F5F5F5"/>
-            <w:tcMar>
-              <w:top w:w="80" w:type="dxa"/>
-              <w:left w:w="130" w:type="dxa"/>
-              <w:bottom w:w="80" w:type="dxa"/>
-              <w:right w:w="130" w:type="dxa"/>
-            </w:tcMar>
-            <w:vAlign w:val="center"/>
-          </w:tcPr>
-          <w:p>
-            <w:r>
-              <w:rPr>
-                <w:sz w:val="20"/>
-                <w:szCs w:val="20"/>
-              </w:rPr>
-              <w:t>3</w:t>
-            </w:r>
-          </w:p>
-        </w:tc>
-        <w:tc>
-          <w:tcPr>
-            <w:tcW w:w="9060" w:type="dxa"/>
-            <w:tcBorders>
-              <w:top w:val="single" w:sz="4" w:space="0" w:color="CCCCCC"/>
-              <w:left w:val="single" w:sz="4" w:space="0" w:color="CCCCCC"/>
-              <w:bottom w:val="single" w:sz="4" w:space="0" w:color="CCCCCC"/>
-              <w:right w:val="single" w:sz="4" w:space="0" w:color="CCCCCC"/>
-            </w:tcBorders>
-            <w:shd w:val="clear" w:color="auto" w:fill="F5F5F5"/>
-            <w:tcMar>
-              <w:top w:w="80" w:type="dxa"/>
-              <w:left w:w="130" w:type="dxa"/>
-              <w:bottom w:w="80" w:type="dxa"/>
-              <w:right w:w="130" w:type="dxa"/>
-            </w:tcMar>
-            <w:vAlign w:val="center"/>
-          </w:tcPr>
-          <w:p>
-            <w:r>
-              <w:rPr>
-                <w:sz w:val="20"/>
-                <w:szCs w:val="20"/>
-              </w:rPr>
-              <w:t xml:space="preserve">Para cada caixa laranja com '[EVIDENCIA N]', clique dentro da </w:t>
-            </w:r>
-            <w:proofErr w:type="spellStart"/>
-            <w:r>
-              <w:rPr>
-                <w:sz w:val="20"/>
-                <w:szCs w:val="20"/>
-              </w:rPr>
-              <w:t>area</w:t>
-            </w:r>
-            <w:proofErr w:type="spellEnd"/>
-            <w:r>
-              <w:rPr>
-                <w:sz w:val="20"/>
-                <w:szCs w:val="20"/>
-              </w:rPr>
-              <w:t xml:space="preserve"> vazia abaixo do texto de </w:t>
-            </w:r>
-            <w:proofErr w:type="spellStart"/>
-            <w:r>
-              <w:rPr>
-                <w:sz w:val="20"/>
-                <w:szCs w:val="20"/>
-              </w:rPr>
-              <w:t>instrucao</w:t>
-            </w:r>
-            <w:proofErr w:type="spellEnd"/>
-            <w:r>
-              <w:rPr>
-                <w:sz w:val="20"/>
-                <w:szCs w:val="20"/>
-              </w:rPr>
-              <w:t>.</w:t>
-            </w:r>
-          </w:p>
-        </w:tc>
-      </w:tr>
-      <w:tr>
-        <w:tc>
-          <w:tcPr>
-            <w:tcW w:w="578" w:type="dxa"/>
-            <w:tcBorders>
-              <w:top w:val="single" w:sz="4" w:space="0" w:color="CCCCCC"/>
-              <w:left w:val="single" w:sz="4" w:space="0" w:color="CCCCCC"/>
-              <w:bottom w:val="single" w:sz="4" w:space="0" w:color="CCCCCC"/>
-              <w:right w:val="single" w:sz="4" w:space="0" w:color="CCCCCC"/>
-            </w:tcBorders>
-            <w:shd w:val="clear" w:color="auto" w:fill="FFFFFF"/>
-            <w:tcMar>
-              <w:top w:w="80" w:type="dxa"/>
-              <w:left w:w="130" w:type="dxa"/>
-              <w:bottom w:w="80" w:type="dxa"/>
-              <w:right w:w="130" w:type="dxa"/>
-            </w:tcMar>
-            <w:vAlign w:val="center"/>
-          </w:tcPr>
-          <w:p>
-            <w:r>
-              <w:rPr>
-                <w:sz w:val="20"/>
-                <w:szCs w:val="20"/>
-              </w:rPr>
-              <w:t>4</w:t>
-            </w:r>
-          </w:p>
-        </w:tc>
-        <w:tc>
-          <w:tcPr>
-            <w:tcW w:w="9060" w:type="dxa"/>
-            <w:tcBorders>
-              <w:top w:val="single" w:sz="4" w:space="0" w:color="CCCCCC"/>
-              <w:left w:val="single" w:sz="4" w:space="0" w:color="CCCCCC"/>
-              <w:bottom w:val="single" w:sz="4" w:space="0" w:color="CCCCCC"/>
-              <w:right w:val="single" w:sz="4" w:space="0" w:color="CCCCCC"/>
-            </w:tcBorders>
-            <w:shd w:val="clear" w:color="auto" w:fill="FFFFFF"/>
-            <w:tcMar>
-              <w:top w:w="80" w:type="dxa"/>
-              <w:left w:w="130" w:type="dxa"/>
-              <w:bottom w:w="80" w:type="dxa"/>
-              <w:right w:w="130" w:type="dxa"/>
-            </w:tcMar>
-            <w:vAlign w:val="center"/>
-          </w:tcPr>
-          <w:p>
-            <w:r>
-              <w:rPr>
-                <w:sz w:val="20"/>
-                <w:szCs w:val="20"/>
-              </w:rPr>
-              <w:t xml:space="preserve">Cole o print correspondente usando </w:t>
-            </w:r>
-            <w:proofErr w:type="spellStart"/>
-            <w:r>
-              <w:rPr>
-                <w:sz w:val="20"/>
-                <w:szCs w:val="20"/>
-              </w:rPr>
-              <w:t>Ctrl+V</w:t>
-            </w:r>
-            <w:proofErr w:type="spellEnd"/>
-            <w:r>
-              <w:rPr>
-                <w:sz w:val="20"/>
-                <w:szCs w:val="20"/>
-              </w:rPr>
-              <w:t xml:space="preserve"> (Windows/Linux) ou </w:t>
-            </w:r>
-            <w:proofErr w:type="spellStart"/>
-            <w:r>
-              <w:rPr>
-                <w:sz w:val="20"/>
-                <w:szCs w:val="20"/>
-              </w:rPr>
-              <w:t>Cmd+V</w:t>
-            </w:r>
-            <w:proofErr w:type="spellEnd"/>
-            <w:r>
-              <w:rPr>
-                <w:sz w:val="20"/>
-                <w:szCs w:val="20"/>
-              </w:rPr>
-              <w:t xml:space="preserve"> (Mac).</w:t>
-            </w:r>
-          </w:p>
-        </w:tc>
-      </w:tr>
-      <w:tr>
-        <w:tc>
-          <w:tcPr>
-            <w:tcW w:w="578" w:type="dxa"/>
-            <w:tcBorders>
-              <w:top w:val="single" w:sz="4" w:space="0" w:color="CCCCCC"/>
-              <w:left w:val="single" w:sz="4" w:space="0" w:color="CCCCCC"/>
-              <w:bottom w:val="single" w:sz="4" w:space="0" w:color="CCCCCC"/>
-              <w:right w:val="single" w:sz="4" w:space="0" w:color="CCCCCC"/>
-            </w:tcBorders>
-            <w:shd w:val="clear" w:color="auto" w:fill="F5F5F5"/>
-            <w:tcMar>
-              <w:top w:w="80" w:type="dxa"/>
-              <w:left w:w="130" w:type="dxa"/>
-              <w:bottom w:w="80" w:type="dxa"/>
-              <w:right w:w="130" w:type="dxa"/>
-            </w:tcMar>
-            <w:vAlign w:val="center"/>
-          </w:tcPr>
-          <w:p>
-            <w:r>
-              <w:rPr>
-                <w:sz w:val="20"/>
-                <w:szCs w:val="20"/>
-              </w:rPr>
-              <w:t>5</w:t>
-            </w:r>
-          </w:p>
-        </w:tc>
-        <w:tc>
-          <w:tcPr>
-            <w:tcW w:w="9060" w:type="dxa"/>
-            <w:tcBorders>
-              <w:top w:val="single" w:sz="4" w:space="0" w:color="CCCCCC"/>
-              <w:left w:val="single" w:sz="4" w:space="0" w:color="CCCCCC"/>
-              <w:bottom w:val="single" w:sz="4" w:space="0" w:color="CCCCCC"/>
-              <w:right w:val="single" w:sz="4" w:space="0" w:color="CCCCCC"/>
-            </w:tcBorders>
-            <w:shd w:val="clear" w:color="auto" w:fill="F5F5F5"/>
-            <w:tcMar>
-              <w:top w:w="80" w:type="dxa"/>
-              <w:left w:w="130" w:type="dxa"/>
-              <w:bottom w:w="80" w:type="dxa"/>
-              <w:right w:w="130" w:type="dxa"/>
-            </w:tcMar>
-            <w:vAlign w:val="center"/>
-          </w:tcPr>
-          <w:p>
-            <w:proofErr w:type="spellStart"/>
-            <w:r>
-              <w:rPr>
-                <w:sz w:val="20"/>
-                <w:szCs w:val="20"/>
-              </w:rPr>
-              <w:t>Apos</w:t>
-            </w:r>
-            <w:proofErr w:type="spellEnd"/>
-            <w:r>
-              <w:rPr>
-                <w:sz w:val="20"/>
-                <w:szCs w:val="20"/>
-              </w:rPr>
-              <w:t xml:space="preserve"> colar, clique com o </w:t>
-            </w:r>
-            <w:proofErr w:type="spellStart"/>
-            <w:r>
-              <w:rPr>
-                <w:sz w:val="20"/>
-                <w:szCs w:val="20"/>
-              </w:rPr>
-              <w:t>botao</w:t>
-            </w:r>
-            <w:proofErr w:type="spellEnd"/>
-            <w:r>
-              <w:rPr>
-                <w:sz w:val="20"/>
-                <w:szCs w:val="20"/>
-              </w:rPr>
-              <w:t xml:space="preserve"> direito na imagem e selecione 'Formatar imagem' &gt; 'Tamanho' para ajustar se </w:t>
-            </w:r>
-            <w:proofErr w:type="spellStart"/>
-            <w:r>
-              <w:rPr>
-                <w:sz w:val="20"/>
-                <w:szCs w:val="20"/>
-              </w:rPr>
-              <w:t>necessario</w:t>
-            </w:r>
-            <w:proofErr w:type="spellEnd"/>
-            <w:r>
-              <w:rPr>
-                <w:sz w:val="20"/>
-                <w:szCs w:val="20"/>
-              </w:rPr>
-              <w:t>.</w:t>
-            </w:r>
-          </w:p>
-        </w:tc>
-      </w:tr>
-      <w:tr>
-        <w:tc>
-          <w:tcPr>
-            <w:tcW w:w="578" w:type="dxa"/>
-            <w:tcBorders>
-              <w:top w:val="single" w:sz="4" w:space="0" w:color="CCCCCC"/>
-              <w:left w:val="single" w:sz="4" w:space="0" w:color="CCCCCC"/>
-              <w:bottom w:val="single" w:sz="4" w:space="0" w:color="CCCCCC"/>
-              <w:right w:val="single" w:sz="4" w:space="0" w:color="CCCCCC"/>
-            </w:tcBorders>
-            <w:shd w:val="clear" w:color="auto" w:fill="FFFFFF"/>
-            <w:tcMar>
-              <w:top w:w="80" w:type="dxa"/>
-              <w:left w:w="130" w:type="dxa"/>
-              <w:bottom w:w="80" w:type="dxa"/>
-              <w:right w:w="130" w:type="dxa"/>
-            </w:tcMar>
-            <w:vAlign w:val="center"/>
-          </w:tcPr>
-          <w:p>
-            <w:r>
-              <w:rPr>
-                <w:sz w:val="20"/>
-                <w:szCs w:val="20"/>
-              </w:rPr>
-              <w:t>6</w:t>
-            </w:r>
-          </w:p>
-        </w:tc>
-        <w:tc>
-          <w:tcPr>
-            <w:tcW w:w="9060" w:type="dxa"/>
-            <w:tcBorders>
-              <w:top w:val="single" w:sz="4" w:space="0" w:color="CCCCCC"/>
-              <w:left w:val="single" w:sz="4" w:space="0" w:color="CCCCCC"/>
-              <w:bottom w:val="single" w:sz="4" w:space="0" w:color="CCCCCC"/>
-              <w:right w:val="single" w:sz="4" w:space="0" w:color="CCCCCC"/>
-            </w:tcBorders>
-            <w:shd w:val="clear" w:color="auto" w:fill="FFFFFF"/>
-            <w:tcMar>
-              <w:top w:w="80" w:type="dxa"/>
-              <w:left w:w="130" w:type="dxa"/>
-              <w:bottom w:w="80" w:type="dxa"/>
-              <w:right w:w="130" w:type="dxa"/>
-            </w:tcMar>
-            <w:vAlign w:val="center"/>
-          </w:tcPr>
-          <w:p>
-            <w:r>
-              <w:rPr>
-                <w:sz w:val="20"/>
-                <w:szCs w:val="20"/>
-              </w:rPr>
-              <w:t>Repita para todas as 16 caixas de evidencia.</w:t>
-            </w:r>
-          </w:p>
-        </w:tc>
-      </w:tr>
-      <w:tr>
-        <w:tc>
-          <w:tcPr>
-            <w:tcW w:w="578" w:type="dxa"/>
-            <w:tcBorders>
-              <w:top w:val="single" w:sz="4" w:space="0" w:color="CCCCCC"/>
-              <w:left w:val="single" w:sz="4" w:space="0" w:color="CCCCCC"/>
-              <w:bottom w:val="single" w:sz="4" w:space="0" w:color="CCCCCC"/>
-              <w:right w:val="single" w:sz="4" w:space="0" w:color="CCCCCC"/>
-            </w:tcBorders>
-            <w:shd w:val="clear" w:color="auto" w:fill="F5F5F5"/>
-            <w:tcMar>
-              <w:top w:w="80" w:type="dxa"/>
-              <w:left w:w="130" w:type="dxa"/>
-              <w:bottom w:w="80" w:type="dxa"/>
-              <w:right w:w="130" w:type="dxa"/>
-            </w:tcMar>
-            <w:vAlign w:val="center"/>
-          </w:tcPr>
-          <w:p>
-            <w:r>
-              <w:rPr>
-                <w:sz w:val="20"/>
-                <w:szCs w:val="20"/>
-              </w:rPr>
-              <w:t>7</w:t>
-            </w:r>
-          </w:p>
-        </w:tc>
-        <w:tc>
-          <w:tcPr>
-            <w:tcW w:w="9060" w:type="dxa"/>
-            <w:tcBorders>
-              <w:top w:val="single" w:sz="4" w:space="0" w:color="CCCCCC"/>
-              <w:left w:val="single" w:sz="4" w:space="0" w:color="CCCCCC"/>
-              <w:bottom w:val="single" w:sz="4" w:space="0" w:color="CCCCCC"/>
-              <w:right w:val="single" w:sz="4" w:space="0" w:color="CCCCCC"/>
-            </w:tcBorders>
-            <w:shd w:val="clear" w:color="auto" w:fill="F5F5F5"/>
-            <w:tcMar>
-              <w:top w:w="80" w:type="dxa"/>
-              <w:left w:w="130" w:type="dxa"/>
-              <w:bottom w:w="80" w:type="dxa"/>
-              <w:right w:w="130" w:type="dxa"/>
-            </w:tcMar>
-            <w:vAlign w:val="center"/>
-          </w:tcPr>
-          <w:p>
-            <w:r>
-              <w:rPr>
-                <w:sz w:val="20"/>
-                <w:szCs w:val="20"/>
-              </w:rPr>
-              <w:t>Salve o documento (</w:t>
-            </w:r>
-            <w:proofErr w:type="spellStart"/>
-            <w:r>
-              <w:rPr>
-                <w:sz w:val="20"/>
-                <w:szCs w:val="20"/>
-              </w:rPr>
-              <w:t>Ctrl+S</w:t>
-            </w:r>
-            <w:proofErr w:type="spellEnd"/>
-            <w:r>
-              <w:rPr>
-                <w:sz w:val="20"/>
-                <w:szCs w:val="20"/>
-              </w:rPr>
-              <w:t>).</w:t>
-            </w:r>
-          </w:p>
-        </w:tc>
-      </w:tr>
-      <w:tr>
-        <w:tc>
-          <w:tcPr>
-            <w:tcW w:w="578" w:type="dxa"/>
-            <w:tcBorders>
-              <w:top w:val="single" w:sz="4" w:space="0" w:color="CCCCCC"/>
-              <w:left w:val="single" w:sz="4" w:space="0" w:color="CCCCCC"/>
-              <w:bottom w:val="single" w:sz="4" w:space="0" w:color="CCCCCC"/>
-              <w:right w:val="single" w:sz="4" w:space="0" w:color="CCCCCC"/>
-            </w:tcBorders>
-            <w:shd w:val="clear" w:color="auto" w:fill="FFFFFF"/>
-            <w:tcMar>
-              <w:top w:w="80" w:type="dxa"/>
-              <w:left w:w="130" w:type="dxa"/>
-              <w:bottom w:w="80" w:type="dxa"/>
-              <w:right w:w="130" w:type="dxa"/>
-            </w:tcMar>
-            <w:vAlign w:val="center"/>
-          </w:tcPr>
-          <w:p>
-            <w:r>
-              <w:rPr>
-                <w:sz w:val="20"/>
-                <w:szCs w:val="20"/>
-              </w:rPr>
-              <w:t>8</w:t>
-            </w:r>
-          </w:p>
-        </w:tc>
-        <w:tc>
-          <w:tcPr>
-            <w:tcW w:w="9060" w:type="dxa"/>
-            <w:tcBorders>
-              <w:top w:val="single" w:sz="4" w:space="0" w:color="CCCCCC"/>
-              <w:left w:val="single" w:sz="4" w:space="0" w:color="CCCCCC"/>
-              <w:bottom w:val="single" w:sz="4" w:space="0" w:color="CCCCCC"/>
-              <w:right w:val="single" w:sz="4" w:space="0" w:color="CCCCCC"/>
-            </w:tcBorders>
-            <w:shd w:val="clear" w:color="auto" w:fill="FFFFFF"/>
-            <w:tcMar>
-              <w:top w:w="80" w:type="dxa"/>
-              <w:left w:w="130" w:type="dxa"/>
-              <w:bottom w:w="80" w:type="dxa"/>
-              <w:right w:w="130" w:type="dxa"/>
-            </w:tcMar>
-            <w:vAlign w:val="center"/>
-          </w:tcPr>
-          <w:p>
-            <w:r>
-              <w:rPr>
-                <w:sz w:val="20"/>
-                <w:szCs w:val="20"/>
-              </w:rPr>
-              <w:t xml:space="preserve">Preencha os campos da capa: nomes dos integrantes, URL do </w:t>
-            </w:r>
-            <w:proofErr w:type="spellStart"/>
-            <w:r>
-              <w:rPr>
-                <w:sz w:val="20"/>
-                <w:szCs w:val="20"/>
-              </w:rPr>
-              <w:t>repositorio</w:t>
-            </w:r>
-            <w:proofErr w:type="spellEnd"/>
-            <w:r>
-              <w:rPr>
-                <w:sz w:val="20"/>
-                <w:szCs w:val="20"/>
-              </w:rPr>
-              <w:t>, data de entrega e nome da professora.</w:t>
-            </w:r>
-          </w:p>
-        </w:tc>
-      </w:tr>
-      <w:tr>
-        <w:tc>
-          <w:tcPr>
-            <w:tcW w:w="578" w:type="dxa"/>
-            <w:tcBorders>
-              <w:top w:val="single" w:sz="4" w:space="0" w:color="CCCCCC"/>
-              <w:left w:val="single" w:sz="4" w:space="0" w:color="CCCCCC"/>
-              <w:bottom w:val="single" w:sz="4" w:space="0" w:color="CCCCCC"/>
-              <w:right w:val="single" w:sz="4" w:space="0" w:color="CCCCCC"/>
-            </w:tcBorders>
-            <w:shd w:val="clear" w:color="auto" w:fill="F5F5F5"/>
-            <w:tcMar>
-              <w:top w:w="80" w:type="dxa"/>
-              <w:left w:w="130" w:type="dxa"/>
-              <w:bottom w:w="80" w:type="dxa"/>
-              <w:right w:w="130" w:type="dxa"/>
-            </w:tcMar>
-            <w:vAlign w:val="center"/>
-          </w:tcPr>
-          <w:p>
-            <w:r>
-              <w:rPr>
-                <w:sz w:val="20"/>
-                <w:szCs w:val="20"/>
-              </w:rPr>
-              <w:t>9</w:t>
-            </w:r>
-          </w:p>
-        </w:tc>
-        <w:tc>
-          <w:tcPr>
-            <w:tcW w:w="9060" w:type="dxa"/>
-            <w:tcBorders>
-              <w:top w:val="single" w:sz="4" w:space="0" w:color="CCCCCC"/>
-              <w:left w:val="single" w:sz="4" w:space="0" w:color="CCCCCC"/>
-              <w:bottom w:val="single" w:sz="4" w:space="0" w:color="CCCCCC"/>
-              <w:right w:val="single" w:sz="4" w:space="0" w:color="CCCCCC"/>
-            </w:tcBorders>
-            <w:shd w:val="clear" w:color="auto" w:fill="F5F5F5"/>
-            <w:tcMar>
-              <w:top w:w="80" w:type="dxa"/>
-              <w:left w:w="130" w:type="dxa"/>
-              <w:bottom w:w="80" w:type="dxa"/>
-              <w:right w:w="130" w:type="dxa"/>
-            </w:tcMar>
-            <w:vAlign w:val="center"/>
-          </w:tcPr>
-          <w:p>
-            <w:r>
-              <w:rPr>
-                <w:sz w:val="20"/>
-                <w:szCs w:val="20"/>
-              </w:rPr>
-              <w:t xml:space="preserve">Suba o documento final para o </w:t>
-            </w:r>
-            <w:proofErr w:type="spellStart"/>
-            <w:r>
-              <w:rPr>
-                <w:sz w:val="20"/>
-                <w:szCs w:val="20"/>
-              </w:rPr>
-              <w:t>repositorio</w:t>
-            </w:r>
-            <w:proofErr w:type="spellEnd"/>
-            <w:r>
-              <w:rPr>
-                <w:sz w:val="20"/>
-                <w:szCs w:val="20"/>
-              </w:rPr>
-              <w:t xml:space="preserve"> GitHub junto com o restante do projeto.</w:t>
-            </w:r>
-          </w:p>
-        </w:tc>
-      </w:tr>
-    </w:tbl>
-    <w:p/>
-    <w:p/>
-    <w:tbl>
-      <w:tblPr>
-        <w:tblW w:w="9638" w:type="dxa"/>
-        <w:tblBorders>
-          <w:top w:val="single" w:sz="4" w:space="0" w:color="auto"/>
-          <w:left w:val="single" w:sz="4" w:space="0" w:color="auto"/>
-          <w:bottom w:val="single" w:sz="4" w:space="0" w:color="auto"/>
-          <w:right w:val="single" w:sz="4" w:space="0" w:color="auto"/>
-          <w:insideH w:val="single" w:sz="4" w:space="0" w:color="auto"/>
-          <w:insideV w:val="single" w:sz="4" w:space="0" w:color="auto"/>
-        </w:tblBorders>
-        <w:tblCellMar>
-          <w:left w:w="10" w:type="dxa"/>
-          <w:right w:w="10" w:type="dxa"/>
-        </w:tblCellMar>
-        <w:tblLook w:val="04A0" w:firstRow="1" w:lastRow="0" w:firstColumn="1" w:lastColumn="0" w:noHBand="0" w:noVBand="1"/>
-      </w:tblPr>
-      <w:tblGrid>
-        <w:gridCol w:w="9638"/>
-      </w:tblGrid>
-      <w:tr>
-        <w:tc>
-          <w:tcPr>
-            <w:tcW w:w="9638" w:type="dxa"/>
-            <w:tcBorders>
-              <w:top w:val="single" w:sz="6" w:space="0" w:color="375623"/>
-              <w:left w:val="single" w:sz="18" w:space="0" w:color="375623"/>
-              <w:bottom w:val="single" w:sz="6" w:space="0" w:color="375623"/>
-              <w:right w:val="single" w:sz="6" w:space="0" w:color="375623"/>
-            </w:tcBorders>
-            <w:shd w:val="clear" w:color="auto" w:fill="E2EFDA"/>
-            <w:tcMar>
-              <w:top w:w="120" w:type="dxa"/>
-              <w:left w:w="200" w:type="dxa"/>
-              <w:bottom w:w="120" w:type="dxa"/>
-              <w:right w:w="200" w:type="dxa"/>
-            </w:tcMar>
-          </w:tcPr>
-          <w:p>
-            <w:r>
-              <w:rPr>
-                <w:b/>
-                <w:bCs/>
-                <w:color w:val="375623"/>
-                <w:sz w:val="21"/>
-                <w:szCs w:val="21"/>
-              </w:rPr>
-              <w:t xml:space="preserve">OK:  </w:t>
-            </w:r>
-            <w:r>
-              <w:rPr>
-                <w:color w:val="333333"/>
-                <w:sz w:val="21"/>
-                <w:szCs w:val="21"/>
-              </w:rPr>
-              <w:t xml:space="preserve">Dica de print: no Windows use </w:t>
-            </w:r>
-            <w:proofErr w:type="spellStart"/>
-            <w:r>
-              <w:rPr>
-                <w:color w:val="333333"/>
-                <w:sz w:val="21"/>
-                <w:szCs w:val="21"/>
-              </w:rPr>
-              <w:t>Win+Shift+S</w:t>
-            </w:r>
-            <w:proofErr w:type="spellEnd"/>
-            <w:r>
-              <w:rPr>
-                <w:color w:val="333333"/>
-                <w:sz w:val="21"/>
-                <w:szCs w:val="21"/>
-              </w:rPr>
-              <w:t xml:space="preserve"> (Recorte e </w:t>
-            </w:r>
-            <w:proofErr w:type="spellStart"/>
-            <w:r>
-              <w:rPr>
-                <w:color w:val="333333"/>
-                <w:sz w:val="21"/>
-                <w:szCs w:val="21"/>
-              </w:rPr>
-              <w:t>Esbocos</w:t>
-            </w:r>
-            <w:proofErr w:type="spellEnd"/>
-            <w:r>
-              <w:rPr>
-                <w:color w:val="333333"/>
-                <w:sz w:val="21"/>
-                <w:szCs w:val="21"/>
-              </w:rPr>
-              <w:t xml:space="preserve">) para capturar </w:t>
-            </w:r>
-            <w:proofErr w:type="spellStart"/>
-            <w:r>
-              <w:rPr>
-                <w:color w:val="333333"/>
-                <w:sz w:val="21"/>
-                <w:szCs w:val="21"/>
-              </w:rPr>
-              <w:t>areas</w:t>
-            </w:r>
-            <w:proofErr w:type="spellEnd"/>
-            <w:r>
-              <w:rPr>
-                <w:color w:val="333333"/>
-                <w:sz w:val="21"/>
-                <w:szCs w:val="21"/>
-              </w:rPr>
-              <w:t xml:space="preserve"> especificas. No Mac use Cmd+Shift+4. Isso evita bordas e </w:t>
-            </w:r>
-            <w:proofErr w:type="spellStart"/>
-            <w:r>
-              <w:rPr>
-                <w:color w:val="333333"/>
-                <w:sz w:val="21"/>
-                <w:szCs w:val="21"/>
-              </w:rPr>
-              <w:t>areas</w:t>
-            </w:r>
-            <w:proofErr w:type="spellEnd"/>
-            <w:r>
-              <w:rPr>
-                <w:color w:val="333333"/>
-                <w:sz w:val="21"/>
-                <w:szCs w:val="21"/>
-              </w:rPr>
-              <w:t xml:space="preserve"> </w:t>
-            </w:r>
-            <w:proofErr w:type="spellStart"/>
-            <w:r>
-              <w:rPr>
-                <w:color w:val="333333"/>
-                <w:sz w:val="21"/>
-                <w:szCs w:val="21"/>
-              </w:rPr>
-              <w:t>desnecessarias</w:t>
-            </w:r>
-            <w:proofErr w:type="spellEnd"/>
-            <w:r>
-              <w:rPr>
-                <w:color w:val="333333"/>
-                <w:sz w:val="21"/>
-                <w:szCs w:val="21"/>
-              </w:rPr>
-              <w:t xml:space="preserve"> na imagem.</w:t>
-            </w:r>
-          </w:p>
-        </w:tc>
-      </w:tr>
-    </w:tbl>
-    <w:p/>
     <w:sectPr>
       <w:pgSz w:w="11906" w:h="16838"/>
       <w:pgMar w:top="1134" w:right="1134" w:bottom="1134" w:left="1134" w:header="708" w:footer="708" w:gutter="0"/>

--- a/Biblioteca/docs/relatorioFinall.docx
+++ b/Biblioteca/docs/relatorioFinall.docx
@@ -302,16 +302,9 @@
             <w:vAlign w:val="center"/>
           </w:tcPr>
           <w:p>
-            <w:hyperlink r:id="rId7" w:history="1">
-              <w:r>
-                <w:rPr>
-                  <w:rStyle w:val="Hyperlink"/>
-                  <w:sz w:val="20"/>
-                  <w:szCs w:val="20"/>
-                </w:rPr>
-                <w:t>https://github.com/[usuario]/biblioteca</w:t>
-              </w:r>
-            </w:hyperlink>
+            <w:r>
+              <w:t>https://github.com/gabrielvianaa/SistemaBiblioteca-</w:t>
+            </w:r>
           </w:p>
         </w:tc>
       </w:tr>
@@ -1223,1341 +1216,6 @@
       </w:tr>
     </w:tbl>
     <w:p/>
-    <w:p>
-      <w:pPr>
-        <w:pStyle w:val="Ttulo2"/>
-      </w:pPr>
-      <w:r>
-        <w:t>1.3 Estrutura de Pacotes (</w:t>
-      </w:r>
-      <w:r>
-        <w:t>código</w:t>
-      </w:r>
-      <w:r>
-        <w:t xml:space="preserve"> principal)</w:t>
-      </w:r>
-    </w:p>
-    <w:tbl>
-      <w:tblPr>
-        <w:tblW w:w="9638" w:type="dxa"/>
-        <w:tblBorders>
-          <w:top w:val="single" w:sz="4" w:space="0" w:color="auto"/>
-          <w:left w:val="single" w:sz="4" w:space="0" w:color="auto"/>
-          <w:bottom w:val="single" w:sz="4" w:space="0" w:color="auto"/>
-          <w:right w:val="single" w:sz="4" w:space="0" w:color="auto"/>
-          <w:insideH w:val="single" w:sz="4" w:space="0" w:color="auto"/>
-          <w:insideV w:val="single" w:sz="4" w:space="0" w:color="auto"/>
-        </w:tblBorders>
-        <w:tblCellMar>
-          <w:left w:w="10" w:type="dxa"/>
-          <w:right w:w="10" w:type="dxa"/>
-        </w:tblCellMar>
-        <w:tblLook w:val="04A0" w:firstRow="1" w:lastRow="0" w:firstColumn="1" w:lastColumn="0" w:noHBand="0" w:noVBand="1"/>
-      </w:tblPr>
-      <w:tblGrid>
-        <w:gridCol w:w="9638"/>
-      </w:tblGrid>
-      <w:tr>
-        <w:tc>
-          <w:tcPr>
-            <w:tcW w:w="9638" w:type="dxa"/>
-            <w:tcBorders>
-              <w:top w:val="single" w:sz="4" w:space="0" w:color="444444"/>
-              <w:left w:val="single" w:sz="4" w:space="0" w:color="444444"/>
-              <w:bottom w:val="single" w:sz="4" w:space="0" w:color="444444"/>
-              <w:right w:val="single" w:sz="4" w:space="0" w:color="444444"/>
-            </w:tcBorders>
-            <w:shd w:val="clear" w:color="auto" w:fill="1E1E1E"/>
-            <w:tcMar>
-              <w:top w:w="140" w:type="dxa"/>
-              <w:left w:w="220" w:type="dxa"/>
-              <w:bottom w:w="140" w:type="dxa"/>
-              <w:right w:w="220" w:type="dxa"/>
-            </w:tcMar>
-          </w:tcPr>
-          <w:p>
-            <w:pPr>
-              <w:spacing w:before="14" w:after="14"/>
-            </w:pPr>
-            <w:proofErr w:type="spellStart"/>
-            <w:r>
-              <w:rPr>
-                <w:rFonts w:ascii="Courier New" w:eastAsia="Courier New" w:hAnsi="Courier New" w:cs="Courier New"/>
-                <w:color w:val="FFFFFF"/>
-                <w:sz w:val="19"/>
-                <w:szCs w:val="19"/>
-              </w:rPr>
-              <w:t>com.example.biblioteca</w:t>
-            </w:r>
-            <w:proofErr w:type="spellEnd"/>
-          </w:p>
-          <w:p>
-            <w:pPr>
-              <w:spacing w:before="14" w:after="14"/>
-            </w:pPr>
-            <w:r>
-              <w:rPr>
-                <w:rFonts w:ascii="Courier New" w:eastAsia="Courier New" w:hAnsi="Courier New" w:cs="Courier New"/>
-                <w:color w:val="9CDCFE"/>
-                <w:sz w:val="19"/>
-                <w:szCs w:val="19"/>
-              </w:rPr>
-              <w:t xml:space="preserve">  Main.java                   # Ponto de entrada — conecta ao banco e inicia a CLI</w:t>
-            </w:r>
-          </w:p>
-          <w:p>
-            <w:pPr>
-              <w:spacing w:before="14" w:after="14"/>
-            </w:pPr>
-            <w:r>
-              <w:rPr>
-                <w:rFonts w:ascii="Courier New" w:eastAsia="Courier New" w:hAnsi="Courier New" w:cs="Courier New"/>
-                <w:color w:val="CE9178"/>
-                <w:sz w:val="19"/>
-                <w:szCs w:val="19"/>
-              </w:rPr>
-              <w:t xml:space="preserve">  </w:t>
-            </w:r>
-            <w:proofErr w:type="spellStart"/>
-            <w:r>
-              <w:rPr>
-                <w:rFonts w:ascii="Courier New" w:eastAsia="Courier New" w:hAnsi="Courier New" w:cs="Courier New"/>
-                <w:color w:val="CE9178"/>
-                <w:sz w:val="19"/>
-                <w:szCs w:val="19"/>
-              </w:rPr>
-              <w:t>cli</w:t>
-            </w:r>
-            <w:proofErr w:type="spellEnd"/>
-            <w:r>
-              <w:rPr>
-                <w:rFonts w:ascii="Courier New" w:eastAsia="Courier New" w:hAnsi="Courier New" w:cs="Courier New"/>
-                <w:color w:val="CE9178"/>
-                <w:sz w:val="19"/>
-                <w:szCs w:val="19"/>
-              </w:rPr>
-              <w:t>/</w:t>
-            </w:r>
-          </w:p>
-          <w:p>
-            <w:pPr>
-              <w:spacing w:before="14" w:after="14"/>
-            </w:pPr>
-            <w:r>
-              <w:rPr>
-                <w:rFonts w:ascii="Courier New" w:eastAsia="Courier New" w:hAnsi="Courier New" w:cs="Courier New"/>
-                <w:color w:val="888888"/>
-                <w:sz w:val="19"/>
-                <w:szCs w:val="19"/>
-              </w:rPr>
-              <w:t xml:space="preserve">    Console.java              # </w:t>
-            </w:r>
-            <w:proofErr w:type="spellStart"/>
-            <w:r>
-              <w:rPr>
-                <w:rFonts w:ascii="Courier New" w:eastAsia="Courier New" w:hAnsi="Courier New" w:cs="Courier New"/>
-                <w:color w:val="888888"/>
-                <w:sz w:val="19"/>
-                <w:szCs w:val="19"/>
-              </w:rPr>
-              <w:t>Utilitarios</w:t>
-            </w:r>
-            <w:proofErr w:type="spellEnd"/>
-            <w:r>
-              <w:rPr>
-                <w:rFonts w:ascii="Courier New" w:eastAsia="Courier New" w:hAnsi="Courier New" w:cs="Courier New"/>
-                <w:color w:val="888888"/>
-                <w:sz w:val="19"/>
-                <w:szCs w:val="19"/>
-              </w:rPr>
-              <w:t xml:space="preserve"> de I/O (leitura, </w:t>
-            </w:r>
-            <w:proofErr w:type="spellStart"/>
-            <w:r>
-              <w:rPr>
-                <w:rFonts w:ascii="Courier New" w:eastAsia="Courier New" w:hAnsi="Courier New" w:cs="Courier New"/>
-                <w:color w:val="888888"/>
-                <w:sz w:val="19"/>
-                <w:szCs w:val="19"/>
-              </w:rPr>
-              <w:t>formatacao</w:t>
-            </w:r>
-            <w:proofErr w:type="spellEnd"/>
-            <w:r>
-              <w:rPr>
-                <w:rFonts w:ascii="Courier New" w:eastAsia="Courier New" w:hAnsi="Courier New" w:cs="Courier New"/>
-                <w:color w:val="888888"/>
-                <w:sz w:val="19"/>
-                <w:szCs w:val="19"/>
-              </w:rPr>
-              <w:t xml:space="preserve"> visual)</w:t>
-            </w:r>
-          </w:p>
-          <w:p>
-            <w:pPr>
-              <w:spacing w:before="14" w:after="14"/>
-            </w:pPr>
-            <w:r>
-              <w:rPr>
-                <w:rFonts w:ascii="Courier New" w:eastAsia="Courier New" w:hAnsi="Courier New" w:cs="Courier New"/>
-                <w:color w:val="888888"/>
-                <w:sz w:val="19"/>
-                <w:szCs w:val="19"/>
-              </w:rPr>
-              <w:t xml:space="preserve">    TelaLogin.java            # </w:t>
-            </w:r>
-            <w:proofErr w:type="spellStart"/>
-            <w:r>
-              <w:rPr>
-                <w:rFonts w:ascii="Courier New" w:eastAsia="Courier New" w:hAnsi="Courier New" w:cs="Courier New"/>
-                <w:color w:val="888888"/>
-                <w:sz w:val="19"/>
-                <w:szCs w:val="19"/>
-              </w:rPr>
-              <w:t>Autenticacao</w:t>
-            </w:r>
-            <w:proofErr w:type="spellEnd"/>
-            <w:r>
-              <w:rPr>
-                <w:rFonts w:ascii="Courier New" w:eastAsia="Courier New" w:hAnsi="Courier New" w:cs="Courier New"/>
-                <w:color w:val="888888"/>
-                <w:sz w:val="19"/>
-                <w:szCs w:val="19"/>
-              </w:rPr>
-              <w:t xml:space="preserve"> com </w:t>
-            </w:r>
-            <w:proofErr w:type="spellStart"/>
-            <w:r>
-              <w:rPr>
-                <w:rFonts w:ascii="Courier New" w:eastAsia="Courier New" w:hAnsi="Courier New" w:cs="Courier New"/>
-                <w:color w:val="888888"/>
-                <w:sz w:val="19"/>
-                <w:szCs w:val="19"/>
-              </w:rPr>
-              <w:t>ate</w:t>
-            </w:r>
-            <w:proofErr w:type="spellEnd"/>
-            <w:r>
-              <w:rPr>
-                <w:rFonts w:ascii="Courier New" w:eastAsia="Courier New" w:hAnsi="Courier New" w:cs="Courier New"/>
-                <w:color w:val="888888"/>
-                <w:sz w:val="19"/>
-                <w:szCs w:val="19"/>
-              </w:rPr>
-              <w:t xml:space="preserve"> 3 tentativas</w:t>
-            </w:r>
-          </w:p>
-          <w:p>
-            <w:pPr>
-              <w:spacing w:before="14" w:after="14"/>
-            </w:pPr>
-            <w:r>
-              <w:rPr>
-                <w:rFonts w:ascii="Courier New" w:eastAsia="Courier New" w:hAnsi="Courier New" w:cs="Courier New"/>
-                <w:color w:val="888888"/>
-                <w:sz w:val="19"/>
-                <w:szCs w:val="19"/>
-              </w:rPr>
-              <w:t xml:space="preserve">    MenuPrincipal.java        # Menu raiz — passa </w:t>
-            </w:r>
-            <w:proofErr w:type="spellStart"/>
-            <w:r>
-              <w:rPr>
-                <w:rFonts w:ascii="Courier New" w:eastAsia="Courier New" w:hAnsi="Courier New" w:cs="Courier New"/>
-                <w:color w:val="888888"/>
-                <w:sz w:val="19"/>
-                <w:szCs w:val="19"/>
-              </w:rPr>
-              <w:t>Usuario</w:t>
-            </w:r>
-            <w:proofErr w:type="spellEnd"/>
-            <w:r>
-              <w:rPr>
-                <w:rFonts w:ascii="Courier New" w:eastAsia="Courier New" w:hAnsi="Courier New" w:cs="Courier New"/>
-                <w:color w:val="888888"/>
-                <w:sz w:val="19"/>
-                <w:szCs w:val="19"/>
-              </w:rPr>
-              <w:t xml:space="preserve"> logado aos submenus</w:t>
-            </w:r>
-          </w:p>
-          <w:p>
-            <w:pPr>
-              <w:spacing w:before="14" w:after="14"/>
-            </w:pPr>
-            <w:r>
-              <w:rPr>
-                <w:rFonts w:ascii="Courier New" w:eastAsia="Courier New" w:hAnsi="Courier New" w:cs="Courier New"/>
-                <w:color w:val="888888"/>
-                <w:sz w:val="19"/>
-                <w:szCs w:val="19"/>
-              </w:rPr>
-              <w:t xml:space="preserve">    MenuLivros.java           # CRUD de livros com controle de perfil</w:t>
-            </w:r>
-          </w:p>
-          <w:p>
-            <w:pPr>
-              <w:spacing w:before="14" w:after="14"/>
-            </w:pPr>
-            <w:r>
-              <w:rPr>
-                <w:rFonts w:ascii="Courier New" w:eastAsia="Courier New" w:hAnsi="Courier New" w:cs="Courier New"/>
-                <w:color w:val="888888"/>
-                <w:sz w:val="19"/>
-                <w:szCs w:val="19"/>
-              </w:rPr>
-              <w:t xml:space="preserve">    MenuEmprestimos.java      # </w:t>
-            </w:r>
-            <w:proofErr w:type="spellStart"/>
-            <w:r>
-              <w:rPr>
-                <w:rFonts w:ascii="Courier New" w:eastAsia="Courier New" w:hAnsi="Courier New" w:cs="Courier New"/>
-                <w:color w:val="888888"/>
-                <w:sz w:val="19"/>
-                <w:szCs w:val="19"/>
-              </w:rPr>
-              <w:t>Emprestimos</w:t>
-            </w:r>
-            <w:proofErr w:type="spellEnd"/>
-            <w:r>
-              <w:rPr>
-                <w:rFonts w:ascii="Courier New" w:eastAsia="Courier New" w:hAnsi="Courier New" w:cs="Courier New"/>
-                <w:color w:val="888888"/>
-                <w:sz w:val="19"/>
-                <w:szCs w:val="19"/>
-              </w:rPr>
-              <w:t xml:space="preserve"> com controle de perfil</w:t>
-            </w:r>
-          </w:p>
-          <w:p>
-            <w:pPr>
-              <w:spacing w:before="14" w:after="14"/>
-            </w:pPr>
-            <w:r>
-              <w:rPr>
-                <w:rFonts w:ascii="Courier New" w:eastAsia="Courier New" w:hAnsi="Courier New" w:cs="Courier New"/>
-                <w:color w:val="888888"/>
-                <w:sz w:val="19"/>
-                <w:szCs w:val="19"/>
-              </w:rPr>
-              <w:t xml:space="preserve">    MenuUsuarios.java         # CRUD de </w:t>
-            </w:r>
-            <w:proofErr w:type="spellStart"/>
-            <w:r>
-              <w:rPr>
-                <w:rFonts w:ascii="Courier New" w:eastAsia="Courier New" w:hAnsi="Courier New" w:cs="Courier New"/>
-                <w:color w:val="888888"/>
-                <w:sz w:val="19"/>
-                <w:szCs w:val="19"/>
-              </w:rPr>
-              <w:t>usuarios</w:t>
-            </w:r>
-            <w:proofErr w:type="spellEnd"/>
-            <w:r>
-              <w:rPr>
-                <w:rFonts w:ascii="Courier New" w:eastAsia="Courier New" w:hAnsi="Courier New" w:cs="Courier New"/>
-                <w:color w:val="888888"/>
-                <w:sz w:val="19"/>
-                <w:szCs w:val="19"/>
-              </w:rPr>
-              <w:t xml:space="preserve"> — exclusivo para ADMIN</w:t>
-            </w:r>
-          </w:p>
-          <w:p>
-            <w:pPr>
-              <w:spacing w:before="14" w:after="14"/>
-            </w:pPr>
-            <w:r>
-              <w:rPr>
-                <w:rFonts w:ascii="Courier New" w:eastAsia="Courier New" w:hAnsi="Courier New" w:cs="Courier New"/>
-                <w:color w:val="CE9178"/>
-                <w:sz w:val="19"/>
-                <w:szCs w:val="19"/>
-              </w:rPr>
-              <w:t xml:space="preserve">  </w:t>
-            </w:r>
-            <w:proofErr w:type="spellStart"/>
-            <w:r>
-              <w:rPr>
-                <w:rFonts w:ascii="Courier New" w:eastAsia="Courier New" w:hAnsi="Courier New" w:cs="Courier New"/>
-                <w:color w:val="CE9178"/>
-                <w:sz w:val="19"/>
-                <w:szCs w:val="19"/>
-              </w:rPr>
-              <w:t>db</w:t>
-            </w:r>
-            <w:proofErr w:type="spellEnd"/>
-            <w:r>
-              <w:rPr>
-                <w:rFonts w:ascii="Courier New" w:eastAsia="Courier New" w:hAnsi="Courier New" w:cs="Courier New"/>
-                <w:color w:val="CE9178"/>
-                <w:sz w:val="19"/>
-                <w:szCs w:val="19"/>
-              </w:rPr>
-              <w:t>/</w:t>
-            </w:r>
-          </w:p>
-          <w:p>
-            <w:pPr>
-              <w:spacing w:before="14" w:after="14"/>
-            </w:pPr>
-            <w:r>
-              <w:rPr>
-                <w:rFonts w:ascii="Courier New" w:eastAsia="Courier New" w:hAnsi="Courier New" w:cs="Courier New"/>
-                <w:color w:val="888888"/>
-                <w:sz w:val="19"/>
-                <w:szCs w:val="19"/>
-              </w:rPr>
-              <w:t xml:space="preserve">    DatabaseConnection.java   # </w:t>
-            </w:r>
-            <w:proofErr w:type="spellStart"/>
-            <w:r>
-              <w:rPr>
-                <w:rFonts w:ascii="Courier New" w:eastAsia="Courier New" w:hAnsi="Courier New" w:cs="Courier New"/>
-                <w:color w:val="888888"/>
-                <w:sz w:val="19"/>
-                <w:szCs w:val="19"/>
-              </w:rPr>
-              <w:t>SQLite</w:t>
-            </w:r>
-            <w:proofErr w:type="spellEnd"/>
-            <w:r>
-              <w:rPr>
-                <w:rFonts w:ascii="Courier New" w:eastAsia="Courier New" w:hAnsi="Courier New" w:cs="Courier New"/>
-                <w:color w:val="888888"/>
-                <w:sz w:val="19"/>
-                <w:szCs w:val="19"/>
-              </w:rPr>
-              <w:t xml:space="preserve">: </w:t>
-            </w:r>
-            <w:proofErr w:type="spellStart"/>
-            <w:r>
-              <w:rPr>
-                <w:rFonts w:ascii="Courier New" w:eastAsia="Courier New" w:hAnsi="Courier New" w:cs="Courier New"/>
-                <w:color w:val="888888"/>
-                <w:sz w:val="19"/>
-                <w:szCs w:val="19"/>
-              </w:rPr>
-              <w:t>autoCommit</w:t>
-            </w:r>
-            <w:proofErr w:type="spellEnd"/>
-            <w:r>
-              <w:rPr>
-                <w:rFonts w:ascii="Courier New" w:eastAsia="Courier New" w:hAnsi="Courier New" w:cs="Courier New"/>
-                <w:color w:val="888888"/>
-                <w:sz w:val="19"/>
-                <w:szCs w:val="19"/>
-              </w:rPr>
-              <w:t xml:space="preserve">, WAL, </w:t>
-            </w:r>
-            <w:proofErr w:type="spellStart"/>
-            <w:r>
-              <w:rPr>
-                <w:rFonts w:ascii="Courier New" w:eastAsia="Courier New" w:hAnsi="Courier New" w:cs="Courier New"/>
-                <w:color w:val="888888"/>
-                <w:sz w:val="19"/>
-                <w:szCs w:val="19"/>
-              </w:rPr>
-              <w:t>busy_timeout</w:t>
-            </w:r>
-            <w:proofErr w:type="spellEnd"/>
-            <w:r>
-              <w:rPr>
-                <w:rFonts w:ascii="Courier New" w:eastAsia="Courier New" w:hAnsi="Courier New" w:cs="Courier New"/>
-                <w:color w:val="888888"/>
-                <w:sz w:val="19"/>
-                <w:szCs w:val="19"/>
-              </w:rPr>
-              <w:t xml:space="preserve">, </w:t>
-            </w:r>
-            <w:proofErr w:type="spellStart"/>
-            <w:r>
-              <w:rPr>
-                <w:rFonts w:ascii="Courier New" w:eastAsia="Courier New" w:hAnsi="Courier New" w:cs="Courier New"/>
-                <w:color w:val="888888"/>
-                <w:sz w:val="19"/>
-                <w:szCs w:val="19"/>
-              </w:rPr>
-              <w:t>schema</w:t>
-            </w:r>
-            <w:proofErr w:type="spellEnd"/>
-          </w:p>
-          <w:p>
-            <w:pPr>
-              <w:spacing w:before="14" w:after="14"/>
-            </w:pPr>
-            <w:r>
-              <w:rPr>
-                <w:rFonts w:ascii="Courier New" w:eastAsia="Courier New" w:hAnsi="Courier New" w:cs="Courier New"/>
-                <w:color w:val="CE9178"/>
-                <w:sz w:val="19"/>
-                <w:szCs w:val="19"/>
-              </w:rPr>
-              <w:t xml:space="preserve">  model/  Livro | </w:t>
-            </w:r>
-            <w:proofErr w:type="spellStart"/>
-            <w:r>
-              <w:rPr>
-                <w:rFonts w:ascii="Courier New" w:eastAsia="Courier New" w:hAnsi="Courier New" w:cs="Courier New"/>
-                <w:color w:val="CE9178"/>
-                <w:sz w:val="19"/>
-                <w:szCs w:val="19"/>
-              </w:rPr>
-              <w:t>Emprestimo</w:t>
-            </w:r>
-            <w:proofErr w:type="spellEnd"/>
-            <w:r>
-              <w:rPr>
-                <w:rFonts w:ascii="Courier New" w:eastAsia="Courier New" w:hAnsi="Courier New" w:cs="Courier New"/>
-                <w:color w:val="CE9178"/>
-                <w:sz w:val="19"/>
-                <w:szCs w:val="19"/>
-              </w:rPr>
-              <w:t xml:space="preserve"> | </w:t>
-            </w:r>
-            <w:proofErr w:type="spellStart"/>
-            <w:r>
-              <w:rPr>
-                <w:rFonts w:ascii="Courier New" w:eastAsia="Courier New" w:hAnsi="Courier New" w:cs="Courier New"/>
-                <w:color w:val="CE9178"/>
-                <w:sz w:val="19"/>
-                <w:szCs w:val="19"/>
-              </w:rPr>
-              <w:t>Usuario</w:t>
-            </w:r>
-            <w:proofErr w:type="spellEnd"/>
-          </w:p>
-          <w:p>
-            <w:pPr>
-              <w:spacing w:before="14" w:after="14"/>
-            </w:pPr>
-            <w:r>
-              <w:rPr>
-                <w:rFonts w:ascii="Courier New" w:eastAsia="Courier New" w:hAnsi="Courier New" w:cs="Courier New"/>
-                <w:color w:val="CE9178"/>
-                <w:sz w:val="19"/>
-                <w:szCs w:val="19"/>
-              </w:rPr>
-              <w:t xml:space="preserve">  </w:t>
-            </w:r>
-            <w:proofErr w:type="spellStart"/>
-            <w:r>
-              <w:rPr>
-                <w:rFonts w:ascii="Courier New" w:eastAsia="Courier New" w:hAnsi="Courier New" w:cs="Courier New"/>
-                <w:color w:val="CE9178"/>
-                <w:sz w:val="19"/>
-                <w:szCs w:val="19"/>
-              </w:rPr>
-              <w:t>repository</w:t>
-            </w:r>
-            <w:proofErr w:type="spellEnd"/>
-            <w:r>
-              <w:rPr>
-                <w:rFonts w:ascii="Courier New" w:eastAsia="Courier New" w:hAnsi="Courier New" w:cs="Courier New"/>
-                <w:color w:val="CE9178"/>
-                <w:sz w:val="19"/>
-                <w:szCs w:val="19"/>
-              </w:rPr>
-              <w:t>/</w:t>
-            </w:r>
-          </w:p>
-          <w:p>
-            <w:pPr>
-              <w:spacing w:before="14" w:after="14"/>
-            </w:pPr>
-            <w:r>
-              <w:rPr>
-                <w:rFonts w:ascii="Courier New" w:eastAsia="Courier New" w:hAnsi="Courier New" w:cs="Courier New"/>
-                <w:color w:val="888888"/>
-                <w:sz w:val="19"/>
-                <w:szCs w:val="19"/>
-              </w:rPr>
-              <w:t xml:space="preserve">    LivroRepositoryDB.java    # CRUD de livros no </w:t>
-            </w:r>
-            <w:proofErr w:type="spellStart"/>
-            <w:r>
-              <w:rPr>
-                <w:rFonts w:ascii="Courier New" w:eastAsia="Courier New" w:hAnsi="Courier New" w:cs="Courier New"/>
-                <w:color w:val="888888"/>
-                <w:sz w:val="19"/>
-                <w:szCs w:val="19"/>
-              </w:rPr>
-              <w:t>SQLite</w:t>
-            </w:r>
-            <w:proofErr w:type="spellEnd"/>
-            <w:r>
-              <w:rPr>
-                <w:rFonts w:ascii="Courier New" w:eastAsia="Courier New" w:hAnsi="Courier New" w:cs="Courier New"/>
-                <w:color w:val="888888"/>
-                <w:sz w:val="19"/>
-                <w:szCs w:val="19"/>
-              </w:rPr>
-              <w:t xml:space="preserve"> (</w:t>
-            </w:r>
-            <w:proofErr w:type="spellStart"/>
-            <w:r>
-              <w:rPr>
-                <w:rFonts w:ascii="Courier New" w:eastAsia="Courier New" w:hAnsi="Courier New" w:cs="Courier New"/>
-                <w:color w:val="888888"/>
-                <w:sz w:val="19"/>
-                <w:szCs w:val="19"/>
-              </w:rPr>
-              <w:t>PreparedStatement</w:t>
-            </w:r>
-            <w:proofErr w:type="spellEnd"/>
-            <w:r>
-              <w:rPr>
-                <w:rFonts w:ascii="Courier New" w:eastAsia="Courier New" w:hAnsi="Courier New" w:cs="Courier New"/>
-                <w:color w:val="888888"/>
-                <w:sz w:val="19"/>
-                <w:szCs w:val="19"/>
-              </w:rPr>
-              <w:t>)</w:t>
-            </w:r>
-          </w:p>
-          <w:p>
-            <w:pPr>
-              <w:spacing w:before="14" w:after="14"/>
-            </w:pPr>
-            <w:r>
-              <w:rPr>
-                <w:rFonts w:ascii="Courier New" w:eastAsia="Courier New" w:hAnsi="Courier New" w:cs="Courier New"/>
-                <w:color w:val="888888"/>
-                <w:sz w:val="19"/>
-                <w:szCs w:val="19"/>
-              </w:rPr>
-              <w:t xml:space="preserve">    EmprestimoRepository.java # </w:t>
-            </w:r>
-            <w:proofErr w:type="spellStart"/>
-            <w:r>
-              <w:rPr>
-                <w:rFonts w:ascii="Courier New" w:eastAsia="Courier New" w:hAnsi="Courier New" w:cs="Courier New"/>
-                <w:color w:val="888888"/>
-                <w:sz w:val="19"/>
-                <w:szCs w:val="19"/>
-              </w:rPr>
-              <w:t>Persistencia</w:t>
-            </w:r>
-            <w:proofErr w:type="spellEnd"/>
-            <w:r>
-              <w:rPr>
-                <w:rFonts w:ascii="Courier New" w:eastAsia="Courier New" w:hAnsi="Courier New" w:cs="Courier New"/>
-                <w:color w:val="888888"/>
-                <w:sz w:val="19"/>
-                <w:szCs w:val="19"/>
-              </w:rPr>
-              <w:t xml:space="preserve"> de </w:t>
-            </w:r>
-            <w:proofErr w:type="spellStart"/>
-            <w:r>
-              <w:rPr>
-                <w:rFonts w:ascii="Courier New" w:eastAsia="Courier New" w:hAnsi="Courier New" w:cs="Courier New"/>
-                <w:color w:val="888888"/>
-                <w:sz w:val="19"/>
-                <w:szCs w:val="19"/>
-              </w:rPr>
-              <w:t>emprestimos</w:t>
-            </w:r>
-            <w:proofErr w:type="spellEnd"/>
-            <w:r>
-              <w:rPr>
-                <w:rFonts w:ascii="Courier New" w:eastAsia="Courier New" w:hAnsi="Courier New" w:cs="Courier New"/>
-                <w:color w:val="888888"/>
-                <w:sz w:val="19"/>
-                <w:szCs w:val="19"/>
-              </w:rPr>
-              <w:t xml:space="preserve"> no </w:t>
-            </w:r>
-            <w:proofErr w:type="spellStart"/>
-            <w:r>
-              <w:rPr>
-                <w:rFonts w:ascii="Courier New" w:eastAsia="Courier New" w:hAnsi="Courier New" w:cs="Courier New"/>
-                <w:color w:val="888888"/>
-                <w:sz w:val="19"/>
-                <w:szCs w:val="19"/>
-              </w:rPr>
-              <w:t>SQLite</w:t>
-            </w:r>
-            <w:proofErr w:type="spellEnd"/>
-          </w:p>
-          <w:p>
-            <w:pPr>
-              <w:spacing w:before="14" w:after="14"/>
-            </w:pPr>
-            <w:r>
-              <w:rPr>
-                <w:rFonts w:ascii="Courier New" w:eastAsia="Courier New" w:hAnsi="Courier New" w:cs="Courier New"/>
-                <w:color w:val="888888"/>
-                <w:sz w:val="19"/>
-                <w:szCs w:val="19"/>
-              </w:rPr>
-              <w:t xml:space="preserve">    UsuarioRepository.java    # Cadastro e </w:t>
-            </w:r>
-            <w:proofErr w:type="spellStart"/>
-            <w:r>
-              <w:rPr>
-                <w:rFonts w:ascii="Courier New" w:eastAsia="Courier New" w:hAnsi="Courier New" w:cs="Courier New"/>
-                <w:color w:val="888888"/>
-                <w:sz w:val="19"/>
-                <w:szCs w:val="19"/>
-              </w:rPr>
-              <w:t>autenticacao</w:t>
-            </w:r>
-            <w:proofErr w:type="spellEnd"/>
-            <w:r>
-              <w:rPr>
-                <w:rFonts w:ascii="Courier New" w:eastAsia="Courier New" w:hAnsi="Courier New" w:cs="Courier New"/>
-                <w:color w:val="888888"/>
-                <w:sz w:val="19"/>
-                <w:szCs w:val="19"/>
-              </w:rPr>
-              <w:t xml:space="preserve"> no </w:t>
-            </w:r>
-            <w:proofErr w:type="spellStart"/>
-            <w:r>
-              <w:rPr>
-                <w:rFonts w:ascii="Courier New" w:eastAsia="Courier New" w:hAnsi="Courier New" w:cs="Courier New"/>
-                <w:color w:val="888888"/>
-                <w:sz w:val="19"/>
-                <w:szCs w:val="19"/>
-              </w:rPr>
-              <w:t>SQLite</w:t>
-            </w:r>
-            <w:proofErr w:type="spellEnd"/>
-          </w:p>
-          <w:p>
-            <w:pPr>
-              <w:spacing w:before="14" w:after="14"/>
-            </w:pPr>
-            <w:r>
-              <w:rPr>
-                <w:rFonts w:ascii="Courier New" w:eastAsia="Courier New" w:hAnsi="Courier New" w:cs="Courier New"/>
-                <w:color w:val="CE9178"/>
-                <w:sz w:val="19"/>
-                <w:szCs w:val="19"/>
-              </w:rPr>
-              <w:t xml:space="preserve">  </w:t>
-            </w:r>
-            <w:proofErr w:type="spellStart"/>
-            <w:r>
-              <w:rPr>
-                <w:rFonts w:ascii="Courier New" w:eastAsia="Courier New" w:hAnsi="Courier New" w:cs="Courier New"/>
-                <w:color w:val="CE9178"/>
-                <w:sz w:val="19"/>
-                <w:szCs w:val="19"/>
-              </w:rPr>
-              <w:t>service</w:t>
-            </w:r>
-            <w:proofErr w:type="spellEnd"/>
-            <w:r>
-              <w:rPr>
-                <w:rFonts w:ascii="Courier New" w:eastAsia="Courier New" w:hAnsi="Courier New" w:cs="Courier New"/>
-                <w:color w:val="CE9178"/>
-                <w:sz w:val="19"/>
-                <w:szCs w:val="19"/>
-              </w:rPr>
-              <w:t>/</w:t>
-            </w:r>
-          </w:p>
-          <w:p>
-            <w:pPr>
-              <w:spacing w:before="14" w:after="14"/>
-            </w:pPr>
-            <w:r>
-              <w:rPr>
-                <w:rFonts w:ascii="Courier New" w:eastAsia="Courier New" w:hAnsi="Courier New" w:cs="Courier New"/>
-                <w:color w:val="888888"/>
-                <w:sz w:val="19"/>
-                <w:szCs w:val="19"/>
-              </w:rPr>
-              <w:t xml:space="preserve">    BibliotecaServiceDB.java  # Regras de </w:t>
-            </w:r>
-            <w:proofErr w:type="spellStart"/>
-            <w:r>
-              <w:rPr>
-                <w:rFonts w:ascii="Courier New" w:eastAsia="Courier New" w:hAnsi="Courier New" w:cs="Courier New"/>
-                <w:color w:val="888888"/>
-                <w:sz w:val="19"/>
-                <w:szCs w:val="19"/>
-              </w:rPr>
-              <w:t>negocio</w:t>
-            </w:r>
-            <w:proofErr w:type="spellEnd"/>
-            <w:r>
-              <w:rPr>
-                <w:rFonts w:ascii="Courier New" w:eastAsia="Courier New" w:hAnsi="Courier New" w:cs="Courier New"/>
-                <w:color w:val="888888"/>
-                <w:sz w:val="19"/>
-                <w:szCs w:val="19"/>
-              </w:rPr>
-              <w:t xml:space="preserve"> — orquestra os </w:t>
-            </w:r>
-            <w:proofErr w:type="spellStart"/>
-            <w:r>
-              <w:rPr>
-                <w:rFonts w:ascii="Courier New" w:eastAsia="Courier New" w:hAnsi="Courier New" w:cs="Courier New"/>
-                <w:color w:val="888888"/>
-                <w:sz w:val="19"/>
-                <w:szCs w:val="19"/>
-              </w:rPr>
-              <w:t>repositorios</w:t>
-            </w:r>
-            <w:proofErr w:type="spellEnd"/>
-          </w:p>
-        </w:tc>
-      </w:tr>
-    </w:tbl>
-    <w:p/>
-    <w:p>
-      <w:pPr>
-        <w:pStyle w:val="Ttulo2"/>
-      </w:pPr>
-      <w:r>
-        <w:t>1.4</w:t>
-      </w:r>
-      <w:r>
-        <w:t xml:space="preserve"> Esquema</w:t>
-      </w:r>
-      <w:r>
-        <w:t xml:space="preserve"> do Banco de Dados</w:t>
-      </w:r>
-    </w:p>
-    <w:tbl>
-      <w:tblPr>
-        <w:tblW w:w="9638" w:type="dxa"/>
-        <w:tblBorders>
-          <w:top w:val="single" w:sz="4" w:space="0" w:color="auto"/>
-          <w:left w:val="single" w:sz="4" w:space="0" w:color="auto"/>
-          <w:bottom w:val="single" w:sz="4" w:space="0" w:color="auto"/>
-          <w:right w:val="single" w:sz="4" w:space="0" w:color="auto"/>
-          <w:insideH w:val="single" w:sz="4" w:space="0" w:color="auto"/>
-          <w:insideV w:val="single" w:sz="4" w:space="0" w:color="auto"/>
-        </w:tblBorders>
-        <w:tblCellMar>
-          <w:left w:w="10" w:type="dxa"/>
-          <w:right w:w="10" w:type="dxa"/>
-        </w:tblCellMar>
-        <w:tblLook w:val="04A0" w:firstRow="1" w:lastRow="0" w:firstColumn="1" w:lastColumn="0" w:noHBand="0" w:noVBand="1"/>
-      </w:tblPr>
-      <w:tblGrid>
-        <w:gridCol w:w="9638"/>
-      </w:tblGrid>
-      <w:tr>
-        <w:tc>
-          <w:tcPr>
-            <w:tcW w:w="9638" w:type="dxa"/>
-            <w:tcBorders>
-              <w:top w:val="single" w:sz="4" w:space="0" w:color="444444"/>
-              <w:left w:val="single" w:sz="4" w:space="0" w:color="444444"/>
-              <w:bottom w:val="single" w:sz="4" w:space="0" w:color="444444"/>
-              <w:right w:val="single" w:sz="4" w:space="0" w:color="444444"/>
-            </w:tcBorders>
-            <w:shd w:val="clear" w:color="auto" w:fill="1E1E1E"/>
-            <w:tcMar>
-              <w:top w:w="140" w:type="dxa"/>
-              <w:left w:w="220" w:type="dxa"/>
-              <w:bottom w:w="140" w:type="dxa"/>
-              <w:right w:w="220" w:type="dxa"/>
-            </w:tcMar>
-          </w:tcPr>
-          <w:p>
-            <w:pPr>
-              <w:spacing w:before="14" w:after="14"/>
-            </w:pPr>
-            <w:r>
-              <w:rPr>
-                <w:rFonts w:ascii="Courier New" w:eastAsia="Courier New" w:hAnsi="Courier New" w:cs="Courier New"/>
-                <w:color w:val="6ED06E"/>
-                <w:sz w:val="19"/>
-                <w:szCs w:val="19"/>
-              </w:rPr>
-              <w:t>CREATE TABLE livros (</w:t>
-            </w:r>
-          </w:p>
-          <w:p>
-            <w:pPr>
-              <w:spacing w:before="14" w:after="14"/>
-            </w:pPr>
-            <w:r>
-              <w:rPr>
-                <w:rFonts w:ascii="Courier New" w:eastAsia="Courier New" w:hAnsi="Courier New" w:cs="Courier New"/>
-                <w:color w:val="CCCCCC"/>
-                <w:sz w:val="19"/>
-                <w:szCs w:val="19"/>
-              </w:rPr>
-              <w:t xml:space="preserve">    </w:t>
-            </w:r>
-            <w:proofErr w:type="spellStart"/>
-            <w:r>
-              <w:rPr>
-                <w:rFonts w:ascii="Courier New" w:eastAsia="Courier New" w:hAnsi="Courier New" w:cs="Courier New"/>
-                <w:color w:val="CCCCCC"/>
-                <w:sz w:val="19"/>
-                <w:szCs w:val="19"/>
-              </w:rPr>
-              <w:t>isbn</w:t>
-            </w:r>
-            <w:proofErr w:type="spellEnd"/>
-            <w:r>
-              <w:rPr>
-                <w:rFonts w:ascii="Courier New" w:eastAsia="Courier New" w:hAnsi="Courier New" w:cs="Courier New"/>
-                <w:color w:val="CCCCCC"/>
-                <w:sz w:val="19"/>
-                <w:szCs w:val="19"/>
-              </w:rPr>
-              <w:t xml:space="preserve"> TEXT PRIMARY KEY, </w:t>
-            </w:r>
-            <w:proofErr w:type="spellStart"/>
-            <w:r>
-              <w:rPr>
-                <w:rFonts w:ascii="Courier New" w:eastAsia="Courier New" w:hAnsi="Courier New" w:cs="Courier New"/>
-                <w:color w:val="CCCCCC"/>
-                <w:sz w:val="19"/>
-                <w:szCs w:val="19"/>
-              </w:rPr>
-              <w:t>titulo</w:t>
-            </w:r>
-            <w:proofErr w:type="spellEnd"/>
-            <w:r>
-              <w:rPr>
-                <w:rFonts w:ascii="Courier New" w:eastAsia="Courier New" w:hAnsi="Courier New" w:cs="Courier New"/>
-                <w:color w:val="CCCCCC"/>
-                <w:sz w:val="19"/>
-                <w:szCs w:val="19"/>
-              </w:rPr>
-              <w:t xml:space="preserve"> TEXT NOT NULL,</w:t>
-            </w:r>
-          </w:p>
-          <w:p>
-            <w:pPr>
-              <w:spacing w:before="14" w:after="14"/>
-            </w:pPr>
-            <w:r>
-              <w:rPr>
-                <w:rFonts w:ascii="Courier New" w:eastAsia="Courier New" w:hAnsi="Courier New" w:cs="Courier New"/>
-                <w:color w:val="CCCCCC"/>
-                <w:sz w:val="19"/>
-                <w:szCs w:val="19"/>
-              </w:rPr>
-              <w:t xml:space="preserve">    autor TEXT NOT NULL, </w:t>
-            </w:r>
-            <w:proofErr w:type="spellStart"/>
-            <w:r>
-              <w:rPr>
-                <w:rFonts w:ascii="Courier New" w:eastAsia="Courier New" w:hAnsi="Courier New" w:cs="Courier New"/>
-                <w:color w:val="CCCCCC"/>
-                <w:sz w:val="19"/>
-                <w:szCs w:val="19"/>
-              </w:rPr>
-              <w:t>ano_pub</w:t>
-            </w:r>
-            <w:proofErr w:type="spellEnd"/>
-            <w:r>
-              <w:rPr>
-                <w:rFonts w:ascii="Courier New" w:eastAsia="Courier New" w:hAnsi="Courier New" w:cs="Courier New"/>
-                <w:color w:val="CCCCCC"/>
-                <w:sz w:val="19"/>
-                <w:szCs w:val="19"/>
-              </w:rPr>
-              <w:t xml:space="preserve"> INTEGER NOT NULL,</w:t>
-            </w:r>
-          </w:p>
-          <w:p>
-            <w:pPr>
-              <w:spacing w:before="14" w:after="14"/>
-            </w:pPr>
-            <w:r>
-              <w:rPr>
-                <w:rFonts w:ascii="Courier New" w:eastAsia="Courier New" w:hAnsi="Courier New" w:cs="Courier New"/>
-                <w:color w:val="CCCCCC"/>
-                <w:sz w:val="19"/>
-                <w:szCs w:val="19"/>
-              </w:rPr>
-              <w:lastRenderedPageBreak/>
-              <w:t xml:space="preserve">    </w:t>
-            </w:r>
-            <w:proofErr w:type="spellStart"/>
-            <w:r>
-              <w:rPr>
-                <w:rFonts w:ascii="Courier New" w:eastAsia="Courier New" w:hAnsi="Courier New" w:cs="Courier New"/>
-                <w:color w:val="CCCCCC"/>
-                <w:sz w:val="19"/>
-                <w:szCs w:val="19"/>
-              </w:rPr>
-              <w:t>disponivel</w:t>
-            </w:r>
-            <w:proofErr w:type="spellEnd"/>
-            <w:r>
-              <w:rPr>
-                <w:rFonts w:ascii="Courier New" w:eastAsia="Courier New" w:hAnsi="Courier New" w:cs="Courier New"/>
-                <w:color w:val="CCCCCC"/>
-                <w:sz w:val="19"/>
-                <w:szCs w:val="19"/>
-              </w:rPr>
-              <w:t xml:space="preserve"> INTEGER NOT NULL DEFAULT 1 CHECK (</w:t>
-            </w:r>
-            <w:proofErr w:type="spellStart"/>
-            <w:r>
-              <w:rPr>
-                <w:rFonts w:ascii="Courier New" w:eastAsia="Courier New" w:hAnsi="Courier New" w:cs="Courier New"/>
-                <w:color w:val="CCCCCC"/>
-                <w:sz w:val="19"/>
-                <w:szCs w:val="19"/>
-              </w:rPr>
-              <w:t>disponivel</w:t>
-            </w:r>
-            <w:proofErr w:type="spellEnd"/>
-            <w:r>
-              <w:rPr>
-                <w:rFonts w:ascii="Courier New" w:eastAsia="Courier New" w:hAnsi="Courier New" w:cs="Courier New"/>
-                <w:color w:val="CCCCCC"/>
-                <w:sz w:val="19"/>
-                <w:szCs w:val="19"/>
-              </w:rPr>
-              <w:t xml:space="preserve"> IN (0,1))</w:t>
-            </w:r>
-          </w:p>
-          <w:p>
-            <w:pPr>
-              <w:spacing w:before="14" w:after="14"/>
-            </w:pPr>
-            <w:r>
-              <w:rPr>
-                <w:rFonts w:ascii="Courier New" w:eastAsia="Courier New" w:hAnsi="Courier New" w:cs="Courier New"/>
-                <w:color w:val="6ED06E"/>
-                <w:sz w:val="19"/>
-                <w:szCs w:val="19"/>
-              </w:rPr>
-              <w:t>);</w:t>
-            </w:r>
-          </w:p>
-          <w:p>
-            <w:pPr>
-              <w:spacing w:before="14" w:after="14"/>
-            </w:pPr>
-          </w:p>
-          <w:p>
-            <w:pPr>
-              <w:spacing w:before="14" w:after="14"/>
-            </w:pPr>
-            <w:r>
-              <w:rPr>
-                <w:rFonts w:ascii="Courier New" w:eastAsia="Courier New" w:hAnsi="Courier New" w:cs="Courier New"/>
-                <w:color w:val="6ED06E"/>
-                <w:sz w:val="19"/>
-                <w:szCs w:val="19"/>
-              </w:rPr>
-              <w:t xml:space="preserve">CREATE TABLE </w:t>
-            </w:r>
-            <w:proofErr w:type="spellStart"/>
-            <w:r>
-              <w:rPr>
-                <w:rFonts w:ascii="Courier New" w:eastAsia="Courier New" w:hAnsi="Courier New" w:cs="Courier New"/>
-                <w:color w:val="6ED06E"/>
-                <w:sz w:val="19"/>
-                <w:szCs w:val="19"/>
-              </w:rPr>
-              <w:t>usuarios</w:t>
-            </w:r>
-            <w:proofErr w:type="spellEnd"/>
-            <w:r>
-              <w:rPr>
-                <w:rFonts w:ascii="Courier New" w:eastAsia="Courier New" w:hAnsi="Courier New" w:cs="Courier New"/>
-                <w:color w:val="6ED06E"/>
-                <w:sz w:val="19"/>
-                <w:szCs w:val="19"/>
-              </w:rPr>
-              <w:t xml:space="preserve"> (</w:t>
-            </w:r>
-          </w:p>
-          <w:p>
-            <w:pPr>
-              <w:spacing w:before="14" w:after="14"/>
-            </w:pPr>
-            <w:r>
-              <w:rPr>
-                <w:rFonts w:ascii="Courier New" w:eastAsia="Courier New" w:hAnsi="Courier New" w:cs="Courier New"/>
-                <w:color w:val="CCCCCC"/>
-                <w:sz w:val="19"/>
-                <w:szCs w:val="19"/>
-              </w:rPr>
-              <w:t xml:space="preserve">    id INTEGER PRIMARY KEY AUTOINCREMENT, nome TEXT NOT NULL,</w:t>
-            </w:r>
-          </w:p>
-          <w:p>
-            <w:pPr>
-              <w:spacing w:before="14" w:after="14"/>
-            </w:pPr>
-            <w:r>
-              <w:rPr>
-                <w:rFonts w:ascii="Courier New" w:eastAsia="Courier New" w:hAnsi="Courier New" w:cs="Courier New"/>
-                <w:color w:val="CCCCCC"/>
-                <w:sz w:val="19"/>
-                <w:szCs w:val="19"/>
-              </w:rPr>
-              <w:t xml:space="preserve">    login TEXT NOT NULL UNIQUE, senha TEXT NOT NULL,</w:t>
-            </w:r>
-          </w:p>
-          <w:p>
-            <w:pPr>
-              <w:spacing w:before="14" w:after="14"/>
-            </w:pPr>
-            <w:r>
-              <w:rPr>
-                <w:rFonts w:ascii="Courier New" w:eastAsia="Courier New" w:hAnsi="Courier New" w:cs="Courier New"/>
-                <w:color w:val="CCCCCC"/>
-                <w:sz w:val="19"/>
-                <w:szCs w:val="19"/>
-              </w:rPr>
-              <w:t xml:space="preserve">    perfil TEXT NOT NULL CHECK(perfil IN ('ADMIN','BIBLIOTECARIO','LEITOR'))</w:t>
-            </w:r>
-          </w:p>
-          <w:p>
-            <w:pPr>
-              <w:spacing w:before="14" w:after="14"/>
-            </w:pPr>
-            <w:r>
-              <w:rPr>
-                <w:rFonts w:ascii="Courier New" w:eastAsia="Courier New" w:hAnsi="Courier New" w:cs="Courier New"/>
-                <w:color w:val="6ED06E"/>
-                <w:sz w:val="19"/>
-                <w:szCs w:val="19"/>
-              </w:rPr>
-              <w:t>);</w:t>
-            </w:r>
-          </w:p>
-          <w:p>
-            <w:pPr>
-              <w:spacing w:before="14" w:after="14"/>
-            </w:pPr>
-          </w:p>
-          <w:p>
-            <w:pPr>
-              <w:spacing w:before="14" w:after="14"/>
-            </w:pPr>
-            <w:r>
-              <w:rPr>
-                <w:rFonts w:ascii="Courier New" w:eastAsia="Courier New" w:hAnsi="Courier New" w:cs="Courier New"/>
-                <w:color w:val="6ED06E"/>
-                <w:sz w:val="19"/>
-                <w:szCs w:val="19"/>
-              </w:rPr>
-              <w:t xml:space="preserve">CREATE TABLE </w:t>
-            </w:r>
-            <w:proofErr w:type="spellStart"/>
-            <w:r>
-              <w:rPr>
-                <w:rFonts w:ascii="Courier New" w:eastAsia="Courier New" w:hAnsi="Courier New" w:cs="Courier New"/>
-                <w:color w:val="6ED06E"/>
-                <w:sz w:val="19"/>
-                <w:szCs w:val="19"/>
-              </w:rPr>
-              <w:t>emprestimos</w:t>
-            </w:r>
-            <w:proofErr w:type="spellEnd"/>
-            <w:r>
-              <w:rPr>
-                <w:rFonts w:ascii="Courier New" w:eastAsia="Courier New" w:hAnsi="Courier New" w:cs="Courier New"/>
-                <w:color w:val="6ED06E"/>
-                <w:sz w:val="19"/>
-                <w:szCs w:val="19"/>
-              </w:rPr>
-              <w:t xml:space="preserve"> (</w:t>
-            </w:r>
-          </w:p>
-          <w:p>
-            <w:pPr>
-              <w:spacing w:before="14" w:after="14"/>
-            </w:pPr>
-            <w:r>
-              <w:rPr>
-                <w:rFonts w:ascii="Courier New" w:eastAsia="Courier New" w:hAnsi="Courier New" w:cs="Courier New"/>
-                <w:color w:val="CCCCCC"/>
-                <w:sz w:val="19"/>
-                <w:szCs w:val="19"/>
-              </w:rPr>
-              <w:t xml:space="preserve">    id TEXT PRIMARY KEY, </w:t>
-            </w:r>
-            <w:proofErr w:type="spellStart"/>
-            <w:r>
-              <w:rPr>
-                <w:rFonts w:ascii="Courier New" w:eastAsia="Courier New" w:hAnsi="Courier New" w:cs="Courier New"/>
-                <w:color w:val="CCCCCC"/>
-                <w:sz w:val="19"/>
-                <w:szCs w:val="19"/>
-              </w:rPr>
-              <w:t>isbn</w:t>
-            </w:r>
-            <w:proofErr w:type="spellEnd"/>
-            <w:r>
-              <w:rPr>
-                <w:rFonts w:ascii="Courier New" w:eastAsia="Courier New" w:hAnsi="Courier New" w:cs="Courier New"/>
-                <w:color w:val="CCCCCC"/>
-                <w:sz w:val="19"/>
-                <w:szCs w:val="19"/>
-              </w:rPr>
-              <w:t xml:space="preserve"> TEXT NOT NULL,</w:t>
-            </w:r>
-          </w:p>
-          <w:p>
-            <w:pPr>
-              <w:spacing w:before="14" w:after="14"/>
-            </w:pPr>
-            <w:r>
-              <w:rPr>
-                <w:rFonts w:ascii="Courier New" w:eastAsia="Courier New" w:hAnsi="Courier New" w:cs="Courier New"/>
-                <w:color w:val="CCCCCC"/>
-                <w:sz w:val="19"/>
-                <w:szCs w:val="19"/>
-              </w:rPr>
-              <w:t xml:space="preserve">    </w:t>
-            </w:r>
-            <w:proofErr w:type="spellStart"/>
-            <w:r>
-              <w:rPr>
-                <w:rFonts w:ascii="Courier New" w:eastAsia="Courier New" w:hAnsi="Courier New" w:cs="Courier New"/>
-                <w:color w:val="CCCCCC"/>
-                <w:sz w:val="19"/>
-                <w:szCs w:val="19"/>
-              </w:rPr>
-              <w:t>nome_usuario</w:t>
-            </w:r>
-            <w:proofErr w:type="spellEnd"/>
-            <w:r>
-              <w:rPr>
-                <w:rFonts w:ascii="Courier New" w:eastAsia="Courier New" w:hAnsi="Courier New" w:cs="Courier New"/>
-                <w:color w:val="CCCCCC"/>
-                <w:sz w:val="19"/>
-                <w:szCs w:val="19"/>
-              </w:rPr>
-              <w:t xml:space="preserve"> TEXT NOT NULL, </w:t>
-            </w:r>
-            <w:proofErr w:type="spellStart"/>
-            <w:r>
-              <w:rPr>
-                <w:rFonts w:ascii="Courier New" w:eastAsia="Courier New" w:hAnsi="Courier New" w:cs="Courier New"/>
-                <w:color w:val="CCCCCC"/>
-                <w:sz w:val="19"/>
-                <w:szCs w:val="19"/>
-              </w:rPr>
-              <w:t>data_emprestimo</w:t>
-            </w:r>
-            <w:proofErr w:type="spellEnd"/>
-            <w:r>
-              <w:rPr>
-                <w:rFonts w:ascii="Courier New" w:eastAsia="Courier New" w:hAnsi="Courier New" w:cs="Courier New"/>
-                <w:color w:val="CCCCCC"/>
-                <w:sz w:val="19"/>
-                <w:szCs w:val="19"/>
-              </w:rPr>
-              <w:t xml:space="preserve"> TEXT NOT NULL,</w:t>
-            </w:r>
-          </w:p>
-          <w:p>
-            <w:pPr>
-              <w:spacing w:before="14" w:after="14"/>
-            </w:pPr>
-            <w:r>
-              <w:rPr>
-                <w:rFonts w:ascii="Courier New" w:eastAsia="Courier New" w:hAnsi="Courier New" w:cs="Courier New"/>
-                <w:color w:val="CCCCCC"/>
-                <w:sz w:val="19"/>
-                <w:szCs w:val="19"/>
-              </w:rPr>
-              <w:t xml:space="preserve">    </w:t>
-            </w:r>
-            <w:proofErr w:type="spellStart"/>
-            <w:r>
-              <w:rPr>
-                <w:rFonts w:ascii="Courier New" w:eastAsia="Courier New" w:hAnsi="Courier New" w:cs="Courier New"/>
-                <w:color w:val="CCCCCC"/>
-                <w:sz w:val="19"/>
-                <w:szCs w:val="19"/>
-              </w:rPr>
-              <w:t>data_devolucao</w:t>
-            </w:r>
-            <w:proofErr w:type="spellEnd"/>
-            <w:r>
-              <w:rPr>
-                <w:rFonts w:ascii="Courier New" w:eastAsia="Courier New" w:hAnsi="Courier New" w:cs="Courier New"/>
-                <w:color w:val="CCCCCC"/>
-                <w:sz w:val="19"/>
-                <w:szCs w:val="19"/>
-              </w:rPr>
-              <w:t xml:space="preserve"> TEXT, devolvido INTEGER NOT NULL DEFAULT 0,</w:t>
-            </w:r>
-          </w:p>
-          <w:p>
-            <w:pPr>
-              <w:spacing w:before="14" w:after="14"/>
-            </w:pPr>
-            <w:r>
-              <w:rPr>
-                <w:rFonts w:ascii="Courier New" w:eastAsia="Courier New" w:hAnsi="Courier New" w:cs="Courier New"/>
-                <w:color w:val="CCCCCC"/>
-                <w:sz w:val="19"/>
-                <w:szCs w:val="19"/>
-              </w:rPr>
-              <w:t xml:space="preserve">    FOREIGN KEY (</w:t>
-            </w:r>
-            <w:proofErr w:type="spellStart"/>
-            <w:r>
-              <w:rPr>
-                <w:rFonts w:ascii="Courier New" w:eastAsia="Courier New" w:hAnsi="Courier New" w:cs="Courier New"/>
-                <w:color w:val="CCCCCC"/>
-                <w:sz w:val="19"/>
-                <w:szCs w:val="19"/>
-              </w:rPr>
-              <w:t>isbn</w:t>
-            </w:r>
-            <w:proofErr w:type="spellEnd"/>
-            <w:r>
-              <w:rPr>
-                <w:rFonts w:ascii="Courier New" w:eastAsia="Courier New" w:hAnsi="Courier New" w:cs="Courier New"/>
-                <w:color w:val="CCCCCC"/>
-                <w:sz w:val="19"/>
-                <w:szCs w:val="19"/>
-              </w:rPr>
-              <w:t>) REFERENCES livros(</w:t>
-            </w:r>
-            <w:proofErr w:type="spellStart"/>
-            <w:r>
-              <w:rPr>
-                <w:rFonts w:ascii="Courier New" w:eastAsia="Courier New" w:hAnsi="Courier New" w:cs="Courier New"/>
-                <w:color w:val="CCCCCC"/>
-                <w:sz w:val="19"/>
-                <w:szCs w:val="19"/>
-              </w:rPr>
-              <w:t>isbn</w:t>
-            </w:r>
-            <w:proofErr w:type="spellEnd"/>
-            <w:r>
-              <w:rPr>
-                <w:rFonts w:ascii="Courier New" w:eastAsia="Courier New" w:hAnsi="Courier New" w:cs="Courier New"/>
-                <w:color w:val="CCCCCC"/>
-                <w:sz w:val="19"/>
-                <w:szCs w:val="19"/>
-              </w:rPr>
-              <w:t>) ON DELETE RESTRICT</w:t>
-            </w:r>
-          </w:p>
-          <w:p>
-            <w:pPr>
-              <w:spacing w:before="14" w:after="14"/>
-            </w:pPr>
-            <w:r>
-              <w:rPr>
-                <w:rFonts w:ascii="Courier New" w:eastAsia="Courier New" w:hAnsi="Courier New" w:cs="Courier New"/>
-                <w:color w:val="6ED06E"/>
-                <w:sz w:val="19"/>
-                <w:szCs w:val="19"/>
-              </w:rPr>
-              <w:t>);</w:t>
-            </w:r>
-          </w:p>
-        </w:tc>
-      </w:tr>
-    </w:tbl>
     <w:p/>
     <w:p>
       <w:pPr>
@@ -3789,11 +2447,9 @@
       <w:r>
         <w:t xml:space="preserve"> das </w:t>
       </w:r>
-      <w:proofErr w:type="spellStart"/>
-      <w:r>
-        <w:t>historias</w:t>
-      </w:r>
-      <w:proofErr w:type="spellEnd"/>
+      <w:r>
+        <w:t>histórias</w:t>
+      </w:r>
       <w:r>
         <w:t xml:space="preserve"> de </w:t>
       </w:r>
@@ -3802,796 +2458,6 @@
       </w:r>
       <w:r>
         <w:t xml:space="preserve"> sejam atendidos.</w:t>
-      </w:r>
-    </w:p>
-    <w:p>
-      <w:pPr>
-        <w:pStyle w:val="Ttulo2"/>
-      </w:pPr>
-      <w:r>
-        <w:t xml:space="preserve">2.2 </w:t>
-      </w:r>
-      <w:r>
-        <w:t>Estratégia</w:t>
-      </w:r>
-      <w:r>
-        <w:t xml:space="preserve"> — </w:t>
-      </w:r>
-      <w:r>
-        <w:t>Pirâmide</w:t>
-      </w:r>
-      <w:r>
-        <w:t xml:space="preserve"> de Testes</w:t>
-      </w:r>
-    </w:p>
-    <w:tbl>
-      <w:tblPr>
-        <w:tblW w:w="9638" w:type="dxa"/>
-        <w:tblBorders>
-          <w:top w:val="single" w:sz="4" w:space="0" w:color="auto"/>
-          <w:left w:val="single" w:sz="4" w:space="0" w:color="auto"/>
-          <w:bottom w:val="single" w:sz="4" w:space="0" w:color="auto"/>
-          <w:right w:val="single" w:sz="4" w:space="0" w:color="auto"/>
-          <w:insideH w:val="single" w:sz="4" w:space="0" w:color="auto"/>
-          <w:insideV w:val="single" w:sz="4" w:space="0" w:color="auto"/>
-        </w:tblBorders>
-        <w:tblCellMar>
-          <w:left w:w="10" w:type="dxa"/>
-          <w:right w:w="10" w:type="dxa"/>
-        </w:tblCellMar>
-        <w:tblLook w:val="04A0" w:firstRow="1" w:lastRow="0" w:firstColumn="1" w:lastColumn="0" w:noHBand="0" w:noVBand="1"/>
-      </w:tblPr>
-      <w:tblGrid>
-        <w:gridCol w:w="2119"/>
-        <w:gridCol w:w="1928"/>
-        <w:gridCol w:w="2410"/>
-        <w:gridCol w:w="3181"/>
-      </w:tblGrid>
-      <w:tr>
-        <w:trPr>
-          <w:tblHeader/>
-        </w:trPr>
-        <w:tc>
-          <w:tcPr>
-            <w:tcW w:w="2120" w:type="dxa"/>
-            <w:tcBorders>
-              <w:top w:val="single" w:sz="4" w:space="0" w:color="1F3864"/>
-              <w:left w:val="single" w:sz="4" w:space="0" w:color="1F3864"/>
-              <w:bottom w:val="single" w:sz="4" w:space="0" w:color="1F3864"/>
-              <w:right w:val="single" w:sz="4" w:space="0" w:color="1F3864"/>
-            </w:tcBorders>
-            <w:shd w:val="clear" w:color="auto" w:fill="1F3864"/>
-            <w:tcMar>
-              <w:top w:w="100" w:type="dxa"/>
-              <w:left w:w="130" w:type="dxa"/>
-              <w:bottom w:w="100" w:type="dxa"/>
-              <w:right w:w="130" w:type="dxa"/>
-            </w:tcMar>
-            <w:vAlign w:val="center"/>
-          </w:tcPr>
-          <w:p>
-            <w:pPr>
-              <w:jc w:val="center"/>
-            </w:pPr>
-            <w:r>
-              <w:rPr>
-                <w:b/>
-                <w:bCs/>
-                <w:color w:val="FFFFFF"/>
-                <w:sz w:val="20"/>
-                <w:szCs w:val="20"/>
-              </w:rPr>
-              <w:t>Tipo</w:t>
-            </w:r>
-          </w:p>
-        </w:tc>
-        <w:tc>
-          <w:tcPr>
-            <w:tcW w:w="1928" w:type="dxa"/>
-            <w:tcBorders>
-              <w:top w:val="single" w:sz="4" w:space="0" w:color="1F3864"/>
-              <w:left w:val="single" w:sz="4" w:space="0" w:color="1F3864"/>
-              <w:bottom w:val="single" w:sz="4" w:space="0" w:color="1F3864"/>
-              <w:right w:val="single" w:sz="4" w:space="0" w:color="1F3864"/>
-            </w:tcBorders>
-            <w:shd w:val="clear" w:color="auto" w:fill="1F3864"/>
-            <w:tcMar>
-              <w:top w:w="100" w:type="dxa"/>
-              <w:left w:w="130" w:type="dxa"/>
-              <w:bottom w:w="100" w:type="dxa"/>
-              <w:right w:w="130" w:type="dxa"/>
-            </w:tcMar>
-            <w:vAlign w:val="center"/>
-          </w:tcPr>
-          <w:p>
-            <w:pPr>
-              <w:jc w:val="center"/>
-            </w:pPr>
-            <w:proofErr w:type="spellStart"/>
-            <w:r>
-              <w:rPr>
-                <w:b/>
-                <w:bCs/>
-                <w:color w:val="FFFFFF"/>
-                <w:sz w:val="20"/>
-                <w:szCs w:val="20"/>
-              </w:rPr>
-              <w:t>Qtd</w:t>
-            </w:r>
-            <w:proofErr w:type="spellEnd"/>
-            <w:r>
-              <w:rPr>
-                <w:b/>
-                <w:bCs/>
-                <w:color w:val="FFFFFF"/>
-                <w:sz w:val="20"/>
-                <w:szCs w:val="20"/>
-              </w:rPr>
-              <w:t>.</w:t>
-            </w:r>
-          </w:p>
-        </w:tc>
-        <w:tc>
-          <w:tcPr>
-            <w:tcW w:w="2410" w:type="dxa"/>
-            <w:tcBorders>
-              <w:top w:val="single" w:sz="4" w:space="0" w:color="1F3864"/>
-              <w:left w:val="single" w:sz="4" w:space="0" w:color="1F3864"/>
-              <w:bottom w:val="single" w:sz="4" w:space="0" w:color="1F3864"/>
-              <w:right w:val="single" w:sz="4" w:space="0" w:color="1F3864"/>
-            </w:tcBorders>
-            <w:shd w:val="clear" w:color="auto" w:fill="1F3864"/>
-            <w:tcMar>
-              <w:top w:w="100" w:type="dxa"/>
-              <w:left w:w="130" w:type="dxa"/>
-              <w:bottom w:w="100" w:type="dxa"/>
-              <w:right w:w="130" w:type="dxa"/>
-            </w:tcMar>
-            <w:vAlign w:val="center"/>
-          </w:tcPr>
-          <w:p>
-            <w:pPr>
-              <w:jc w:val="center"/>
-            </w:pPr>
-            <w:r>
-              <w:rPr>
-                <w:b/>
-                <w:bCs/>
-                <w:color w:val="FFFFFF"/>
-                <w:sz w:val="20"/>
-                <w:szCs w:val="20"/>
-              </w:rPr>
-              <w:t>Ferramenta</w:t>
-            </w:r>
-          </w:p>
-        </w:tc>
-        <w:tc>
-          <w:tcPr>
-            <w:tcW w:w="3181" w:type="dxa"/>
-            <w:tcBorders>
-              <w:top w:val="single" w:sz="4" w:space="0" w:color="1F3864"/>
-              <w:left w:val="single" w:sz="4" w:space="0" w:color="1F3864"/>
-              <w:bottom w:val="single" w:sz="4" w:space="0" w:color="1F3864"/>
-              <w:right w:val="single" w:sz="4" w:space="0" w:color="1F3864"/>
-            </w:tcBorders>
-            <w:shd w:val="clear" w:color="auto" w:fill="1F3864"/>
-            <w:tcMar>
-              <w:top w:w="100" w:type="dxa"/>
-              <w:left w:w="130" w:type="dxa"/>
-              <w:bottom w:w="100" w:type="dxa"/>
-              <w:right w:w="130" w:type="dxa"/>
-            </w:tcMar>
-            <w:vAlign w:val="center"/>
-          </w:tcPr>
-          <w:p>
-            <w:pPr>
-              <w:jc w:val="center"/>
-            </w:pPr>
-            <w:r>
-              <w:rPr>
-                <w:b/>
-                <w:bCs/>
-                <w:color w:val="FFFFFF"/>
-                <w:sz w:val="20"/>
-                <w:szCs w:val="20"/>
-              </w:rPr>
-              <w:t>Isolamento</w:t>
-            </w:r>
-          </w:p>
-        </w:tc>
-      </w:tr>
-      <w:tr>
-        <w:tc>
-          <w:tcPr>
-            <w:tcW w:w="2120" w:type="dxa"/>
-            <w:tcBorders>
-              <w:top w:val="single" w:sz="4" w:space="0" w:color="CCCCCC"/>
-              <w:left w:val="single" w:sz="4" w:space="0" w:color="CCCCCC"/>
-              <w:bottom w:val="single" w:sz="4" w:space="0" w:color="CCCCCC"/>
-              <w:right w:val="single" w:sz="4" w:space="0" w:color="CCCCCC"/>
-            </w:tcBorders>
-            <w:shd w:val="clear" w:color="auto" w:fill="FFFFFF"/>
-            <w:tcMar>
-              <w:top w:w="80" w:type="dxa"/>
-              <w:left w:w="130" w:type="dxa"/>
-              <w:bottom w:w="80" w:type="dxa"/>
-              <w:right w:w="130" w:type="dxa"/>
-            </w:tcMar>
-            <w:vAlign w:val="center"/>
-          </w:tcPr>
-          <w:p>
-            <w:r>
-              <w:rPr>
-                <w:sz w:val="20"/>
-                <w:szCs w:val="20"/>
-              </w:rPr>
-              <w:t>Unitário</w:t>
-            </w:r>
-          </w:p>
-        </w:tc>
-        <w:tc>
-          <w:tcPr>
-            <w:tcW w:w="1928" w:type="dxa"/>
-            <w:tcBorders>
-              <w:top w:val="single" w:sz="4" w:space="0" w:color="CCCCCC"/>
-              <w:left w:val="single" w:sz="4" w:space="0" w:color="CCCCCC"/>
-              <w:bottom w:val="single" w:sz="4" w:space="0" w:color="CCCCCC"/>
-              <w:right w:val="single" w:sz="4" w:space="0" w:color="CCCCCC"/>
-            </w:tcBorders>
-            <w:shd w:val="clear" w:color="auto" w:fill="FFFFFF"/>
-            <w:tcMar>
-              <w:top w:w="80" w:type="dxa"/>
-              <w:left w:w="130" w:type="dxa"/>
-              <w:bottom w:w="80" w:type="dxa"/>
-              <w:right w:w="130" w:type="dxa"/>
-            </w:tcMar>
-            <w:vAlign w:val="center"/>
-          </w:tcPr>
-          <w:p>
-            <w:r>
-              <w:rPr>
-                <w:sz w:val="20"/>
-                <w:szCs w:val="20"/>
-              </w:rPr>
-              <w:t xml:space="preserve">33 testes (30 corretos + 3 </w:t>
-            </w:r>
-            <w:proofErr w:type="spellStart"/>
-            <w:r>
-              <w:rPr>
-                <w:sz w:val="20"/>
-                <w:szCs w:val="20"/>
-              </w:rPr>
-              <w:t>prop</w:t>
-            </w:r>
-            <w:proofErr w:type="spellEnd"/>
-            <w:r>
-              <w:rPr>
-                <w:sz w:val="20"/>
-                <w:szCs w:val="20"/>
-              </w:rPr>
-              <w:t>.)</w:t>
-            </w:r>
-          </w:p>
-        </w:tc>
-        <w:tc>
-          <w:tcPr>
-            <w:tcW w:w="2410" w:type="dxa"/>
-            <w:tcBorders>
-              <w:top w:val="single" w:sz="4" w:space="0" w:color="CCCCCC"/>
-              <w:left w:val="single" w:sz="4" w:space="0" w:color="CCCCCC"/>
-              <w:bottom w:val="single" w:sz="4" w:space="0" w:color="CCCCCC"/>
-              <w:right w:val="single" w:sz="4" w:space="0" w:color="CCCCCC"/>
-            </w:tcBorders>
-            <w:shd w:val="clear" w:color="auto" w:fill="FFFFFF"/>
-            <w:tcMar>
-              <w:top w:w="80" w:type="dxa"/>
-              <w:left w:w="130" w:type="dxa"/>
-              <w:bottom w:w="80" w:type="dxa"/>
-              <w:right w:w="130" w:type="dxa"/>
-            </w:tcMar>
-            <w:vAlign w:val="center"/>
-          </w:tcPr>
-          <w:p>
-            <w:proofErr w:type="spellStart"/>
-            <w:r>
-              <w:rPr>
-                <w:sz w:val="20"/>
-                <w:szCs w:val="20"/>
-              </w:rPr>
-              <w:t>JUnit</w:t>
-            </w:r>
-            <w:proofErr w:type="spellEnd"/>
-            <w:r>
-              <w:rPr>
-                <w:sz w:val="20"/>
-                <w:szCs w:val="20"/>
-              </w:rPr>
-              <w:t xml:space="preserve"> 5</w:t>
-            </w:r>
-          </w:p>
-        </w:tc>
-        <w:tc>
-          <w:tcPr>
-            <w:tcW w:w="3181" w:type="dxa"/>
-            <w:tcBorders>
-              <w:top w:val="single" w:sz="4" w:space="0" w:color="CCCCCC"/>
-              <w:left w:val="single" w:sz="4" w:space="0" w:color="CCCCCC"/>
-              <w:bottom w:val="single" w:sz="4" w:space="0" w:color="CCCCCC"/>
-              <w:right w:val="single" w:sz="4" w:space="0" w:color="CCCCCC"/>
-            </w:tcBorders>
-            <w:shd w:val="clear" w:color="auto" w:fill="FFFFFF"/>
-            <w:tcMar>
-              <w:top w:w="80" w:type="dxa"/>
-              <w:left w:w="130" w:type="dxa"/>
-              <w:bottom w:w="80" w:type="dxa"/>
-              <w:right w:w="130" w:type="dxa"/>
-            </w:tcMar>
-            <w:vAlign w:val="center"/>
-          </w:tcPr>
-          <w:p>
-            <w:r>
-              <w:rPr>
-                <w:sz w:val="20"/>
-                <w:szCs w:val="20"/>
-              </w:rPr>
-              <w:t xml:space="preserve">Sem banco — objetos em </w:t>
-            </w:r>
-            <w:r>
-              <w:rPr>
-                <w:sz w:val="20"/>
-                <w:szCs w:val="20"/>
-              </w:rPr>
-              <w:t>memória</w:t>
-            </w:r>
-          </w:p>
-        </w:tc>
-      </w:tr>
-      <w:tr>
-        <w:tc>
-          <w:tcPr>
-            <w:tcW w:w="2120" w:type="dxa"/>
-            <w:tcBorders>
-              <w:top w:val="single" w:sz="4" w:space="0" w:color="CCCCCC"/>
-              <w:left w:val="single" w:sz="4" w:space="0" w:color="CCCCCC"/>
-              <w:bottom w:val="single" w:sz="4" w:space="0" w:color="CCCCCC"/>
-              <w:right w:val="single" w:sz="4" w:space="0" w:color="CCCCCC"/>
-            </w:tcBorders>
-            <w:shd w:val="clear" w:color="auto" w:fill="F5F5F5"/>
-            <w:tcMar>
-              <w:top w:w="80" w:type="dxa"/>
-              <w:left w:w="130" w:type="dxa"/>
-              <w:bottom w:w="80" w:type="dxa"/>
-              <w:right w:w="130" w:type="dxa"/>
-            </w:tcMar>
-            <w:vAlign w:val="center"/>
-          </w:tcPr>
-          <w:p>
-            <w:r>
-              <w:rPr>
-                <w:sz w:val="20"/>
-                <w:szCs w:val="20"/>
-              </w:rPr>
-              <w:t>Integração</w:t>
-            </w:r>
-          </w:p>
-        </w:tc>
-        <w:tc>
-          <w:tcPr>
-            <w:tcW w:w="1928" w:type="dxa"/>
-            <w:tcBorders>
-              <w:top w:val="single" w:sz="4" w:space="0" w:color="CCCCCC"/>
-              <w:left w:val="single" w:sz="4" w:space="0" w:color="CCCCCC"/>
-              <w:bottom w:val="single" w:sz="4" w:space="0" w:color="CCCCCC"/>
-              <w:right w:val="single" w:sz="4" w:space="0" w:color="CCCCCC"/>
-            </w:tcBorders>
-            <w:shd w:val="clear" w:color="auto" w:fill="F5F5F5"/>
-            <w:tcMar>
-              <w:top w:w="80" w:type="dxa"/>
-              <w:left w:w="130" w:type="dxa"/>
-              <w:bottom w:w="80" w:type="dxa"/>
-              <w:right w:w="130" w:type="dxa"/>
-            </w:tcMar>
-            <w:vAlign w:val="center"/>
-          </w:tcPr>
-          <w:p>
-            <w:r>
-              <w:rPr>
-                <w:sz w:val="20"/>
-                <w:szCs w:val="20"/>
-              </w:rPr>
-              <w:t>45 testes</w:t>
-            </w:r>
-          </w:p>
-        </w:tc>
-        <w:tc>
-          <w:tcPr>
-            <w:tcW w:w="2410" w:type="dxa"/>
-            <w:tcBorders>
-              <w:top w:val="single" w:sz="4" w:space="0" w:color="CCCCCC"/>
-              <w:left w:val="single" w:sz="4" w:space="0" w:color="CCCCCC"/>
-              <w:bottom w:val="single" w:sz="4" w:space="0" w:color="CCCCCC"/>
-              <w:right w:val="single" w:sz="4" w:space="0" w:color="CCCCCC"/>
-            </w:tcBorders>
-            <w:shd w:val="clear" w:color="auto" w:fill="F5F5F5"/>
-            <w:tcMar>
-              <w:top w:w="80" w:type="dxa"/>
-              <w:left w:w="130" w:type="dxa"/>
-              <w:bottom w:w="80" w:type="dxa"/>
-              <w:right w:w="130" w:type="dxa"/>
-            </w:tcMar>
-            <w:vAlign w:val="center"/>
-          </w:tcPr>
-          <w:p>
-            <w:proofErr w:type="spellStart"/>
-            <w:r>
-              <w:rPr>
-                <w:sz w:val="20"/>
-                <w:szCs w:val="20"/>
-              </w:rPr>
-              <w:t>JUnit</w:t>
-            </w:r>
-            <w:proofErr w:type="spellEnd"/>
-            <w:r>
-              <w:rPr>
-                <w:sz w:val="20"/>
-                <w:szCs w:val="20"/>
-              </w:rPr>
-              <w:t xml:space="preserve"> 5 + </w:t>
-            </w:r>
-            <w:proofErr w:type="spellStart"/>
-            <w:r>
-              <w:rPr>
-                <w:sz w:val="20"/>
-                <w:szCs w:val="20"/>
-              </w:rPr>
-              <w:t>SQLite</w:t>
-            </w:r>
-            <w:proofErr w:type="spellEnd"/>
-          </w:p>
-        </w:tc>
-        <w:tc>
-          <w:tcPr>
-            <w:tcW w:w="3181" w:type="dxa"/>
-            <w:tcBorders>
-              <w:top w:val="single" w:sz="4" w:space="0" w:color="CCCCCC"/>
-              <w:left w:val="single" w:sz="4" w:space="0" w:color="CCCCCC"/>
-              <w:bottom w:val="single" w:sz="4" w:space="0" w:color="CCCCCC"/>
-              <w:right w:val="single" w:sz="4" w:space="0" w:color="CCCCCC"/>
-            </w:tcBorders>
-            <w:shd w:val="clear" w:color="auto" w:fill="F5F5F5"/>
-            <w:tcMar>
-              <w:top w:w="80" w:type="dxa"/>
-              <w:left w:w="130" w:type="dxa"/>
-              <w:bottom w:w="80" w:type="dxa"/>
-              <w:right w:w="130" w:type="dxa"/>
-            </w:tcMar>
-            <w:vAlign w:val="center"/>
-          </w:tcPr>
-          <w:p>
-            <w:r>
-              <w:rPr>
-                <w:sz w:val="20"/>
-                <w:szCs w:val="20"/>
-              </w:rPr>
-              <w:t>Banco :</w:t>
-            </w:r>
-            <w:proofErr w:type="spellStart"/>
-            <w:r>
-              <w:rPr>
-                <w:sz w:val="20"/>
-                <w:szCs w:val="20"/>
-              </w:rPr>
-              <w:t>memory</w:t>
-            </w:r>
-            <w:proofErr w:type="spellEnd"/>
-            <w:r>
-              <w:rPr>
-                <w:sz w:val="20"/>
-                <w:szCs w:val="20"/>
-              </w:rPr>
-              <w:t xml:space="preserve">: criado e </w:t>
-            </w:r>
-            <w:r>
-              <w:rPr>
-                <w:sz w:val="20"/>
-                <w:szCs w:val="20"/>
-              </w:rPr>
-              <w:t>destruído</w:t>
-            </w:r>
-            <w:r>
-              <w:rPr>
-                <w:sz w:val="20"/>
-                <w:szCs w:val="20"/>
-              </w:rPr>
-              <w:t xml:space="preserve"> por classe</w:t>
-            </w:r>
-          </w:p>
-        </w:tc>
-      </w:tr>
-      <w:tr>
-        <w:tc>
-          <w:tcPr>
-            <w:tcW w:w="2120" w:type="dxa"/>
-            <w:tcBorders>
-              <w:top w:val="single" w:sz="4" w:space="0" w:color="CCCCCC"/>
-              <w:left w:val="single" w:sz="4" w:space="0" w:color="CCCCCC"/>
-              <w:bottom w:val="single" w:sz="4" w:space="0" w:color="CCCCCC"/>
-              <w:right w:val="single" w:sz="4" w:space="0" w:color="CCCCCC"/>
-            </w:tcBorders>
-            <w:shd w:val="clear" w:color="auto" w:fill="FFFFFF"/>
-            <w:tcMar>
-              <w:top w:w="80" w:type="dxa"/>
-              <w:left w:w="130" w:type="dxa"/>
-              <w:bottom w:w="80" w:type="dxa"/>
-              <w:right w:w="130" w:type="dxa"/>
-            </w:tcMar>
-            <w:vAlign w:val="center"/>
-          </w:tcPr>
-          <w:p>
-            <w:r>
-              <w:rPr>
-                <w:sz w:val="20"/>
-                <w:szCs w:val="20"/>
-              </w:rPr>
-              <w:t>API</w:t>
-            </w:r>
-          </w:p>
-        </w:tc>
-        <w:tc>
-          <w:tcPr>
-            <w:tcW w:w="1928" w:type="dxa"/>
-            <w:tcBorders>
-              <w:top w:val="single" w:sz="4" w:space="0" w:color="CCCCCC"/>
-              <w:left w:val="single" w:sz="4" w:space="0" w:color="CCCCCC"/>
-              <w:bottom w:val="single" w:sz="4" w:space="0" w:color="CCCCCC"/>
-              <w:right w:val="single" w:sz="4" w:space="0" w:color="CCCCCC"/>
-            </w:tcBorders>
-            <w:shd w:val="clear" w:color="auto" w:fill="FFFFFF"/>
-            <w:tcMar>
-              <w:top w:w="80" w:type="dxa"/>
-              <w:left w:w="130" w:type="dxa"/>
-              <w:bottom w:w="80" w:type="dxa"/>
-              <w:right w:w="130" w:type="dxa"/>
-            </w:tcMar>
-            <w:vAlign w:val="center"/>
-          </w:tcPr>
-          <w:p>
-            <w:r>
-              <w:rPr>
-                <w:sz w:val="20"/>
-                <w:szCs w:val="20"/>
-              </w:rPr>
-              <w:t xml:space="preserve">11 </w:t>
-            </w:r>
-            <w:proofErr w:type="spellStart"/>
-            <w:r>
-              <w:rPr>
-                <w:sz w:val="20"/>
-                <w:szCs w:val="20"/>
-              </w:rPr>
-              <w:t>req</w:t>
-            </w:r>
-            <w:proofErr w:type="spellEnd"/>
-            <w:r>
-              <w:rPr>
-                <w:sz w:val="20"/>
-                <w:szCs w:val="20"/>
-              </w:rPr>
-              <w:t xml:space="preserve"> / 22 </w:t>
-            </w:r>
-            <w:proofErr w:type="spellStart"/>
-            <w:r>
-              <w:rPr>
-                <w:sz w:val="20"/>
-                <w:szCs w:val="20"/>
-              </w:rPr>
-              <w:t>assert</w:t>
-            </w:r>
-            <w:proofErr w:type="spellEnd"/>
-            <w:r>
-              <w:rPr>
-                <w:sz w:val="20"/>
-                <w:szCs w:val="20"/>
-              </w:rPr>
-              <w:t>.</w:t>
-            </w:r>
-          </w:p>
-        </w:tc>
-        <w:tc>
-          <w:tcPr>
-            <w:tcW w:w="2410" w:type="dxa"/>
-            <w:tcBorders>
-              <w:top w:val="single" w:sz="4" w:space="0" w:color="CCCCCC"/>
-              <w:left w:val="single" w:sz="4" w:space="0" w:color="CCCCCC"/>
-              <w:bottom w:val="single" w:sz="4" w:space="0" w:color="CCCCCC"/>
-              <w:right w:val="single" w:sz="4" w:space="0" w:color="CCCCCC"/>
-            </w:tcBorders>
-            <w:shd w:val="clear" w:color="auto" w:fill="FFFFFF"/>
-            <w:tcMar>
-              <w:top w:w="80" w:type="dxa"/>
-              <w:left w:w="130" w:type="dxa"/>
-              <w:bottom w:w="80" w:type="dxa"/>
-              <w:right w:w="130" w:type="dxa"/>
-            </w:tcMar>
-            <w:vAlign w:val="center"/>
-          </w:tcPr>
-          <w:p>
-            <w:proofErr w:type="spellStart"/>
-            <w:r>
-              <w:rPr>
-                <w:sz w:val="20"/>
-                <w:szCs w:val="20"/>
-              </w:rPr>
-              <w:t>Postman</w:t>
-            </w:r>
-            <w:proofErr w:type="spellEnd"/>
-            <w:r>
-              <w:rPr>
-                <w:sz w:val="20"/>
-                <w:szCs w:val="20"/>
-              </w:rPr>
-              <w:t xml:space="preserve"> / Newman</w:t>
-            </w:r>
-          </w:p>
-        </w:tc>
-        <w:tc>
-          <w:tcPr>
-            <w:tcW w:w="3181" w:type="dxa"/>
-            <w:tcBorders>
-              <w:top w:val="single" w:sz="4" w:space="0" w:color="CCCCCC"/>
-              <w:left w:val="single" w:sz="4" w:space="0" w:color="CCCCCC"/>
-              <w:bottom w:val="single" w:sz="4" w:space="0" w:color="CCCCCC"/>
-              <w:right w:val="single" w:sz="4" w:space="0" w:color="CCCCCC"/>
-            </w:tcBorders>
-            <w:shd w:val="clear" w:color="auto" w:fill="FFFFFF"/>
-            <w:tcMar>
-              <w:top w:w="80" w:type="dxa"/>
-              <w:left w:w="130" w:type="dxa"/>
-              <w:bottom w:w="80" w:type="dxa"/>
-              <w:right w:w="130" w:type="dxa"/>
-            </w:tcMar>
-            <w:vAlign w:val="center"/>
-          </w:tcPr>
-          <w:p>
-            <w:r>
-              <w:rPr>
-                <w:sz w:val="20"/>
-                <w:szCs w:val="20"/>
-              </w:rPr>
-              <w:t>API rodando localmente em :8080</w:t>
-            </w:r>
-          </w:p>
-        </w:tc>
-      </w:tr>
-      <w:tr>
-        <w:tc>
-          <w:tcPr>
-            <w:tcW w:w="2120" w:type="dxa"/>
-            <w:tcBorders>
-              <w:top w:val="single" w:sz="4" w:space="0" w:color="CCCCCC"/>
-              <w:left w:val="single" w:sz="4" w:space="0" w:color="CCCCCC"/>
-              <w:bottom w:val="single" w:sz="4" w:space="0" w:color="CCCCCC"/>
-              <w:right w:val="single" w:sz="4" w:space="0" w:color="CCCCCC"/>
-            </w:tcBorders>
-            <w:shd w:val="clear" w:color="auto" w:fill="F5F5F5"/>
-            <w:tcMar>
-              <w:top w:w="80" w:type="dxa"/>
-              <w:left w:w="130" w:type="dxa"/>
-              <w:bottom w:w="80" w:type="dxa"/>
-              <w:right w:w="130" w:type="dxa"/>
-            </w:tcMar>
-            <w:vAlign w:val="center"/>
-          </w:tcPr>
-          <w:p>
-            <w:r>
-              <w:rPr>
-                <w:sz w:val="20"/>
-                <w:szCs w:val="20"/>
-              </w:rPr>
-              <w:t>E2E</w:t>
-            </w:r>
-          </w:p>
-        </w:tc>
-        <w:tc>
-          <w:tcPr>
-            <w:tcW w:w="1928" w:type="dxa"/>
-            <w:tcBorders>
-              <w:top w:val="single" w:sz="4" w:space="0" w:color="CCCCCC"/>
-              <w:left w:val="single" w:sz="4" w:space="0" w:color="CCCCCC"/>
-              <w:bottom w:val="single" w:sz="4" w:space="0" w:color="CCCCCC"/>
-              <w:right w:val="single" w:sz="4" w:space="0" w:color="CCCCCC"/>
-            </w:tcBorders>
-            <w:shd w:val="clear" w:color="auto" w:fill="F5F5F5"/>
-            <w:tcMar>
-              <w:top w:w="80" w:type="dxa"/>
-              <w:left w:w="130" w:type="dxa"/>
-              <w:bottom w:w="80" w:type="dxa"/>
-              <w:right w:w="130" w:type="dxa"/>
-            </w:tcMar>
-            <w:vAlign w:val="center"/>
-          </w:tcPr>
-          <w:p>
-            <w:r>
-              <w:rPr>
-                <w:sz w:val="20"/>
-                <w:szCs w:val="20"/>
-              </w:rPr>
-              <w:t xml:space="preserve">5 </w:t>
-            </w:r>
-            <w:proofErr w:type="spellStart"/>
-            <w:r>
-              <w:rPr>
-                <w:sz w:val="20"/>
-                <w:szCs w:val="20"/>
-              </w:rPr>
-              <w:t>cenarios</w:t>
-            </w:r>
-            <w:proofErr w:type="spellEnd"/>
-          </w:p>
-        </w:tc>
-        <w:tc>
-          <w:tcPr>
-            <w:tcW w:w="2410" w:type="dxa"/>
-            <w:tcBorders>
-              <w:top w:val="single" w:sz="4" w:space="0" w:color="CCCCCC"/>
-              <w:left w:val="single" w:sz="4" w:space="0" w:color="CCCCCC"/>
-              <w:bottom w:val="single" w:sz="4" w:space="0" w:color="CCCCCC"/>
-              <w:right w:val="single" w:sz="4" w:space="0" w:color="CCCCCC"/>
-            </w:tcBorders>
-            <w:shd w:val="clear" w:color="auto" w:fill="F5F5F5"/>
-            <w:tcMar>
-              <w:top w:w="80" w:type="dxa"/>
-              <w:left w:w="130" w:type="dxa"/>
-              <w:bottom w:w="80" w:type="dxa"/>
-              <w:right w:w="130" w:type="dxa"/>
-            </w:tcMar>
-            <w:vAlign w:val="center"/>
-          </w:tcPr>
-          <w:p>
-            <w:proofErr w:type="spellStart"/>
-            <w:r>
-              <w:rPr>
-                <w:sz w:val="20"/>
-                <w:szCs w:val="20"/>
-              </w:rPr>
-              <w:t>Playwright</w:t>
-            </w:r>
-            <w:proofErr w:type="spellEnd"/>
-          </w:p>
-        </w:tc>
-        <w:tc>
-          <w:tcPr>
-            <w:tcW w:w="3181" w:type="dxa"/>
-            <w:tcBorders>
-              <w:top w:val="single" w:sz="4" w:space="0" w:color="CCCCCC"/>
-              <w:left w:val="single" w:sz="4" w:space="0" w:color="CCCCCC"/>
-              <w:bottom w:val="single" w:sz="4" w:space="0" w:color="CCCCCC"/>
-              <w:right w:val="single" w:sz="4" w:space="0" w:color="CCCCCC"/>
-            </w:tcBorders>
-            <w:shd w:val="clear" w:color="auto" w:fill="F5F5F5"/>
-            <w:tcMar>
-              <w:top w:w="80" w:type="dxa"/>
-              <w:left w:w="130" w:type="dxa"/>
-              <w:bottom w:w="80" w:type="dxa"/>
-              <w:right w:w="130" w:type="dxa"/>
-            </w:tcMar>
-            <w:vAlign w:val="center"/>
-          </w:tcPr>
-          <w:p>
-            <w:r>
-              <w:rPr>
-                <w:sz w:val="20"/>
-                <w:szCs w:val="20"/>
-              </w:rPr>
-              <w:t>App rodando localmente em :3000</w:t>
-            </w:r>
-          </w:p>
-        </w:tc>
-      </w:tr>
-    </w:tbl>
-    <w:p>
-      <w:r>
-        <w:br w:type="page"/>
       </w:r>
     </w:p>
     <w:p>
@@ -4602,7 +2468,6 @@
         </w:pBdr>
       </w:pPr>
       <w:r>
-        <w:lastRenderedPageBreak/>
         <w:t xml:space="preserve">3. </w:t>
       </w:r>
       <w:r>
@@ -5952,7 +3817,7 @@
                     <pic:cNvPicPr/>
                   </pic:nvPicPr>
                   <pic:blipFill>
-                    <a:blip r:embed="rId8"/>
+                    <a:blip r:embed="rId7"/>
                     <a:stretch>
                       <a:fillRect/>
                     </a:stretch>
@@ -6032,7 +3897,7 @@
                     <pic:cNvPicPr/>
                   </pic:nvPicPr>
                   <pic:blipFill>
-                    <a:blip r:embed="rId9"/>
+                    <a:blip r:embed="rId8"/>
                     <a:stretch>
                       <a:fillRect/>
                     </a:stretch>
@@ -6075,7 +3940,7 @@
                     <pic:cNvPicPr/>
                   </pic:nvPicPr>
                   <pic:blipFill>
-                    <a:blip r:embed="rId10"/>
+                    <a:blip r:embed="rId9"/>
                     <a:stretch>
                       <a:fillRect/>
                     </a:stretch>
@@ -6118,7 +3983,7 @@
                     <pic:cNvPicPr/>
                   </pic:nvPicPr>
                   <pic:blipFill>
-                    <a:blip r:embed="rId11"/>
+                    <a:blip r:embed="rId10"/>
                     <a:stretch>
                       <a:fillRect/>
                     </a:stretch>
@@ -6162,7 +4027,7 @@
                     <pic:cNvPicPr/>
                   </pic:nvPicPr>
                   <pic:blipFill>
-                    <a:blip r:embed="rId12"/>
+                    <a:blip r:embed="rId11"/>
                     <a:stretch>
                       <a:fillRect/>
                     </a:stretch>
@@ -6225,7 +4090,7 @@
                     <pic:cNvPicPr/>
                   </pic:nvPicPr>
                   <pic:blipFill>
-                    <a:blip r:embed="rId13"/>
+                    <a:blip r:embed="rId12"/>
                     <a:stretch>
                       <a:fillRect/>
                     </a:stretch>
@@ -6268,7 +4133,7 @@
                     <pic:cNvPicPr/>
                   </pic:nvPicPr>
                   <pic:blipFill>
-                    <a:blip r:embed="rId14"/>
+                    <a:blip r:embed="rId13"/>
                     <a:stretch>
                       <a:fillRect/>
                     </a:stretch>
@@ -6312,7 +4177,7 @@
                     <pic:cNvPicPr/>
                   </pic:nvPicPr>
                   <pic:blipFill>
-                    <a:blip r:embed="rId15"/>
+                    <a:blip r:embed="rId14"/>
                     <a:stretch>
                       <a:fillRect/>
                     </a:stretch>
@@ -6355,7 +4220,7 @@
                     <pic:cNvPicPr/>
                   </pic:nvPicPr>
                   <pic:blipFill>
-                    <a:blip r:embed="rId16"/>
+                    <a:blip r:embed="rId15"/>
                     <a:stretch>
                       <a:fillRect/>
                     </a:stretch>
@@ -6397,7 +4262,7 @@
                     <pic:cNvPicPr/>
                   </pic:nvPicPr>
                   <pic:blipFill>
-                    <a:blip r:embed="rId17"/>
+                    <a:blip r:embed="rId16"/>
                     <a:stretch>
                       <a:fillRect/>
                     </a:stretch>
